--- a/logs/성환/기말보고서_1.docx
+++ b/logs/성환/기말보고서_1.docx
@@ -151,65 +151,63 @@
           <w:sz w:val="24"/>
           <w:szCs w:val="24"/>
         </w:rPr>
-        <w:t xml:space="preserve">1.1 </w:t>
-      </w:r>
-      <w:proofErr w:type="spellStart"/>
-      <w:r>
+        <w:t>1.1 RoLA</w:t>
+      </w:r>
+    </w:p>
+    <w:p>
+      <w:pPr>
+        <w:ind w:firstLineChars="200" w:firstLine="480"/>
         <w:rPr>
           <w:sz w:val="24"/>
           <w:szCs w:val="24"/>
         </w:rPr>
-        <w:t>RoLA</w:t>
-      </w:r>
-      <w:proofErr w:type="spellEnd"/>
-    </w:p>
-    <w:p>
-      <w:pPr>
-        <w:ind w:firstLineChars="200" w:firstLine="480"/>
+      </w:pPr>
+      <w:r>
         <w:rPr>
           <w:sz w:val="24"/>
           <w:szCs w:val="24"/>
         </w:rPr>
-      </w:pPr>
-      <w:r>
+        <w:t>1.2 Instruction Tuning</w:t>
+      </w:r>
+    </w:p>
+    <w:p>
+      <w:pPr>
+        <w:ind w:firstLineChars="200" w:firstLine="480"/>
         <w:rPr>
           <w:sz w:val="24"/>
           <w:szCs w:val="24"/>
         </w:rPr>
-        <w:t>1.2 Instruction Tuning</w:t>
-      </w:r>
-    </w:p>
-    <w:p>
-      <w:pPr>
-        <w:ind w:firstLineChars="200" w:firstLine="480"/>
-        <w:rPr>
-          <w:rFonts w:hint="eastAsia"/>
+      </w:pPr>
+      <w:r>
+        <w:rPr>
           <w:sz w:val="24"/>
           <w:szCs w:val="24"/>
         </w:rPr>
-      </w:pPr>
-      <w:r>
-        <w:rPr>
+        <w:t xml:space="preserve">1.3 Task-specific Head </w:t>
+      </w:r>
+      <w:r>
+        <w:rPr>
+          <w:rFonts w:hint="eastAsia"/>
           <w:sz w:val="24"/>
           <w:szCs w:val="24"/>
         </w:rPr>
-        <w:t xml:space="preserve">1.3 Task-specific Head </w:t>
-      </w:r>
-      <w:r>
-        <w:rPr>
-          <w:rFonts w:hint="eastAsia"/>
+        <w:t>추가 및 튜닝 방식</w:t>
+      </w:r>
+    </w:p>
+    <w:p>
+      <w:pPr>
+        <w:ind w:firstLineChars="200" w:firstLine="480"/>
+        <w:rPr>
           <w:sz w:val="24"/>
           <w:szCs w:val="24"/>
         </w:rPr>
-        <w:t>추가 및 튜닝 방식</w:t>
-      </w:r>
-      <w:r>
-        <w:rPr>
-          <w:rFonts w:hint="eastAsia"/>
+      </w:pPr>
+      <w:r>
+        <w:rPr>
           <w:sz w:val="24"/>
           <w:szCs w:val="24"/>
         </w:rPr>
-        <w:t xml:space="preserve"> &lt;- </w:t>
+        <w:t xml:space="preserve">1.4 </w:t>
       </w:r>
       <w:r>
         <w:rPr>
@@ -217,12 +215,11 @@
           <w:sz w:val="24"/>
           <w:szCs w:val="24"/>
         </w:rPr>
-        <w:t>님 파트</w:t>
-      </w:r>
-    </w:p>
-    <w:p>
-      <w:pPr>
-        <w:ind w:firstLineChars="200" w:firstLine="480"/>
+        <w:t>Distillation</w:t>
+      </w:r>
+    </w:p>
+    <w:p>
+      <w:pPr>
         <w:rPr>
           <w:sz w:val="24"/>
           <w:szCs w:val="24"/>
@@ -233,37 +230,36 @@
           <w:sz w:val="24"/>
           <w:szCs w:val="24"/>
         </w:rPr>
-        <w:t xml:space="preserve">1.4 </w:t>
-      </w:r>
-      <w:r>
-        <w:rPr>
-          <w:rFonts w:hint="eastAsia"/>
+        <w:t>2. Task</w:t>
+      </w:r>
+    </w:p>
+    <w:p>
+      <w:pPr>
+        <w:ind w:firstLineChars="200" w:firstLine="480"/>
+        <w:rPr>
           <w:sz w:val="24"/>
           <w:szCs w:val="24"/>
         </w:rPr>
-        <w:t>Distillation</w:t>
-      </w:r>
-    </w:p>
-    <w:p>
-      <w:pPr>
+      </w:pPr>
+      <w:r>
         <w:rPr>
           <w:sz w:val="24"/>
           <w:szCs w:val="24"/>
         </w:rPr>
-      </w:pPr>
+        <w:t xml:space="preserve">2.1 </w:t>
+      </w:r>
       <w:r>
         <w:rPr>
           <w:sz w:val="24"/>
           <w:szCs w:val="24"/>
         </w:rPr>
-        <w:t>2. Task</w:t>
+        <w:t>Sentiment Analysis</w:t>
       </w:r>
     </w:p>
     <w:p>
       <w:pPr>
         <w:ind w:firstLineChars="200" w:firstLine="480"/>
         <w:rPr>
-          <w:rFonts w:hint="eastAsia"/>
           <w:sz w:val="24"/>
           <w:szCs w:val="24"/>
         </w:rPr>
@@ -273,7 +269,7 @@
           <w:sz w:val="24"/>
           <w:szCs w:val="24"/>
         </w:rPr>
-        <w:t xml:space="preserve">2.1 </w:t>
+        <w:tab/>
       </w:r>
       <w:r>
         <w:rPr>
@@ -281,7 +277,7 @@
           <w:sz w:val="24"/>
           <w:szCs w:val="24"/>
         </w:rPr>
-        <w:t>나중에</w:t>
+        <w:t xml:space="preserve">2.1.1 </w:t>
       </w:r>
       <w:r>
         <w:rPr>
@@ -289,73 +285,72 @@
           <w:sz w:val="24"/>
           <w:szCs w:val="24"/>
         </w:rPr>
-        <w:t xml:space="preserve"> &lt;- </w:t>
-      </w:r>
-      <w:r>
+        <w:t>모델 구조 및 튜닝 방식</w:t>
+      </w:r>
+    </w:p>
+    <w:p>
+      <w:pPr>
+        <w:ind w:firstLineChars="200" w:firstLine="480"/>
         <w:rPr>
           <w:rFonts w:hint="eastAsia"/>
           <w:sz w:val="24"/>
           <w:szCs w:val="24"/>
         </w:rPr>
-        <w:t>(</w:t>
-      </w:r>
-      <w:r>
-        <w:rPr>
-          <w:rFonts w:hint="eastAsia"/>
+      </w:pPr>
+      <w:r>
+        <w:rPr>
           <w:sz w:val="24"/>
           <w:szCs w:val="24"/>
         </w:rPr>
-        <w:t xml:space="preserve">해주시면 </w:t>
-      </w:r>
-      <w:proofErr w:type="gramStart"/>
+        <w:tab/>
+      </w:r>
       <w:r>
         <w:rPr>
           <w:rFonts w:hint="eastAsia"/>
           <w:sz w:val="24"/>
           <w:szCs w:val="24"/>
         </w:rPr>
-        <w:t>감사..</w:t>
-      </w:r>
-      <w:proofErr w:type="gramEnd"/>
-      <w:r>
-        <w:rPr>
-          <w:rFonts w:hint="eastAsia"/>
+        <w:t>2.1.2 결과</w:t>
+      </w:r>
+    </w:p>
+    <w:p>
+      <w:pPr>
+        <w:ind w:firstLineChars="200" w:firstLine="480"/>
+        <w:rPr>
           <w:sz w:val="24"/>
           <w:szCs w:val="24"/>
         </w:rPr>
-        <w:t>)</w:t>
-      </w:r>
-    </w:p>
-    <w:p>
-      <w:pPr>
-        <w:ind w:firstLineChars="200" w:firstLine="480"/>
+      </w:pPr>
+      <w:r>
         <w:rPr>
           <w:sz w:val="24"/>
           <w:szCs w:val="24"/>
         </w:rPr>
-      </w:pPr>
-      <w:r>
-        <w:rPr>
+        <w:t xml:space="preserve">2.2 </w:t>
+      </w:r>
+      <w:r>
+        <w:rPr>
+          <w:rFonts w:hint="eastAsia"/>
           <w:sz w:val="24"/>
           <w:szCs w:val="24"/>
         </w:rPr>
-        <w:t xml:space="preserve">2.2 </w:t>
-      </w:r>
-      <w:r>
-        <w:rPr>
-          <w:rFonts w:hint="eastAsia"/>
+        <w:t>paraphrase detection</w:t>
+      </w:r>
+    </w:p>
+    <w:p>
+      <w:pPr>
+        <w:ind w:firstLineChars="200" w:firstLine="480"/>
+        <w:rPr>
           <w:sz w:val="24"/>
           <w:szCs w:val="24"/>
         </w:rPr>
-        <w:t>나중에</w:t>
-      </w:r>
-      <w:r>
-        <w:rPr>
-          <w:rFonts w:hint="eastAsia"/>
+      </w:pPr>
+      <w:r>
+        <w:rPr>
           <w:sz w:val="24"/>
           <w:szCs w:val="24"/>
         </w:rPr>
-        <w:t xml:space="preserve"> &lt;- </w:t>
+        <w:tab/>
       </w:r>
       <w:r>
         <w:rPr>
@@ -363,7 +358,7 @@
           <w:sz w:val="24"/>
           <w:szCs w:val="24"/>
         </w:rPr>
-        <w:t>님 파트</w:t>
+        <w:t>2.2.1 서론 및 튜닝 방식</w:t>
       </w:r>
     </w:p>
     <w:p>
@@ -379,81 +374,80 @@
           <w:sz w:val="24"/>
           <w:szCs w:val="24"/>
         </w:rPr>
-        <w:t>2.3 Sonnet Generation</w:t>
-      </w:r>
-    </w:p>
-    <w:p>
-      <w:pPr>
-        <w:ind w:firstLineChars="400" w:firstLine="960"/>
-        <w:rPr>
+        <w:tab/>
+      </w:r>
+      <w:r>
+        <w:rPr>
+          <w:rFonts w:hint="eastAsia"/>
           <w:sz w:val="24"/>
           <w:szCs w:val="24"/>
         </w:rPr>
-      </w:pPr>
-      <w:r>
-        <w:rPr>
+        <w:t>2.2.2 결과</w:t>
+      </w:r>
+    </w:p>
+    <w:p>
+      <w:pPr>
+        <w:ind w:firstLineChars="200" w:firstLine="480"/>
+        <w:rPr>
+          <w:rFonts w:hint="eastAsia"/>
           <w:sz w:val="24"/>
           <w:szCs w:val="24"/>
         </w:rPr>
-        <w:t xml:space="preserve">2.3.1 </w:t>
-      </w:r>
-      <w:r>
-        <w:rPr>
-          <w:rFonts w:hint="eastAsia"/>
+      </w:pPr>
+      <w:r>
+        <w:rPr>
           <w:sz w:val="24"/>
           <w:szCs w:val="24"/>
         </w:rPr>
-        <w:t>모델 구조 및 튜닝 방식</w:t>
-      </w:r>
-    </w:p>
-    <w:p>
-      <w:pPr>
-        <w:ind w:firstLineChars="400" w:firstLine="960"/>
-        <w:rPr>
+        <w:tab/>
+      </w:r>
+      <w:r>
+        <w:rPr>
+          <w:rFonts w:hint="eastAsia"/>
           <w:sz w:val="24"/>
           <w:szCs w:val="24"/>
         </w:rPr>
-      </w:pPr>
-      <w:r>
-        <w:rPr>
-          <w:rFonts w:hint="eastAsia"/>
+        <w:t>2.2.3 실패한 실험</w:t>
+      </w:r>
+    </w:p>
+    <w:p>
+      <w:pPr>
+        <w:ind w:firstLineChars="200" w:firstLine="480"/>
+        <w:rPr>
           <w:sz w:val="24"/>
           <w:szCs w:val="24"/>
         </w:rPr>
-        <w:t xml:space="preserve">2.3.2 </w:t>
-      </w:r>
-      <w:r>
-        <w:rPr>
-          <w:rFonts w:hint="eastAsia"/>
+      </w:pPr>
+      <w:r>
+        <w:rPr>
           <w:sz w:val="24"/>
           <w:szCs w:val="24"/>
         </w:rPr>
-        <w:t>실험</w:t>
-      </w:r>
-      <w:r>
-        <w:rPr>
-          <w:rFonts w:hint="eastAsia"/>
+        <w:t>2.3 Sonnet Generation</w:t>
+      </w:r>
+    </w:p>
+    <w:p>
+      <w:pPr>
+        <w:ind w:firstLineChars="400" w:firstLine="960"/>
+        <w:rPr>
           <w:sz w:val="24"/>
           <w:szCs w:val="24"/>
         </w:rPr>
-        <w:t>_1</w:t>
-      </w:r>
-    </w:p>
-    <w:p>
-      <w:pPr>
-        <w:ind w:firstLineChars="400" w:firstLine="960"/>
+      </w:pPr>
+      <w:r>
         <w:rPr>
           <w:sz w:val="24"/>
           <w:szCs w:val="24"/>
         </w:rPr>
-      </w:pPr>
+        <w:t xml:space="preserve">2.3.1 </w:t>
+      </w:r>
       <w:r>
         <w:rPr>
           <w:rFonts w:hint="eastAsia"/>
           <w:sz w:val="24"/>
           <w:szCs w:val="24"/>
         </w:rPr>
-        <w:t>2.3.2 실험_2</w:t>
+        <w:t>모델 구조 및 튜닝 방식</w:t>
       </w:r>
     </w:p>
     <w:p>
@@ -466,100 +460,99 @@
       </w:pPr>
       <w:r>
         <w:rPr>
+          <w:rFonts w:hint="eastAsia"/>
           <w:sz w:val="24"/>
           <w:szCs w:val="24"/>
         </w:rPr>
-        <w:t>2.3.4 Client’s Manual (사용자 매뉴얼)</w:t>
-      </w:r>
-    </w:p>
-    <w:p>
-      <w:pPr>
-        <w:ind w:firstLineChars="400" w:firstLine="960"/>
-        <w:rPr>
+        <w:t xml:space="preserve">2.3.2 </w:t>
+      </w:r>
+      <w:r>
+        <w:rPr>
+          <w:rFonts w:hint="eastAsia"/>
           <w:sz w:val="24"/>
           <w:szCs w:val="24"/>
         </w:rPr>
-      </w:pPr>
+        <w:t>실험</w:t>
+      </w:r>
       <w:r>
         <w:rPr>
           <w:rFonts w:hint="eastAsia"/>
           <w:sz w:val="24"/>
           <w:szCs w:val="24"/>
         </w:rPr>
-        <w:t>2.3.</w:t>
-      </w:r>
-      <w:r>
-        <w:rPr>
-          <w:rFonts w:hint="eastAsia"/>
+        <w:t>_1</w:t>
+      </w:r>
+    </w:p>
+    <w:p>
+      <w:pPr>
+        <w:ind w:firstLineChars="400" w:firstLine="960"/>
+        <w:rPr>
           <w:sz w:val="24"/>
           <w:szCs w:val="24"/>
         </w:rPr>
-        <w:t>5</w:t>
-      </w:r>
+      </w:pPr>
       <w:r>
         <w:rPr>
           <w:rFonts w:hint="eastAsia"/>
           <w:sz w:val="24"/>
           <w:szCs w:val="24"/>
         </w:rPr>
-        <w:t xml:space="preserve"> </w:t>
-      </w:r>
-      <w:r>
-        <w:rPr>
-          <w:rFonts w:hint="eastAsia"/>
+        <w:t>2.3.2 실험_2</w:t>
+      </w:r>
+    </w:p>
+    <w:p>
+      <w:pPr>
+        <w:ind w:firstLineChars="400" w:firstLine="960"/>
+        <w:rPr>
           <w:sz w:val="24"/>
           <w:szCs w:val="24"/>
         </w:rPr>
-        <w:t>코드 분석</w:t>
-      </w:r>
-    </w:p>
-    <w:p>
-      <w:r>
-        <w:rPr>
-          <w:rFonts w:hint="eastAsia"/>
-        </w:rPr>
-        <w:t xml:space="preserve"> ## </w:t>
-      </w:r>
-      <w:proofErr w:type="spellStart"/>
-      <w:r>
-        <w:rPr>
-          <w:rFonts w:hint="eastAsia"/>
-        </w:rPr>
-        <w:t>gpt</w:t>
-      </w:r>
-      <w:proofErr w:type="spellEnd"/>
-      <w:r>
-        <w:rPr>
-          <w:rFonts w:hint="eastAsia"/>
-        </w:rPr>
-        <w:t xml:space="preserve"> backbone에 대해선 굳이 하지 말자.</w:t>
-      </w:r>
-    </w:p>
-    <w:p>
-      <w:r>
-        <w:t>T</w:t>
-      </w:r>
-      <w:r>
-        <w:rPr>
-          <w:rFonts w:hint="eastAsia"/>
-        </w:rPr>
-        <w:t>ask에 대해서만 기술해도 충분할듯</w:t>
-      </w:r>
-    </w:p>
-    <w:p>
-      <w:pPr>
-        <w:widowControl/>
-        <w:wordWrap/>
-        <w:autoSpaceDE/>
-        <w:autoSpaceDN/>
-        <w:jc w:val="left"/>
-      </w:pPr>
-      <w:r>
-        <w:br w:type="page"/>
-      </w:r>
-    </w:p>
-    <w:p>
-      <w:pPr>
+      </w:pPr>
+      <w:r>
+        <w:rPr>
+          <w:rFonts w:hint="eastAsia"/>
+          <w:sz w:val="24"/>
+          <w:szCs w:val="24"/>
+        </w:rPr>
+        <w:lastRenderedPageBreak/>
+        <w:t>2.3.</w:t>
+      </w:r>
+      <w:r>
+        <w:rPr>
+          <w:rFonts w:hint="eastAsia"/>
+          <w:sz w:val="24"/>
+          <w:szCs w:val="24"/>
+        </w:rPr>
+        <w:t>5</w:t>
+      </w:r>
+      <w:r>
+        <w:rPr>
+          <w:rFonts w:hint="eastAsia"/>
+          <w:sz w:val="24"/>
+          <w:szCs w:val="24"/>
+        </w:rPr>
+        <w:t xml:space="preserve"> </w:t>
+      </w:r>
+      <w:r>
+        <w:rPr>
+          <w:rFonts w:hint="eastAsia"/>
+          <w:sz w:val="24"/>
+          <w:szCs w:val="24"/>
+        </w:rPr>
+        <w:t>코드 분</w:t>
+      </w:r>
+      <w:r>
+        <w:rPr>
+          <w:rFonts w:hint="eastAsia"/>
+          <w:sz w:val="24"/>
+          <w:szCs w:val="24"/>
+        </w:rPr>
+        <w:t>석</w:t>
+      </w:r>
+    </w:p>
+    <w:p>
+      <w:pPr>
+        <w:jc w:val="center"/>
         <w:rPr>
           <w:sz w:val="28"/>
           <w:szCs w:val="28"/>
@@ -571,7 +564,6 @@
           <w:sz w:val="28"/>
           <w:szCs w:val="28"/>
         </w:rPr>
-        <w:lastRenderedPageBreak/>
         <w:t># 1. 사용한 기법</w:t>
       </w:r>
     </w:p>
@@ -587,17 +579,8 @@
           <w:sz w:val="24"/>
           <w:szCs w:val="24"/>
         </w:rPr>
-        <w:t xml:space="preserve"># 1.1 </w:t>
-      </w:r>
-      <w:proofErr w:type="spellStart"/>
-      <w:r>
-        <w:rPr>
-          <w:sz w:val="24"/>
-          <w:szCs w:val="24"/>
-        </w:rPr>
-        <w:t>RoLA</w:t>
-      </w:r>
-      <w:proofErr w:type="spellEnd"/>
+        <w:t># 1.1 RoLA</w:t>
+      </w:r>
     </w:p>
     <w:p>
       <w:pPr>
@@ -608,7 +591,6 @@
           <w:szCs w:val="20"/>
         </w:rPr>
       </w:pPr>
-      <w:proofErr w:type="spellStart"/>
       <w:r>
         <w:rPr>
           <w:rFonts w:eastAsiaTheme="minorHAnsi"/>
@@ -616,127 +598,109 @@
           <w:bCs/>
           <w:szCs w:val="20"/>
         </w:rPr>
-        <w:t>LoRA</w:t>
-      </w:r>
-      <w:proofErr w:type="spellEnd"/>
-      <w:r>
+        <w:t>LoRA (Low-Rank Adaptation) 기본 원리</w:t>
+      </w:r>
+    </w:p>
+    <w:p>
+      <w:pPr>
+        <w:ind w:firstLineChars="100" w:firstLine="200"/>
+        <w:rPr>
+          <w:rFonts w:eastAsiaTheme="minorHAnsi"/>
+          <w:szCs w:val="20"/>
+        </w:rPr>
+      </w:pPr>
+      <w:r>
+        <w:rPr>
+          <w:rFonts w:eastAsiaTheme="minorHAnsi"/>
+          <w:szCs w:val="20"/>
+        </w:rPr>
+        <w:t>LoRA는 대규모 모델 전체를 fine-tuning 하는 경우 발생하는 과도한 학습 비용과 GPU 메모리 사용 문제를 해결하기 위해 제안된 기법</w:t>
+      </w:r>
+      <w:r>
+        <w:rPr>
+          <w:rFonts w:eastAsiaTheme="minorHAnsi" w:hint="eastAsia"/>
+          <w:szCs w:val="20"/>
+        </w:rPr>
+        <w:t>이</w:t>
+      </w:r>
+      <w:r>
+        <w:rPr>
+          <w:rFonts w:eastAsiaTheme="minorHAnsi"/>
+          <w:szCs w:val="20"/>
+        </w:rPr>
+        <w:t>다. 기존의 모델 weight를 그대로 보존한 채, 여기에 low-rank 행렬 두 개(A, B)를 덧붙이는 방식으로 작동</w:t>
+      </w:r>
+      <w:r>
+        <w:rPr>
+          <w:rFonts w:eastAsiaTheme="minorHAnsi" w:hint="eastAsia"/>
+          <w:szCs w:val="20"/>
+        </w:rPr>
+        <w:t>한</w:t>
+      </w:r>
+      <w:r>
+        <w:rPr>
+          <w:rFonts w:eastAsiaTheme="minorHAnsi"/>
+          <w:szCs w:val="20"/>
+        </w:rPr>
+        <w:t>다. 이 방식은 특히 Transformer의 self-attention 구조 내 Q, K, V projection layer에 효과적</w:t>
+      </w:r>
+      <w:r>
+        <w:rPr>
+          <w:rFonts w:eastAsiaTheme="minorHAnsi" w:hint="eastAsia"/>
+          <w:szCs w:val="20"/>
+        </w:rPr>
+        <w:t>이</w:t>
+      </w:r>
+      <w:r>
+        <w:rPr>
+          <w:rFonts w:eastAsiaTheme="minorHAnsi"/>
+          <w:szCs w:val="20"/>
+        </w:rPr>
+        <w:t>다</w:t>
+      </w:r>
+      <w:r>
+        <w:rPr>
+          <w:rFonts w:eastAsiaTheme="minorHAnsi" w:hint="eastAsia"/>
+          <w:szCs w:val="20"/>
+        </w:rPr>
+        <w:t>.</w:t>
+      </w:r>
+    </w:p>
+    <w:p>
+      <w:pPr>
+        <w:rPr>
+          <w:rFonts w:eastAsiaTheme="minorHAnsi"/>
+          <w:szCs w:val="20"/>
+        </w:rPr>
+      </w:pPr>
+    </w:p>
+    <w:p>
+      <w:pPr>
         <w:rPr>
           <w:rFonts w:eastAsiaTheme="minorHAnsi"/>
           <w:b/>
           <w:bCs/>
           <w:szCs w:val="20"/>
         </w:rPr>
-        <w:t xml:space="preserve"> (Low-Rank Adaptation) 기본 원리</w:t>
-      </w:r>
-    </w:p>
-    <w:p>
-      <w:pPr>
-        <w:ind w:firstLineChars="100" w:firstLine="200"/>
-        <w:rPr>
-          <w:rFonts w:eastAsiaTheme="minorHAnsi"/>
-          <w:szCs w:val="20"/>
-        </w:rPr>
-      </w:pPr>
-      <w:proofErr w:type="spellStart"/>
-      <w:r>
-        <w:rPr>
-          <w:rFonts w:eastAsiaTheme="minorHAnsi"/>
-          <w:szCs w:val="20"/>
-        </w:rPr>
-        <w:t>LoRA</w:t>
-      </w:r>
-      <w:proofErr w:type="spellEnd"/>
-      <w:r>
-        <w:rPr>
-          <w:rFonts w:eastAsiaTheme="minorHAnsi"/>
-          <w:szCs w:val="20"/>
-        </w:rPr>
-        <w:t>는 대규모 모델 전체를 fine-tuning 하는 경우 발생하는 과도한 학습 비용과 GPU 메모리 사용 문제를 해결하기 위해 제안된 기법</w:t>
-      </w:r>
-      <w:r>
-        <w:rPr>
-          <w:rFonts w:eastAsiaTheme="minorHAnsi" w:hint="eastAsia"/>
-          <w:szCs w:val="20"/>
-        </w:rPr>
-        <w:t>이</w:t>
-      </w:r>
-      <w:r>
-        <w:rPr>
-          <w:rFonts w:eastAsiaTheme="minorHAnsi"/>
-          <w:szCs w:val="20"/>
-        </w:rPr>
-        <w:t>다. 기존의 모델 weight를 그대로 보존한 채, 여기에 low-rank 행렬 두 개(A, B)를 덧붙이는 방식으로 작동</w:t>
-      </w:r>
-      <w:r>
-        <w:rPr>
-          <w:rFonts w:eastAsiaTheme="minorHAnsi" w:hint="eastAsia"/>
-          <w:szCs w:val="20"/>
-        </w:rPr>
-        <w:t>한</w:t>
-      </w:r>
-      <w:r>
-        <w:rPr>
-          <w:rFonts w:eastAsiaTheme="minorHAnsi"/>
-          <w:szCs w:val="20"/>
-        </w:rPr>
-        <w:t xml:space="preserve">다. 이 방식은 특히 Transformer의 self-attention 구조 내 Q, K, V projection layer에 </w:t>
-      </w:r>
-      <w:proofErr w:type="gramStart"/>
-      <w:r>
-        <w:rPr>
-          <w:rFonts w:eastAsiaTheme="minorHAnsi"/>
-          <w:szCs w:val="20"/>
-        </w:rPr>
-        <w:t>효과적</w:t>
-      </w:r>
-      <w:r>
-        <w:rPr>
-          <w:rFonts w:eastAsiaTheme="minorHAnsi" w:hint="eastAsia"/>
-          <w:szCs w:val="20"/>
-        </w:rPr>
-        <w:t>이</w:t>
-      </w:r>
-      <w:r>
-        <w:rPr>
-          <w:rFonts w:eastAsiaTheme="minorHAnsi"/>
-          <w:szCs w:val="20"/>
-        </w:rPr>
-        <w:t>다</w:t>
-      </w:r>
-      <w:r>
-        <w:rPr>
-          <w:rFonts w:eastAsiaTheme="minorHAnsi" w:hint="eastAsia"/>
-          <w:szCs w:val="20"/>
-        </w:rPr>
-        <w:t>.</w:t>
-      </w:r>
-      <w:r>
-        <w:rPr>
-          <w:rFonts w:eastAsiaTheme="minorHAnsi" w:hint="eastAsia"/>
-          <w:szCs w:val="20"/>
-        </w:rPr>
-        <w:t>oi</w:t>
-      </w:r>
-      <w:proofErr w:type="gramEnd"/>
-    </w:p>
-    <w:p>
-      <w:pPr>
-        <w:rPr>
-          <w:rFonts w:eastAsiaTheme="minorHAnsi"/>
-          <w:szCs w:val="20"/>
-        </w:rPr>
-      </w:pPr>
-    </w:p>
-    <w:p>
-      <w:pPr>
+      </w:pPr>
+      <w:r>
         <w:rPr>
           <w:rFonts w:eastAsiaTheme="minorHAnsi"/>
           <w:b/>
           <w:bCs/>
           <w:szCs w:val="20"/>
         </w:rPr>
-      </w:pPr>
-      <w:proofErr w:type="spellStart"/>
+        <w:t>LoRA</w:t>
+      </w:r>
+      <w:r>
+        <w:rPr>
+          <w:rFonts w:eastAsiaTheme="minorHAnsi" w:hint="eastAsia"/>
+          <w:b/>
+          <w:bCs/>
+          <w:szCs w:val="20"/>
+        </w:rPr>
+        <w:t xml:space="preserve"> </w:t>
+      </w:r>
       <w:r>
         <w:rPr>
           <w:rFonts w:eastAsiaTheme="minorHAnsi"/>
@@ -744,253 +708,198 @@
           <w:bCs/>
           <w:szCs w:val="20"/>
         </w:rPr>
-        <w:t>LoRA</w:t>
-      </w:r>
-      <w:proofErr w:type="spellEnd"/>
+        <w:t>수식</w:t>
+      </w:r>
+    </w:p>
+    <w:p>
+      <w:pPr>
+        <w:ind w:firstLineChars="100" w:firstLine="200"/>
+        <w:rPr>
+          <w:rFonts w:eastAsiaTheme="minorHAnsi"/>
+          <w:szCs w:val="20"/>
+        </w:rPr>
+      </w:pPr>
+      <w:r>
+        <w:rPr>
+          <w:rFonts w:eastAsiaTheme="minorHAnsi"/>
+          <w:szCs w:val="20"/>
+        </w:rPr>
+        <w:t>W_eff = W + (α / r) * (B @ A)</w:t>
+      </w:r>
+    </w:p>
+    <w:p>
+      <w:pPr>
+        <w:rPr>
+          <w:rFonts w:eastAsiaTheme="minorHAnsi"/>
+          <w:szCs w:val="20"/>
+        </w:rPr>
+      </w:pPr>
       <w:r>
         <w:rPr>
           <w:rFonts w:eastAsiaTheme="minorHAnsi" w:hint="eastAsia"/>
-          <w:b/>
-          <w:bCs/>
+          <w:szCs w:val="20"/>
+        </w:rPr>
+        <w:t>W</w:t>
+      </w:r>
+      <w:r>
+        <w:rPr>
+          <w:rFonts w:eastAsiaTheme="minorHAnsi"/>
+          <w:szCs w:val="20"/>
+        </w:rPr>
+        <w:t>: 기존 가중치 (학습되지 않음</w:t>
+      </w:r>
+      <w:r>
+        <w:rPr>
+          <w:rFonts w:eastAsiaTheme="minorHAnsi" w:hint="eastAsia"/>
+          <w:szCs w:val="20"/>
+        </w:rPr>
+        <w:t xml:space="preserve">), </w:t>
+      </w:r>
+      <w:r>
+        <w:rPr>
+          <w:rFonts w:eastAsiaTheme="minorHAnsi"/>
+          <w:szCs w:val="20"/>
+        </w:rPr>
+        <w:t xml:space="preserve">A ∈ </w:t>
+      </w:r>
+      <w:r>
+        <w:rPr>
+          <w:rFonts w:ascii="Cambria Math" w:eastAsiaTheme="minorHAnsi" w:hAnsi="Cambria Math" w:cs="Cambria Math"/>
+          <w:szCs w:val="20"/>
+        </w:rPr>
+        <w:t>ℝ</w:t>
+      </w:r>
+      <w:r>
+        <w:rPr>
+          <w:rFonts w:eastAsiaTheme="minorHAnsi"/>
+          <w:szCs w:val="20"/>
+        </w:rPr>
+        <w:t xml:space="preserve">^{r </w:t>
+      </w:r>
+      <w:r>
+        <w:rPr>
+          <w:rFonts w:eastAsiaTheme="minorHAnsi" w:cs="맑은 고딕" w:hint="eastAsia"/>
+          <w:szCs w:val="20"/>
+        </w:rPr>
+        <w:t>×</w:t>
+      </w:r>
+      <w:r>
+        <w:rPr>
+          <w:rFonts w:eastAsiaTheme="minorHAnsi"/>
+          <w:szCs w:val="20"/>
+        </w:rPr>
+        <w:t xml:space="preserve"> d}, B </w:t>
+      </w:r>
+      <w:r>
+        <w:rPr>
+          <w:rFonts w:eastAsiaTheme="minorHAnsi" w:cs="맑은 고딕" w:hint="eastAsia"/>
+          <w:szCs w:val="20"/>
+        </w:rPr>
+        <w:t>∈</w:t>
+      </w:r>
+      <w:r>
+        <w:rPr>
+          <w:rFonts w:eastAsiaTheme="minorHAnsi"/>
           <w:szCs w:val="20"/>
         </w:rPr>
         <w:t xml:space="preserve"> </w:t>
       </w:r>
       <w:r>
+        <w:rPr>
+          <w:rFonts w:ascii="Cambria Math" w:eastAsiaTheme="minorHAnsi" w:hAnsi="Cambria Math" w:cs="Cambria Math"/>
+          <w:szCs w:val="20"/>
+        </w:rPr>
+        <w:t>ℝ</w:t>
+      </w:r>
+      <w:r>
+        <w:rPr>
+          <w:rFonts w:eastAsiaTheme="minorHAnsi"/>
+          <w:szCs w:val="20"/>
+        </w:rPr>
+        <w:t xml:space="preserve">^{d </w:t>
+      </w:r>
+      <w:r>
+        <w:rPr>
+          <w:rFonts w:eastAsiaTheme="minorHAnsi" w:cs="맑은 고딕" w:hint="eastAsia"/>
+          <w:szCs w:val="20"/>
+        </w:rPr>
+        <w:t>×</w:t>
+      </w:r>
+      <w:r>
+        <w:rPr>
+          <w:rFonts w:eastAsiaTheme="minorHAnsi"/>
+          <w:szCs w:val="20"/>
+        </w:rPr>
+        <w:t xml:space="preserve"> r</w:t>
+      </w:r>
+      <w:r>
+        <w:rPr>
+          <w:rFonts w:eastAsiaTheme="minorHAnsi" w:hint="eastAsia"/>
+          <w:szCs w:val="20"/>
+        </w:rPr>
+        <w:t>}</w:t>
+      </w:r>
+      <w:r>
+        <w:rPr>
+          <w:rFonts w:eastAsiaTheme="minorHAnsi" w:hint="eastAsia"/>
+          <w:szCs w:val="20"/>
+        </w:rPr>
+        <w:t xml:space="preserve">, </w:t>
+      </w:r>
+      <w:r>
+        <w:rPr>
+          <w:rFonts w:eastAsiaTheme="minorHAnsi"/>
+          <w:szCs w:val="20"/>
+        </w:rPr>
+        <w:t>α</w:t>
+      </w:r>
+      <w:r>
+        <w:rPr>
+          <w:rFonts w:eastAsiaTheme="minorHAnsi"/>
+          <w:szCs w:val="20"/>
+        </w:rPr>
+        <w:t>: scaling factor</w:t>
+      </w:r>
+      <w:r>
+        <w:rPr>
+          <w:rFonts w:eastAsiaTheme="minorHAnsi" w:hint="eastAsia"/>
+          <w:szCs w:val="20"/>
+        </w:rPr>
+        <w:t>, r</w:t>
+      </w:r>
+      <w:r>
+        <w:rPr>
+          <w:rFonts w:eastAsiaTheme="minorHAnsi"/>
+          <w:szCs w:val="20"/>
+        </w:rPr>
+        <w:t>: rank (보통 4~8 정도)</w:t>
+      </w:r>
+    </w:p>
+    <w:p>
+      <w:pPr>
+        <w:rPr>
+          <w:rFonts w:eastAsiaTheme="minorHAnsi"/>
+          <w:szCs w:val="20"/>
+        </w:rPr>
+      </w:pPr>
+    </w:p>
+    <w:p>
+      <w:pPr>
         <w:rPr>
           <w:rFonts w:eastAsiaTheme="minorHAnsi"/>
           <w:b/>
           <w:bCs/>
           <w:szCs w:val="20"/>
         </w:rPr>
-        <w:t>수식</w:t>
-      </w:r>
-    </w:p>
-    <w:p>
-      <w:pPr>
-        <w:ind w:firstLineChars="100" w:firstLine="200"/>
-        <w:rPr>
-          <w:rFonts w:eastAsiaTheme="minorHAnsi"/>
-          <w:szCs w:val="20"/>
-        </w:rPr>
-      </w:pPr>
-      <w:proofErr w:type="spellStart"/>
-      <w:r>
-        <w:rPr>
-          <w:rFonts w:eastAsiaTheme="minorHAnsi"/>
-          <w:szCs w:val="20"/>
-        </w:rPr>
-        <w:t>W_eff</w:t>
-      </w:r>
-      <w:proofErr w:type="spellEnd"/>
-      <w:r>
-        <w:rPr>
-          <w:rFonts w:eastAsiaTheme="minorHAnsi"/>
-          <w:szCs w:val="20"/>
-        </w:rPr>
-        <w:t xml:space="preserve"> = W + (α / r) * (</w:t>
-      </w:r>
-      <w:proofErr w:type="gramStart"/>
-      <w:r>
-        <w:rPr>
-          <w:rFonts w:eastAsiaTheme="minorHAnsi"/>
-          <w:szCs w:val="20"/>
-        </w:rPr>
-        <w:t>B @</w:t>
-      </w:r>
-      <w:proofErr w:type="gramEnd"/>
-      <w:r>
-        <w:rPr>
-          <w:rFonts w:eastAsiaTheme="minorHAnsi"/>
-          <w:szCs w:val="20"/>
-        </w:rPr>
-        <w:t xml:space="preserve"> A)</w:t>
-      </w:r>
-    </w:p>
-    <w:p>
-      <w:pPr>
-        <w:rPr>
-          <w:rFonts w:eastAsiaTheme="minorHAnsi"/>
-          <w:szCs w:val="20"/>
-        </w:rPr>
-      </w:pPr>
-      <w:r>
-        <w:rPr>
-          <w:rFonts w:eastAsiaTheme="minorHAnsi" w:hint="eastAsia"/>
-          <w:szCs w:val="20"/>
-        </w:rPr>
-        <w:t>W</w:t>
-      </w:r>
-      <w:r>
-        <w:rPr>
-          <w:rFonts w:eastAsiaTheme="minorHAnsi"/>
-          <w:szCs w:val="20"/>
-        </w:rPr>
-        <w:t>: 기존 가중치 (학습되지 않음</w:t>
-      </w:r>
-      <w:r>
-        <w:rPr>
-          <w:rFonts w:eastAsiaTheme="minorHAnsi" w:hint="eastAsia"/>
-          <w:szCs w:val="20"/>
-        </w:rPr>
-        <w:t xml:space="preserve">), </w:t>
-      </w:r>
-      <w:r>
-        <w:rPr>
-          <w:rFonts w:eastAsiaTheme="minorHAnsi"/>
-          <w:szCs w:val="20"/>
-        </w:rPr>
-        <w:t xml:space="preserve">A ∈ </w:t>
-      </w:r>
-      <w:r>
-        <w:rPr>
-          <w:rFonts w:ascii="Cambria Math" w:eastAsiaTheme="minorHAnsi" w:hAnsi="Cambria Math" w:cs="Cambria Math"/>
-          <w:szCs w:val="20"/>
-        </w:rPr>
-        <w:t>ℝ</w:t>
-      </w:r>
-      <w:r>
-        <w:rPr>
-          <w:rFonts w:eastAsiaTheme="minorHAnsi"/>
-          <w:szCs w:val="20"/>
-        </w:rPr>
-        <w:t xml:space="preserve">^{r </w:t>
-      </w:r>
-      <w:r>
-        <w:rPr>
-          <w:rFonts w:eastAsiaTheme="minorHAnsi" w:cs="맑은 고딕" w:hint="eastAsia"/>
-          <w:szCs w:val="20"/>
-        </w:rPr>
-        <w:t>×</w:t>
-      </w:r>
-      <w:r>
-        <w:rPr>
-          <w:rFonts w:eastAsiaTheme="minorHAnsi"/>
-          <w:szCs w:val="20"/>
-        </w:rPr>
-        <w:t xml:space="preserve"> d}, B </w:t>
-      </w:r>
-      <w:r>
-        <w:rPr>
-          <w:rFonts w:eastAsiaTheme="minorHAnsi" w:cs="맑은 고딕" w:hint="eastAsia"/>
-          <w:szCs w:val="20"/>
-        </w:rPr>
-        <w:t>∈</w:t>
-      </w:r>
-      <w:r>
-        <w:rPr>
-          <w:rFonts w:eastAsiaTheme="minorHAnsi"/>
-          <w:szCs w:val="20"/>
-        </w:rPr>
-        <w:t xml:space="preserve"> </w:t>
-      </w:r>
-      <w:r>
-        <w:rPr>
-          <w:rFonts w:ascii="Cambria Math" w:eastAsiaTheme="minorHAnsi" w:hAnsi="Cambria Math" w:cs="Cambria Math"/>
-          <w:szCs w:val="20"/>
-        </w:rPr>
-        <w:t>ℝ</w:t>
-      </w:r>
-      <w:r>
-        <w:rPr>
-          <w:rFonts w:eastAsiaTheme="minorHAnsi"/>
-          <w:szCs w:val="20"/>
-        </w:rPr>
-        <w:t xml:space="preserve">^{d </w:t>
-      </w:r>
-      <w:r>
-        <w:rPr>
-          <w:rFonts w:eastAsiaTheme="minorHAnsi" w:cs="맑은 고딕" w:hint="eastAsia"/>
-          <w:szCs w:val="20"/>
-        </w:rPr>
-        <w:t>×</w:t>
-      </w:r>
-      <w:r>
-        <w:rPr>
-          <w:rFonts w:eastAsiaTheme="minorHAnsi"/>
-          <w:szCs w:val="20"/>
-        </w:rPr>
-        <w:t xml:space="preserve"> r</w:t>
-      </w:r>
-      <w:r>
-        <w:rPr>
-          <w:rFonts w:eastAsiaTheme="minorHAnsi" w:hint="eastAsia"/>
-          <w:szCs w:val="20"/>
-        </w:rPr>
-        <w:t>}</w:t>
-      </w:r>
-      <w:r>
-        <w:rPr>
-          <w:rFonts w:eastAsiaTheme="minorHAnsi" w:hint="eastAsia"/>
-          <w:szCs w:val="20"/>
-        </w:rPr>
-        <w:t xml:space="preserve">, </w:t>
-      </w:r>
-      <w:r>
-        <w:rPr>
-          <w:rFonts w:eastAsiaTheme="minorHAnsi"/>
-          <w:szCs w:val="20"/>
-        </w:rPr>
-        <w:t>α</w:t>
-      </w:r>
-      <w:r>
-        <w:rPr>
-          <w:rFonts w:eastAsiaTheme="minorHAnsi"/>
-          <w:szCs w:val="20"/>
-        </w:rPr>
-        <w:t>: scaling factor</w:t>
-      </w:r>
-      <w:r>
-        <w:rPr>
-          <w:rFonts w:eastAsiaTheme="minorHAnsi" w:hint="eastAsia"/>
-          <w:szCs w:val="20"/>
-        </w:rPr>
-        <w:t>, r</w:t>
-      </w:r>
-      <w:r>
-        <w:rPr>
-          <w:rFonts w:eastAsiaTheme="minorHAnsi"/>
-          <w:szCs w:val="20"/>
-        </w:rPr>
-        <w:t>: rank (보통 4~8 정도)</w:t>
-      </w:r>
-    </w:p>
-    <w:p>
-      <w:pPr>
-        <w:rPr>
-          <w:rFonts w:eastAsiaTheme="minorHAnsi"/>
-          <w:szCs w:val="20"/>
-        </w:rPr>
-      </w:pPr>
-    </w:p>
-    <w:p>
-      <w:pPr>
+      </w:pPr>
+      <w:r>
         <w:rPr>
           <w:rFonts w:eastAsiaTheme="minorHAnsi"/>
           <w:b/>
           <w:bCs/>
           <w:szCs w:val="20"/>
         </w:rPr>
-      </w:pPr>
-      <w:proofErr w:type="spellStart"/>
-      <w:r>
-        <w:rPr>
-          <w:rFonts w:eastAsiaTheme="minorHAnsi"/>
-          <w:b/>
-          <w:bCs/>
-          <w:szCs w:val="20"/>
-        </w:rPr>
-        <w:t>LoRALinear</w:t>
-      </w:r>
-      <w:proofErr w:type="spellEnd"/>
-      <w:r>
-        <w:rPr>
-          <w:rFonts w:eastAsiaTheme="minorHAnsi"/>
-          <w:b/>
-          <w:bCs/>
-          <w:szCs w:val="20"/>
-        </w:rPr>
-        <w:t xml:space="preserve"> 클래스 구성 및 설명</w:t>
+        <w:t>LoRALinear 클래스 구성 및 설명</w:t>
       </w:r>
     </w:p>
     <w:p>
@@ -1054,37 +963,12 @@
           <w:szCs w:val="20"/>
         </w:rPr>
       </w:pPr>
-      <w:proofErr w:type="spellStart"/>
       <w:r>
         <w:rPr>
           <w:rFonts w:eastAsiaTheme="minorHAnsi"/>
           <w:szCs w:val="20"/>
         </w:rPr>
-        <w:t>in_features</w:t>
-      </w:r>
-      <w:proofErr w:type="spellEnd"/>
-      <w:r>
-        <w:rPr>
-          <w:rFonts w:eastAsiaTheme="minorHAnsi"/>
-          <w:szCs w:val="20"/>
-        </w:rPr>
-        <w:t xml:space="preserve">, </w:t>
-      </w:r>
-      <w:proofErr w:type="spellStart"/>
-      <w:r>
-        <w:rPr>
-          <w:rFonts w:eastAsiaTheme="minorHAnsi"/>
-          <w:szCs w:val="20"/>
-        </w:rPr>
-        <w:t>out_features</w:t>
-      </w:r>
-      <w:proofErr w:type="spellEnd"/>
-      <w:r>
-        <w:rPr>
-          <w:rFonts w:eastAsiaTheme="minorHAnsi"/>
-          <w:szCs w:val="20"/>
-        </w:rPr>
-        <w:t>: 입력 및 출력 차원</w:t>
+        <w:t>in_features, out_features: 입력 및 출력 차원</w:t>
       </w:r>
     </w:p>
     <w:p>
@@ -1143,23 +1027,7 @@
           <w:rFonts w:eastAsiaTheme="minorHAnsi"/>
           <w:szCs w:val="20"/>
         </w:rPr>
-        <w:t xml:space="preserve">출력을 </w:t>
-      </w:r>
-      <w:proofErr w:type="spellStart"/>
-      <w:r>
-        <w:rPr>
-          <w:rFonts w:eastAsiaTheme="minorHAnsi"/>
-          <w:szCs w:val="20"/>
-        </w:rPr>
-        <w:t>스케일링하여</w:t>
-      </w:r>
-      <w:proofErr w:type="spellEnd"/>
-      <w:r>
-        <w:rPr>
-          <w:rFonts w:eastAsiaTheme="minorHAnsi"/>
-          <w:szCs w:val="20"/>
-        </w:rPr>
-        <w:t xml:space="preserve"> 학습 안정성을 조절하는 계수</w:t>
+        <w:t>출력을 스케일링하여 학습 안정성을 조절하는 계수</w:t>
       </w:r>
     </w:p>
     <w:p>
@@ -1178,23 +1046,7 @@
           <w:rFonts w:eastAsiaTheme="minorHAnsi"/>
           <w:szCs w:val="20"/>
         </w:rPr>
-        <w:t xml:space="preserve">weight: 기존 모델에서 가져온 가중치. </w:t>
-      </w:r>
-      <w:proofErr w:type="spellStart"/>
-      <w:r>
-        <w:rPr>
-          <w:rFonts w:eastAsiaTheme="minorHAnsi"/>
-          <w:szCs w:val="20"/>
-        </w:rPr>
-        <w:t>requires_grad</w:t>
-      </w:r>
-      <w:proofErr w:type="spellEnd"/>
-      <w:r>
-        <w:rPr>
-          <w:rFonts w:eastAsiaTheme="minorHAnsi"/>
-          <w:szCs w:val="20"/>
-        </w:rPr>
-        <w:t>=False로 설정하여 학습되지 않음</w:t>
+        <w:t>weight: 기존 모델에서 가져온 가중치. requires_grad=False로 설정하여 학습되지 않음</w:t>
       </w:r>
     </w:p>
     <w:p>
@@ -1213,23 +1065,7 @@
           <w:rFonts w:eastAsiaTheme="minorHAnsi"/>
           <w:szCs w:val="20"/>
         </w:rPr>
-        <w:t xml:space="preserve">A, B: 학습 대상이 되는 파라미터로, </w:t>
-      </w:r>
-      <w:proofErr w:type="spellStart"/>
-      <w:r>
-        <w:rPr>
-          <w:rFonts w:eastAsiaTheme="minorHAnsi"/>
-          <w:szCs w:val="20"/>
-        </w:rPr>
-        <w:t>LoRA</w:t>
-      </w:r>
-      <w:proofErr w:type="spellEnd"/>
-      <w:r>
-        <w:rPr>
-          <w:rFonts w:eastAsiaTheme="minorHAnsi"/>
-          <w:szCs w:val="20"/>
-        </w:rPr>
-        <w:t xml:space="preserve"> 방식의 핵심</w:t>
+        <w:t>A, B: 학습 대상이 되는 파라미터로, LoRA 방식의 핵심</w:t>
       </w:r>
     </w:p>
     <w:p>
@@ -1273,37 +1109,12 @@
           <w:szCs w:val="20"/>
         </w:rPr>
       </w:pPr>
-      <w:proofErr w:type="spellStart"/>
       <w:r>
         <w:rPr>
           <w:rFonts w:eastAsiaTheme="minorHAnsi"/>
           <w:szCs w:val="20"/>
         </w:rPr>
-        <w:t>delta_W</w:t>
-      </w:r>
-      <w:proofErr w:type="spellEnd"/>
-      <w:r>
-        <w:rPr>
-          <w:rFonts w:eastAsiaTheme="minorHAnsi"/>
-          <w:szCs w:val="20"/>
-        </w:rPr>
-        <w:t xml:space="preserve"> = B @ A: low-rank </w:t>
-      </w:r>
-      <w:proofErr w:type="spellStart"/>
-      <w:r>
-        <w:rPr>
-          <w:rFonts w:eastAsiaTheme="minorHAnsi"/>
-          <w:szCs w:val="20"/>
-        </w:rPr>
-        <w:t>보정값</w:t>
-      </w:r>
-      <w:proofErr w:type="spellEnd"/>
-      <w:r>
-        <w:rPr>
-          <w:rFonts w:eastAsiaTheme="minorHAnsi"/>
-          <w:szCs w:val="20"/>
-        </w:rPr>
-        <w:t xml:space="preserve"> 계산</w:t>
+        <w:t>delta_W = B @ A: low-rank 보정값 계산</w:t>
       </w:r>
     </w:p>
     <w:p>
@@ -1317,53 +1128,12 @@
           <w:szCs w:val="20"/>
         </w:rPr>
       </w:pPr>
-      <w:proofErr w:type="spellStart"/>
       <w:r>
         <w:rPr>
           <w:rFonts w:eastAsiaTheme="minorHAnsi"/>
           <w:szCs w:val="20"/>
         </w:rPr>
-        <w:t>W_eff</w:t>
-      </w:r>
-      <w:proofErr w:type="spellEnd"/>
-      <w:r>
-        <w:rPr>
-          <w:rFonts w:eastAsiaTheme="minorHAnsi"/>
-          <w:szCs w:val="20"/>
-        </w:rPr>
-        <w:t xml:space="preserve"> = W + (</w:t>
-      </w:r>
-      <w:proofErr w:type="gramStart"/>
-      <w:r>
-        <w:rPr>
-          <w:rFonts w:eastAsiaTheme="minorHAnsi"/>
-          <w:szCs w:val="20"/>
-        </w:rPr>
-        <w:t>alpha /</w:t>
-      </w:r>
-      <w:proofErr w:type="gramEnd"/>
-      <w:r>
-        <w:rPr>
-          <w:rFonts w:eastAsiaTheme="minorHAnsi"/>
-          <w:szCs w:val="20"/>
-        </w:rPr>
-        <w:t xml:space="preserve"> r) * </w:t>
-      </w:r>
-      <w:proofErr w:type="spellStart"/>
-      <w:r>
-        <w:rPr>
-          <w:rFonts w:eastAsiaTheme="minorHAnsi"/>
-          <w:szCs w:val="20"/>
-        </w:rPr>
-        <w:t>delta_W</w:t>
-      </w:r>
-      <w:proofErr w:type="spellEnd"/>
-      <w:r>
-        <w:rPr>
-          <w:rFonts w:eastAsiaTheme="minorHAnsi"/>
-          <w:szCs w:val="20"/>
-        </w:rPr>
-        <w:t>: 실제 적용될 가중치</w:t>
+        <w:t>W_eff = W + (alpha / r) * delta_W: 실제 적용될 가중치</w:t>
       </w:r>
     </w:p>
     <w:p>
@@ -1377,57 +1147,13 @@
           <w:szCs w:val="20"/>
         </w:rPr>
       </w:pPr>
-      <w:proofErr w:type="spellStart"/>
-      <w:proofErr w:type="gramStart"/>
       <w:r>
         <w:rPr>
           <w:rFonts w:eastAsiaTheme="minorHAnsi"/>
           <w:szCs w:val="20"/>
         </w:rPr>
-        <w:t>F.linear</w:t>
-      </w:r>
-      <w:proofErr w:type="spellEnd"/>
-      <w:proofErr w:type="gramEnd"/>
-      <w:r>
-        <w:rPr>
-          <w:rFonts w:eastAsiaTheme="minorHAnsi"/>
-          <w:szCs w:val="20"/>
-        </w:rPr>
-        <w:t xml:space="preserve">(x, </w:t>
-      </w:r>
-      <w:proofErr w:type="spellStart"/>
-      <w:r>
-        <w:rPr>
-          <w:rFonts w:eastAsiaTheme="minorHAnsi"/>
-          <w:szCs w:val="20"/>
-        </w:rPr>
-        <w:t>W_eff</w:t>
-      </w:r>
-      <w:proofErr w:type="spellEnd"/>
-      <w:r>
-        <w:rPr>
-          <w:rFonts w:eastAsiaTheme="minorHAnsi"/>
-          <w:szCs w:val="20"/>
-        </w:rPr>
-        <w:t xml:space="preserve">): </w:t>
-      </w:r>
-      <w:proofErr w:type="spellStart"/>
-      <w:proofErr w:type="gramStart"/>
-      <w:r>
-        <w:rPr>
-          <w:rFonts w:eastAsiaTheme="minorHAnsi"/>
-          <w:szCs w:val="20"/>
-        </w:rPr>
-        <w:t>nn.Linear</w:t>
-      </w:r>
-      <w:proofErr w:type="spellEnd"/>
-      <w:proofErr w:type="gramEnd"/>
-      <w:r>
-        <w:rPr>
-          <w:rFonts w:eastAsiaTheme="minorHAnsi"/>
-          <w:szCs w:val="20"/>
-        </w:rPr>
-        <w:t>와 동일한 방식으로 입력 x에 대해 선형 변환 수행</w:t>
+        <w:lastRenderedPageBreak/>
+        <w:t>F.linear(x, W_eff): nn.Linear와 동일한 방식으로 입력 x에 대해 선형 변환 수행</w:t>
       </w:r>
     </w:p>
     <w:p>
@@ -1446,7 +1172,6 @@
           <w:bCs/>
           <w:szCs w:val="20"/>
         </w:rPr>
-        <w:lastRenderedPageBreak/>
         <w:t>다른</w:t>
       </w:r>
       <w:r>
@@ -1498,130 +1223,50 @@
           <w:rFonts w:eastAsiaTheme="minorHAnsi"/>
           <w:szCs w:val="20"/>
         </w:rPr>
+        <w:t xml:space="preserve">- convert_to_lora </w:t>
+      </w:r>
+      <w:r>
+        <w:rPr>
+          <w:rFonts w:eastAsiaTheme="minorHAnsi" w:hint="eastAsia"/>
+          <w:szCs w:val="20"/>
+        </w:rPr>
+        <w:t>메서드를</w:t>
+      </w:r>
+      <w:r>
+        <w:rPr>
+          <w:rFonts w:eastAsiaTheme="minorHAnsi" w:hint="eastAsia"/>
+          <w:szCs w:val="20"/>
+        </w:rPr>
+        <w:t xml:space="preserve"> </w:t>
+      </w:r>
+      <w:r>
+        <w:rPr>
+          <w:rFonts w:eastAsiaTheme="minorHAnsi"/>
+          <w:szCs w:val="20"/>
+        </w:rPr>
+        <w:t>통해 기존 모델 구조에 손쉽게 LoRA를 적용할 수 있어 재활용성이 높다.</w:t>
+      </w:r>
+    </w:p>
+    <w:p>
+      <w:pPr>
+        <w:rPr>
+          <w:rFonts w:eastAsiaTheme="minorHAnsi"/>
+          <w:szCs w:val="20"/>
+        </w:rPr>
+      </w:pPr>
+      <w:r>
+        <w:rPr>
+          <w:rFonts w:eastAsiaTheme="minorHAnsi" w:hint="eastAsia"/>
+          <w:szCs w:val="20"/>
+        </w:rPr>
         <w:t xml:space="preserve">- </w:t>
       </w:r>
-      <w:proofErr w:type="spellStart"/>
       <w:r>
         <w:rPr>
           <w:rFonts w:eastAsiaTheme="minorHAnsi"/>
           <w:szCs w:val="20"/>
         </w:rPr>
-        <w:t>convert_to_lora</w:t>
-      </w:r>
-      <w:proofErr w:type="spellEnd"/>
-      <w:r>
-        <w:rPr>
-          <w:rFonts w:eastAsiaTheme="minorHAnsi"/>
-          <w:szCs w:val="20"/>
-        </w:rPr>
-        <w:t xml:space="preserve"> </w:t>
-      </w:r>
-      <w:r>
-        <w:rPr>
-          <w:rFonts w:eastAsiaTheme="minorHAnsi" w:hint="eastAsia"/>
-          <w:szCs w:val="20"/>
-        </w:rPr>
-        <w:t>메서드를</w:t>
-      </w:r>
-      <w:r>
-        <w:rPr>
-          <w:rFonts w:eastAsiaTheme="minorHAnsi" w:hint="eastAsia"/>
-          <w:szCs w:val="20"/>
-        </w:rPr>
-        <w:t xml:space="preserve"> </w:t>
-      </w:r>
-      <w:r>
-        <w:rPr>
-          <w:rFonts w:eastAsiaTheme="minorHAnsi"/>
-          <w:szCs w:val="20"/>
-        </w:rPr>
-        <w:t xml:space="preserve">통해 기존 모델 구조에 손쉽게 </w:t>
-      </w:r>
-      <w:proofErr w:type="spellStart"/>
-      <w:r>
-        <w:rPr>
-          <w:rFonts w:eastAsiaTheme="minorHAnsi"/>
-          <w:szCs w:val="20"/>
-        </w:rPr>
-        <w:t>LoRA</w:t>
-      </w:r>
-      <w:proofErr w:type="spellEnd"/>
-      <w:r>
-        <w:rPr>
-          <w:rFonts w:eastAsiaTheme="minorHAnsi"/>
-          <w:szCs w:val="20"/>
-        </w:rPr>
-        <w:t>를 적용할 수 있어 재활용성이 높다.</w:t>
-      </w:r>
-    </w:p>
-    <w:p>
-      <w:pPr>
-        <w:rPr>
-          <w:rFonts w:eastAsiaTheme="minorHAnsi"/>
-          <w:szCs w:val="20"/>
-        </w:rPr>
-      </w:pPr>
-      <w:r>
-        <w:rPr>
-          <w:rFonts w:eastAsiaTheme="minorHAnsi" w:hint="eastAsia"/>
-          <w:szCs w:val="20"/>
-        </w:rPr>
-        <w:t xml:space="preserve">- </w:t>
-      </w:r>
-      <w:r>
-        <w:rPr>
-          <w:rFonts w:eastAsiaTheme="minorHAnsi"/>
-          <w:szCs w:val="20"/>
-        </w:rPr>
-        <w:t xml:space="preserve">각 </w:t>
-      </w:r>
-      <w:proofErr w:type="spellStart"/>
-      <w:r>
-        <w:rPr>
-          <w:rFonts w:eastAsiaTheme="minorHAnsi"/>
-          <w:szCs w:val="20"/>
-        </w:rPr>
-        <w:t>레이어별로</w:t>
-      </w:r>
-      <w:proofErr w:type="spellEnd"/>
-      <w:r>
-        <w:rPr>
-          <w:rFonts w:eastAsiaTheme="minorHAnsi"/>
-          <w:szCs w:val="20"/>
-        </w:rPr>
-        <w:t xml:space="preserve"> </w:t>
-      </w:r>
-      <w:proofErr w:type="spellStart"/>
-      <w:r>
-        <w:rPr>
-          <w:rFonts w:eastAsiaTheme="minorHAnsi"/>
-          <w:szCs w:val="20"/>
-        </w:rPr>
-        <w:t>LoRA</w:t>
-      </w:r>
-      <w:proofErr w:type="spellEnd"/>
-      <w:r>
-        <w:rPr>
-          <w:rFonts w:eastAsiaTheme="minorHAnsi"/>
-          <w:szCs w:val="20"/>
-        </w:rPr>
-        <w:t xml:space="preserve"> 모듈을 생성한 뒤, 원래의 파라미터는 고정(freeze)하여 효율적인 </w:t>
-      </w:r>
-      <w:proofErr w:type="spellStart"/>
-      <w:r>
-        <w:rPr>
-          <w:rFonts w:eastAsiaTheme="minorHAnsi"/>
-          <w:szCs w:val="20"/>
-        </w:rPr>
-        <w:t>파인튜닝이</w:t>
-      </w:r>
-      <w:proofErr w:type="spellEnd"/>
-      <w:r>
-        <w:rPr>
-          <w:rFonts w:eastAsiaTheme="minorHAnsi"/>
-          <w:szCs w:val="20"/>
-        </w:rPr>
-        <w:t xml:space="preserve"> 가능하다.</w:t>
+        <w:t>각 레이어별로 LoRA 모듈을 생성한 뒤, 원래의 파라미터는 고정(freeze)하여 효율적인 파인튜닝이 가능하다.</w:t>
       </w:r>
     </w:p>
     <w:p>
@@ -1641,7 +1286,6 @@
           <w:szCs w:val="20"/>
         </w:rPr>
       </w:pPr>
-      <w:proofErr w:type="spellStart"/>
       <w:r>
         <w:rPr>
           <w:rFonts w:eastAsiaTheme="minorHAnsi" w:hint="eastAsia"/>
@@ -1649,9 +1293,8 @@
           <w:bCs/>
           <w:szCs w:val="20"/>
         </w:rPr>
-        <w:t>SonnetGPT</w:t>
-      </w:r>
-      <w:proofErr w:type="spellEnd"/>
+        <w:t xml:space="preserve">SonnetGPT class 내에서 </w:t>
+      </w:r>
       <w:r>
         <w:rPr>
           <w:rFonts w:eastAsiaTheme="minorHAnsi" w:hint="eastAsia"/>
@@ -1659,27 +1302,7 @@
           <w:bCs/>
           <w:szCs w:val="20"/>
         </w:rPr>
-        <w:t xml:space="preserve"> class 내에서 </w:t>
-      </w:r>
-      <w:proofErr w:type="spellStart"/>
-      <w:r>
-        <w:rPr>
-          <w:rFonts w:eastAsiaTheme="minorHAnsi" w:hint="eastAsia"/>
-          <w:b/>
-          <w:bCs/>
-          <w:szCs w:val="20"/>
-        </w:rPr>
-        <w:t>convert_to_lora</w:t>
-      </w:r>
-      <w:proofErr w:type="spellEnd"/>
-      <w:r>
-        <w:rPr>
-          <w:rFonts w:eastAsiaTheme="minorHAnsi" w:hint="eastAsia"/>
-          <w:b/>
-          <w:bCs/>
-          <w:szCs w:val="20"/>
-        </w:rPr>
-        <w:t xml:space="preserve"> 메서드</w:t>
+        <w:t>convert_to_lora 메서드</w:t>
       </w:r>
       <w:r>
         <w:rPr>
@@ -1688,40 +1311,12 @@
           <w:bCs/>
           <w:szCs w:val="20"/>
         </w:rPr>
-        <w:t xml:space="preserve">: </w:t>
-      </w:r>
-      <w:proofErr w:type="spellStart"/>
-      <w:r>
-        <w:rPr>
-          <w:rFonts w:eastAsiaTheme="minorHAnsi"/>
-          <w:b/>
-          <w:bCs/>
-          <w:szCs w:val="20"/>
-        </w:rPr>
-        <w:t>LoRA</w:t>
-      </w:r>
-      <w:proofErr w:type="spellEnd"/>
-      <w:r>
-        <w:rPr>
-          <w:rFonts w:eastAsiaTheme="minorHAnsi"/>
-          <w:b/>
-          <w:bCs/>
-          <w:szCs w:val="20"/>
-        </w:rPr>
-        <w:t xml:space="preserve"> 구조 적용</w:t>
-      </w:r>
-    </w:p>
-    <w:p>
-      <w:r>
-        <w:t xml:space="preserve">def </w:t>
-      </w:r>
-      <w:proofErr w:type="spellStart"/>
-      <w:r>
-        <w:t>convert_to_lora</w:t>
-      </w:r>
-      <w:proofErr w:type="spellEnd"/>
-      <w:r>
-        <w:t>(self):</w:t>
+        <w:t>: LoRA 구조 적용</w:t>
+      </w:r>
+    </w:p>
+    <w:p>
+      <w:r>
+        <w:t>def convert_to_lora(self):</w:t>
       </w:r>
     </w:p>
     <w:p>
@@ -1731,23 +1326,7 @@
     </w:p>
     <w:p>
       <w:r>
-        <w:t xml:space="preserve">    GPT2의 Q/K/V </w:t>
-      </w:r>
-      <w:proofErr w:type="spellStart"/>
-      <w:r>
-        <w:t>프로젝션</w:t>
-      </w:r>
-      <w:proofErr w:type="spellEnd"/>
-      <w:r>
-        <w:t xml:space="preserve"> 레이어를 </w:t>
-      </w:r>
-      <w:proofErr w:type="spellStart"/>
-      <w:r>
-        <w:t>LoRALinear</w:t>
-      </w:r>
-      <w:proofErr w:type="spellEnd"/>
-      <w:r>
-        <w:t>로 교체.</w:t>
+        <w:t xml:space="preserve">    GPT2의 Q/K/V 프로젝션 레이어를 LoRALinear로 교체.</w:t>
       </w:r>
     </w:p>
     <w:p>
@@ -1760,29 +1339,13 @@
     </w:p>
     <w:p>
       <w:r>
-        <w:t xml:space="preserve">    d = </w:t>
-      </w:r>
-      <w:proofErr w:type="gramStart"/>
-      <w:r>
-        <w:t>768  #</w:t>
-      </w:r>
-      <w:proofErr w:type="gramEnd"/>
-      <w:r>
-        <w:t xml:space="preserve"> hidden dimension</w:t>
+        <w:t xml:space="preserve">    d = 768  # hidden dimension</w:t>
       </w:r>
     </w:p>
     <w:p/>
     <w:p>
       <w:r>
-        <w:t xml:space="preserve">    for </w:t>
-      </w:r>
-      <w:proofErr w:type="spellStart"/>
-      <w:r>
-        <w:t>i</w:t>
-      </w:r>
-      <w:proofErr w:type="spellEnd"/>
-      <w:r>
-        <w:t xml:space="preserve"> in range(</w:t>
+        <w:t xml:space="preserve">    for i in range(</w:t>
       </w:r>
       <w:r>
         <w:rPr>
@@ -1796,23 +1359,7 @@
     </w:p>
     <w:p>
       <w:r>
-        <w:t xml:space="preserve">        layer = </w:t>
-      </w:r>
-      <w:proofErr w:type="spellStart"/>
-      <w:r>
-        <w:t>self.gpt.gpt_layers</w:t>
-      </w:r>
-      <w:proofErr w:type="spellEnd"/>
-      <w:r>
-        <w:t>[</w:t>
-      </w:r>
-      <w:proofErr w:type="spellStart"/>
-      <w:r>
-        <w:t>i</w:t>
-      </w:r>
-      <w:proofErr w:type="spellEnd"/>
-      <w:r>
-        <w:t>]</w:t>
+        <w:t xml:space="preserve">        layer = self.gpt.gpt_layers[i]</w:t>
       </w:r>
     </w:p>
     <w:p/>
@@ -1823,267 +1370,39 @@
     </w:p>
     <w:p>
       <w:r>
-        <w:t xml:space="preserve">        </w:t>
-      </w:r>
-      <w:proofErr w:type="spellStart"/>
-      <w:r>
-        <w:t>q_weight</w:t>
-      </w:r>
-      <w:proofErr w:type="spellEnd"/>
-      <w:r>
-        <w:t xml:space="preserve"> = </w:t>
-      </w:r>
-      <w:proofErr w:type="spellStart"/>
-      <w:proofErr w:type="gramStart"/>
-      <w:r>
-        <w:t>layer.self</w:t>
-      </w:r>
-      <w:proofErr w:type="gramEnd"/>
-      <w:r>
-        <w:t>_</w:t>
-      </w:r>
-      <w:proofErr w:type="gramStart"/>
-      <w:r>
-        <w:t>attention.query</w:t>
-      </w:r>
-      <w:proofErr w:type="gramEnd"/>
-      <w:r>
-        <w:t>.weight.</w:t>
-      </w:r>
-      <w:proofErr w:type="gramStart"/>
-      <w:r>
-        <w:t>data.clone</w:t>
-      </w:r>
-      <w:proofErr w:type="spellEnd"/>
-      <w:proofErr w:type="gramEnd"/>
-      <w:r>
-        <w:t>()</w:t>
-      </w:r>
-    </w:p>
-    <w:p>
-      <w:r>
-        <w:t xml:space="preserve">        </w:t>
-      </w:r>
-      <w:proofErr w:type="spellStart"/>
-      <w:r>
-        <w:t>k_weight</w:t>
-      </w:r>
-      <w:proofErr w:type="spellEnd"/>
-      <w:r>
-        <w:t xml:space="preserve"> = </w:t>
-      </w:r>
-      <w:proofErr w:type="spellStart"/>
-      <w:proofErr w:type="gramStart"/>
-      <w:r>
-        <w:t>layer.self_attention.key.weight</w:t>
-      </w:r>
-      <w:proofErr w:type="gramEnd"/>
-      <w:r>
-        <w:t>.</w:t>
-      </w:r>
-      <w:proofErr w:type="gramStart"/>
-      <w:r>
-        <w:t>data.clone</w:t>
-      </w:r>
-      <w:proofErr w:type="spellEnd"/>
-      <w:proofErr w:type="gramEnd"/>
-      <w:r>
-        <w:t>()</w:t>
-      </w:r>
-    </w:p>
-    <w:p>
-      <w:r>
-        <w:t xml:space="preserve">        </w:t>
-      </w:r>
-      <w:proofErr w:type="spellStart"/>
-      <w:r>
-        <w:t>v_weight</w:t>
-      </w:r>
-      <w:proofErr w:type="spellEnd"/>
-      <w:r>
-        <w:t xml:space="preserve"> = </w:t>
-      </w:r>
-      <w:proofErr w:type="spellStart"/>
-      <w:proofErr w:type="gramStart"/>
-      <w:r>
-        <w:t>layer.self</w:t>
-      </w:r>
-      <w:proofErr w:type="gramEnd"/>
-      <w:r>
-        <w:t>_attention.</w:t>
-      </w:r>
-      <w:proofErr w:type="gramStart"/>
-      <w:r>
-        <w:t>value.weight</w:t>
-      </w:r>
-      <w:proofErr w:type="gramEnd"/>
-      <w:r>
-        <w:t>.</w:t>
-      </w:r>
-      <w:proofErr w:type="gramStart"/>
-      <w:r>
-        <w:t>data.clone</w:t>
-      </w:r>
-      <w:proofErr w:type="spellEnd"/>
-      <w:proofErr w:type="gramEnd"/>
-      <w:r>
-        <w:t>()</w:t>
+        <w:t xml:space="preserve">        q_weight = layer.self_attention.query.weight.data.clone()</w:t>
+      </w:r>
+    </w:p>
+    <w:p>
+      <w:r>
+        <w:t xml:space="preserve">        k_weight = layer.self_attention.key.weight.data.clone()</w:t>
+      </w:r>
+    </w:p>
+    <w:p>
+      <w:r>
+        <w:t xml:space="preserve">        v_weight = layer.self_attention.value.weight.data.clone()</w:t>
       </w:r>
     </w:p>
     <w:p/>
     <w:p>
       <w:r>
-        <w:t xml:space="preserve">        # </w:t>
-      </w:r>
-      <w:proofErr w:type="spellStart"/>
-      <w:r>
-        <w:t>LoRALinear</w:t>
-      </w:r>
-      <w:proofErr w:type="spellEnd"/>
-      <w:r>
-        <w:t>로 대체</w:t>
-      </w:r>
-    </w:p>
-    <w:p>
-      <w:r>
-        <w:t xml:space="preserve">        </w:t>
-      </w:r>
-      <w:proofErr w:type="spellStart"/>
-      <w:proofErr w:type="gramStart"/>
-      <w:r>
-        <w:t>layer.self</w:t>
-      </w:r>
-      <w:proofErr w:type="gramEnd"/>
-      <w:r>
-        <w:t>_</w:t>
-      </w:r>
-      <w:proofErr w:type="gramStart"/>
-      <w:r>
-        <w:t>attention.query</w:t>
-      </w:r>
-      <w:proofErr w:type="spellEnd"/>
-      <w:proofErr w:type="gramEnd"/>
-      <w:r>
-        <w:t xml:space="preserve"> = </w:t>
-      </w:r>
-      <w:proofErr w:type="spellStart"/>
-      <w:r>
-        <w:t>LoRA_</w:t>
-      </w:r>
-      <w:proofErr w:type="gramStart"/>
-      <w:r>
-        <w:t>adapter.LoRALinear</w:t>
-      </w:r>
-      <w:proofErr w:type="spellEnd"/>
-      <w:proofErr w:type="gramEnd"/>
-      <w:r>
-        <w:t xml:space="preserve">(d, d, r=4, alpha=16, </w:t>
-      </w:r>
-      <w:proofErr w:type="spellStart"/>
-      <w:r>
-        <w:t>base_weight</w:t>
-      </w:r>
-      <w:proofErr w:type="spellEnd"/>
-      <w:r>
-        <w:t>=</w:t>
-      </w:r>
-      <w:proofErr w:type="spellStart"/>
-      <w:r>
-        <w:t>q_weight</w:t>
-      </w:r>
-      <w:proofErr w:type="spellEnd"/>
-      <w:r>
-        <w:t>)</w:t>
-      </w:r>
-    </w:p>
-    <w:p>
-      <w:r>
-        <w:t xml:space="preserve">        </w:t>
-      </w:r>
-      <w:proofErr w:type="spellStart"/>
-      <w:r>
-        <w:t>layer.self_attention.key</w:t>
-      </w:r>
-      <w:proofErr w:type="spellEnd"/>
-      <w:r>
-        <w:t xml:space="preserve">   = </w:t>
-      </w:r>
-      <w:proofErr w:type="spellStart"/>
-      <w:r>
-        <w:t>LoRA_</w:t>
-      </w:r>
-      <w:proofErr w:type="gramStart"/>
-      <w:r>
-        <w:t>adapter.LoRALinear</w:t>
-      </w:r>
-      <w:proofErr w:type="spellEnd"/>
-      <w:proofErr w:type="gramEnd"/>
-      <w:r>
-        <w:t xml:space="preserve">(d, d, r=4, alpha=16, </w:t>
-      </w:r>
-      <w:proofErr w:type="spellStart"/>
-      <w:r>
-        <w:t>base_weight</w:t>
-      </w:r>
-      <w:proofErr w:type="spellEnd"/>
-      <w:r>
-        <w:t>=</w:t>
-      </w:r>
-      <w:proofErr w:type="spellStart"/>
-      <w:r>
-        <w:t>k_weight</w:t>
-      </w:r>
-      <w:proofErr w:type="spellEnd"/>
-      <w:r>
-        <w:t>)</w:t>
-      </w:r>
-    </w:p>
-    <w:p>
-      <w:r>
-        <w:t xml:space="preserve">        </w:t>
-      </w:r>
-      <w:proofErr w:type="spellStart"/>
-      <w:proofErr w:type="gramStart"/>
-      <w:r>
-        <w:t>layer.self</w:t>
-      </w:r>
-      <w:proofErr w:type="gramEnd"/>
-      <w:r>
-        <w:t>_attention.value</w:t>
-      </w:r>
-      <w:proofErr w:type="spellEnd"/>
-      <w:r>
-        <w:t xml:space="preserve"> = </w:t>
-      </w:r>
-      <w:proofErr w:type="spellStart"/>
-      <w:r>
-        <w:t>LoRA_</w:t>
-      </w:r>
-      <w:proofErr w:type="gramStart"/>
-      <w:r>
-        <w:t>adapter.LoRALinear</w:t>
-      </w:r>
-      <w:proofErr w:type="spellEnd"/>
-      <w:proofErr w:type="gramEnd"/>
-      <w:r>
-        <w:t xml:space="preserve">(d, d, r=4, alpha=16, </w:t>
-      </w:r>
-      <w:proofErr w:type="spellStart"/>
+        <w:t xml:space="preserve">        # LoRALinear로 대체</w:t>
+      </w:r>
+    </w:p>
+    <w:p>
+      <w:r>
+        <w:t xml:space="preserve">        layer.self_attention.query = LoRA_adapter.LoRALinear(d, d, r=4, alpha=16, base_weight=q_weight)</w:t>
+      </w:r>
+    </w:p>
+    <w:p>
+      <w:r>
+        <w:t xml:space="preserve">        layer.self_attention.key   = LoRA_adapter.LoRALinear(d, d, r=4, alpha=16, base_weight=k_weight)</w:t>
+      </w:r>
+    </w:p>
+    <w:p>
       <w:r>
         <w:lastRenderedPageBreak/>
-        <w:t>base_weight</w:t>
-      </w:r>
-      <w:proofErr w:type="spellEnd"/>
-      <w:r>
-        <w:t>=</w:t>
-      </w:r>
-      <w:proofErr w:type="spellStart"/>
-      <w:r>
-        <w:t>v_weight</w:t>
-      </w:r>
-      <w:proofErr w:type="spellEnd"/>
-      <w:r>
-        <w:t>)</w:t>
+        <w:t xml:space="preserve">        layer.self_attention.value = LoRA_adapter.LoRALinear(d, d, r=4, alpha=16, base_weight=v_weight)</w:t>
       </w:r>
     </w:p>
     <w:p/>
@@ -2104,15 +1423,7 @@
         <w:t>번 레이어부터 마지막(11번)까지의 attention</w:t>
       </w:r>
       <w:r>
-        <w:t xml:space="preserve"> projection layer를 </w:t>
-      </w:r>
-      <w:proofErr w:type="spellStart"/>
-      <w:r>
-        <w:t>LoRALinear</w:t>
-      </w:r>
-      <w:proofErr w:type="spellEnd"/>
-      <w:r>
-        <w:t>로 바꾸어 적용</w:t>
+        <w:t xml:space="preserve"> projection layer를 LoRALinear로 바꾸어 적용</w:t>
       </w:r>
       <w:r>
         <w:rPr>
@@ -2124,15 +1435,7 @@
         <w:t xml:space="preserve">다. </w:t>
       </w:r>
       <w:r>
-        <w:t xml:space="preserve">초기에는 추론에 중요한 상위 레이어에만 </w:t>
-      </w:r>
-      <w:proofErr w:type="spellStart"/>
-      <w:r>
-        <w:t>LoRA</w:t>
-      </w:r>
-      <w:proofErr w:type="spellEnd"/>
-      <w:r>
-        <w:t>를 적용해 효율적으로 튜닝을 시작하고, 하위 레이어는 그대로 둔다. 이후 학습이 안정되면 하위 레이어까지 점진적으로 확장해 나가며, 전체 모델의 표현력을 단계적으로 개선할 예정이다.</w:t>
+        <w:t>초기에는 추론에 중요한 상위 레이어에만 LoRA를 적용해 효율적으로 튜닝을 시작하고, 하위 레이어는 그대로 둔다. 이후 학습이 안정되면 하위 레이어까지 점진적으로 확장해 나가며, 전체 모델의 표현력을 단계적으로 개선할 예정이다.</w:t>
       </w:r>
     </w:p>
     <w:p>
@@ -2142,39 +1445,8 @@
           <w:numId w:val="15"/>
         </w:numPr>
       </w:pPr>
-      <w:proofErr w:type="spellStart"/>
-      <w:r>
-        <w:t>q_weight</w:t>
-      </w:r>
-      <w:proofErr w:type="spellEnd"/>
-      <w:r>
-        <w:t xml:space="preserve">, </w:t>
-      </w:r>
-      <w:proofErr w:type="spellStart"/>
-      <w:r>
-        <w:t>k_weight</w:t>
-      </w:r>
-      <w:proofErr w:type="spellEnd"/>
-      <w:r>
-        <w:t xml:space="preserve">, </w:t>
-      </w:r>
-      <w:proofErr w:type="spellStart"/>
-      <w:r>
-        <w:t>v_weight</w:t>
-      </w:r>
-      <w:proofErr w:type="spellEnd"/>
-      <w:r>
-        <w:t xml:space="preserve">는 기존의 </w:t>
-      </w:r>
-      <w:proofErr w:type="spellStart"/>
-      <w:proofErr w:type="gramStart"/>
-      <w:r>
-        <w:t>nn.Linear</w:t>
-      </w:r>
-      <w:proofErr w:type="spellEnd"/>
-      <w:proofErr w:type="gramEnd"/>
-      <w:r>
-        <w:t xml:space="preserve"> weight를 그대로 복사하여 고정(freeze)된 상태로 사용</w:t>
+      <w:r>
+        <w:t>q_weight, k_weight, v_weight는 기존의 nn.Linear weight를 그대로 복사하여 고정(freeze)된 상태로 사용</w:t>
       </w:r>
       <w:r>
         <w:rPr>
@@ -2191,15 +1463,7 @@
         </w:numPr>
       </w:pPr>
       <w:r>
-        <w:t xml:space="preserve">각 weight는 </w:t>
-      </w:r>
-      <w:proofErr w:type="spellStart"/>
-      <w:r>
-        <w:t>LoRA</w:t>
-      </w:r>
-      <w:proofErr w:type="spellEnd"/>
-      <w:r>
-        <w:t xml:space="preserve">가 정의한 low-rank 보정값과 더해져 학습 대상이 되므로, 기존 구조를 유지하면서도 </w:t>
+        <w:t xml:space="preserve">각 weight는 LoRA가 정의한 low-rank 보정값과 더해져 학습 대상이 되므로, 기존 구조를 유지하면서도 </w:t>
       </w:r>
       <w:r>
         <w:rPr>
@@ -2241,7 +1505,7 @@
     <w:p>
       <w:pPr>
         <w:rPr>
-          <w:rFonts w:eastAsiaTheme="minorHAnsi" w:hint="eastAsia"/>
+          <w:rFonts w:eastAsiaTheme="minorHAnsi"/>
           <w:b/>
           <w:bCs/>
           <w:szCs w:val="20"/>
@@ -2250,15 +1514,7 @@
     </w:p>
     <w:p>
       <w:r>
-        <w:t xml:space="preserve">    </w:t>
-      </w:r>
-      <w:proofErr w:type="spellStart"/>
-      <w:r>
-        <w:t>layers_to_freeze</w:t>
-      </w:r>
-      <w:proofErr w:type="spellEnd"/>
-      <w:r>
-        <w:t xml:space="preserve"> = [6, 7, 8]</w:t>
+        <w:t>    layers_to_freeze = [6, 7, 8]</w:t>
       </w:r>
     </w:p>
     <w:p>
@@ -2266,55 +1522,13 @@
         <w:ind w:firstLineChars="200" w:firstLine="400"/>
       </w:pPr>
       <w:r>
-        <w:t xml:space="preserve">for </w:t>
-      </w:r>
-      <w:proofErr w:type="spellStart"/>
-      <w:r>
-        <w:t>i</w:t>
-      </w:r>
-      <w:proofErr w:type="spellEnd"/>
-      <w:r>
-        <w:t xml:space="preserve"> in </w:t>
-      </w:r>
-      <w:proofErr w:type="spellStart"/>
-      <w:r>
-        <w:t>layers_to_freeze</w:t>
-      </w:r>
-      <w:proofErr w:type="spellEnd"/>
-      <w:r>
-        <w:t>:</w:t>
-      </w:r>
-    </w:p>
-    <w:p>
-      <w:r>
-        <w:t xml:space="preserve">        attn = </w:t>
-      </w:r>
-      <w:proofErr w:type="spellStart"/>
-      <w:r>
-        <w:t>model.gpt.gpt_layers</w:t>
-      </w:r>
-      <w:proofErr w:type="spellEnd"/>
-      <w:r>
-        <w:t>[</w:t>
-      </w:r>
-      <w:proofErr w:type="spellStart"/>
-      <w:r>
-        <w:t>i</w:t>
-      </w:r>
-      <w:proofErr w:type="spellEnd"/>
-      <w:proofErr w:type="gramStart"/>
-      <w:r>
-        <w:t>].</w:t>
-      </w:r>
-      <w:proofErr w:type="spellStart"/>
-      <w:r>
-        <w:t>self</w:t>
-      </w:r>
-      <w:proofErr w:type="gramEnd"/>
-      <w:r>
-        <w:t>_attention</w:t>
-      </w:r>
-      <w:proofErr w:type="spellEnd"/>
+        <w:t>for i in layers_to_freeze:</w:t>
+      </w:r>
+    </w:p>
+    <w:p>
+      <w:r>
+        <w:t>        attn = model.gpt.gpt_layers[i].self_attention</w:t>
+      </w:r>
     </w:p>
     <w:p/>
     <w:p>
@@ -2322,96 +1536,22 @@
         <w:tab/>
       </w:r>
       <w:r>
-        <w:t xml:space="preserve"># Self-Attention 내 Q, K, V 각각의 </w:t>
-      </w:r>
-      <w:proofErr w:type="spellStart"/>
-      <w:r>
-        <w:t>LoRA</w:t>
-      </w:r>
-      <w:proofErr w:type="spellEnd"/>
-      <w:r>
-        <w:t xml:space="preserve"> 모듈에 대해 학습 비활성화</w:t>
-      </w:r>
-    </w:p>
-    <w:p>
-      <w:r>
-        <w:t xml:space="preserve">        for </w:t>
-      </w:r>
-      <w:proofErr w:type="spellStart"/>
-      <w:r>
-        <w:t>lora_module</w:t>
-      </w:r>
-      <w:proofErr w:type="spellEnd"/>
-      <w:r>
-        <w:t xml:space="preserve"> in [</w:t>
-      </w:r>
-      <w:proofErr w:type="spellStart"/>
-      <w:proofErr w:type="gramStart"/>
-      <w:r>
-        <w:t>attn.query</w:t>
-      </w:r>
-      <w:proofErr w:type="spellEnd"/>
-      <w:proofErr w:type="gramEnd"/>
-      <w:r>
-        <w:t xml:space="preserve">, </w:t>
-      </w:r>
-      <w:proofErr w:type="spellStart"/>
-      <w:r>
-        <w:t>attn.key</w:t>
-      </w:r>
-      <w:proofErr w:type="spellEnd"/>
-      <w:r>
-        <w:t xml:space="preserve">, </w:t>
-      </w:r>
-      <w:proofErr w:type="spellStart"/>
-      <w:r>
-        <w:t>attn.value</w:t>
-      </w:r>
-      <w:proofErr w:type="spellEnd"/>
-      <w:r>
-        <w:t>]:</w:t>
-      </w:r>
-    </w:p>
-    <w:p>
-      <w:r>
-        <w:t xml:space="preserve">            </w:t>
-      </w:r>
-      <w:proofErr w:type="spellStart"/>
-      <w:r>
-        <w:t>lora_module.</w:t>
-      </w:r>
-      <w:proofErr w:type="gramStart"/>
-      <w:r>
-        <w:t>A.requires</w:t>
-      </w:r>
-      <w:proofErr w:type="gramEnd"/>
-      <w:r>
-        <w:t>_grad</w:t>
-      </w:r>
-      <w:proofErr w:type="spellEnd"/>
-      <w:r>
-        <w:t xml:space="preserve"> = False</w:t>
-      </w:r>
-    </w:p>
-    <w:p>
-      <w:r>
-        <w:t xml:space="preserve">            </w:t>
-      </w:r>
-      <w:proofErr w:type="spellStart"/>
-      <w:r>
-        <w:t>lora_module.</w:t>
-      </w:r>
-      <w:proofErr w:type="gramStart"/>
-      <w:r>
-        <w:t>B.requires</w:t>
-      </w:r>
-      <w:proofErr w:type="gramEnd"/>
-      <w:r>
-        <w:t>_grad</w:t>
-      </w:r>
-      <w:proofErr w:type="spellEnd"/>
-      <w:r>
-        <w:t xml:space="preserve"> = False</w:t>
+        <w:t># Self-Attention 내 Q, K, V 각각의 LoRA 모듈에 대해 학습 비활성화</w:t>
+      </w:r>
+    </w:p>
+    <w:p>
+      <w:r>
+        <w:t>        for lora_module in [attn.query, attn.key, attn.value]:</w:t>
+      </w:r>
+    </w:p>
+    <w:p>
+      <w:r>
+        <w:t>            lora_module.A.requires_grad = False</w:t>
+      </w:r>
+    </w:p>
+    <w:p>
+      <w:r>
+        <w:t>            lora_module.B.requires_grad = False</w:t>
       </w:r>
     </w:p>
     <w:p/>
@@ -2443,23 +1583,72 @@
           <w:b/>
           <w:bCs/>
         </w:rPr>
-        <w:t xml:space="preserve">통해 상위 레이어부터 </w:t>
-      </w:r>
-      <w:proofErr w:type="spellStart"/>
-      <w:r>
+        <w:t>통해 상위 레이어부터 LoRA를 적용하는가?</w:t>
+      </w:r>
+    </w:p>
+    <w:p>
+      <w:pPr>
+        <w:ind w:firstLineChars="100" w:firstLine="200"/>
+      </w:pPr>
+      <w:r>
+        <w:t>딥러닝 기반 언어 모델은 레이어가 깊어질수록 추상적인 정보를 처리하게 된다. 하위 레이어는 형태소, 구문, 문법 등 저수준 언어 정보를 담당하고, 상위 레이어는 문맥, 의미, 문장 구조 같은 고수준 표현을 처리한다.</w:t>
+      </w:r>
+    </w:p>
+    <w:p>
+      <w:pPr>
+        <w:ind w:firstLineChars="100" w:firstLine="200"/>
+      </w:pPr>
+      <w:r>
+        <w:lastRenderedPageBreak/>
+        <w:t>따라서 LoRA를 상위 레이어부터 선택적으로 적용하는 것은, 모델의 출력에 큰 영향을 주는 표현력 중심의 부분만 우선적으로 조정함으로써 효율적인 성능 개선을 도모하는 전략이다. l 인자를 통해 몇 개의 상위 레이어에만 LoRA를 적용할지를 조절할 수 있으며, 이는 계산 자원을 절약하면서도 적은 수의 파라미터로 높은 효과를 얻기 위함이다.</w:t>
+      </w:r>
+      <w:r>
+        <w:br/>
+        <w:t>추후에는 하위 레이어까지 점진적으로 확장해 나갈 예정이며, 초기에는 상위 레이어부터 단계적으로 학습을 진행한다.</w:t>
+      </w:r>
+    </w:p>
+    <w:p>
+      <w:pPr>
+        <w:ind w:firstLineChars="100" w:firstLine="200"/>
+      </w:pPr>
+    </w:p>
+    <w:p/>
+    <w:p>
+      <w:pPr>
+        <w:rPr>
+          <w:sz w:val="24"/>
+          <w:szCs w:val="24"/>
+        </w:rPr>
+      </w:pPr>
+      <w:r>
+        <w:rPr>
+          <w:rFonts w:hint="eastAsia"/>
+          <w:sz w:val="24"/>
+          <w:szCs w:val="24"/>
+        </w:rPr>
+        <w:t xml:space="preserve"># </w:t>
+      </w:r>
+      <w:r>
+        <w:rPr>
+          <w:sz w:val="24"/>
+          <w:szCs w:val="24"/>
+        </w:rPr>
+        <w:t>1.2 Instruction Tuning</w:t>
+      </w:r>
+    </w:p>
+    <w:p>
+      <w:pPr>
         <w:rPr>
           <w:b/>
           <w:bCs/>
         </w:rPr>
-        <w:t>LoRA</w:t>
-      </w:r>
-      <w:proofErr w:type="spellEnd"/>
+      </w:pPr>
       <w:r>
         <w:rPr>
           <w:b/>
           <w:bCs/>
         </w:rPr>
-        <w:t>를 적용하는가?</w:t>
+        <w:t>1. 개요 및 원리</w:t>
       </w:r>
     </w:p>
     <w:p>
@@ -2467,15 +1656,16 @@
         <w:ind w:firstLineChars="100" w:firstLine="200"/>
       </w:pPr>
       <w:r>
-        <w:t xml:space="preserve">딥러닝 기반 언어 모델은 레이어가 깊어질수록 추상적인 정보를 처리하게 된다. 하위 레이어는 형태소, 구문, 문법 등 </w:t>
-      </w:r>
-      <w:proofErr w:type="spellStart"/>
-      <w:r>
-        <w:t>저수준</w:t>
-      </w:r>
-      <w:proofErr w:type="spellEnd"/>
-      <w:r>
-        <w:t xml:space="preserve"> 언어 정보를 담당하고, 상위 레이어는 문맥, 의미, 문장 구조 같은 고수준 표현을 처리한다.</w:t>
+        <w:t>Instruction Tuning은 언어 모델이 특정 작업을 명시적으로 이해하고 수행할 수 있도록, 지시문(instruction) 형태의 프롬프트를 입력으로 제공하며 학습시키는 기법이다.</w:t>
+      </w:r>
+      <w:r>
+        <w:rPr>
+          <w:rFonts w:hint="eastAsia"/>
+        </w:rPr>
+        <w:t xml:space="preserve"> </w:t>
+      </w:r>
+      <w:r>
+        <w:t>이는 단순한 문장 생성을 넘어, 주어진 명령에 정확히 부합하는 출력을 생성하도록 모델을 학습시키는 방식의 fine-tuning이다.</w:t>
       </w:r>
     </w:p>
     <w:p>
@@ -2483,60 +1673,55 @@
         <w:ind w:firstLineChars="100" w:firstLine="200"/>
       </w:pPr>
       <w:r>
-        <w:t xml:space="preserve">따라서 </w:t>
-      </w:r>
-      <w:proofErr w:type="spellStart"/>
-      <w:r>
-        <w:t>LoRA</w:t>
-      </w:r>
-      <w:proofErr w:type="spellEnd"/>
-      <w:r>
-        <w:t>를 상위 레이어부터 선택적으로 적용하는 것은, 모델의 출력에 큰 영향을 주는 표</w:t>
-      </w:r>
-      <w:r>
-        <w:lastRenderedPageBreak/>
-        <w:t xml:space="preserve">현력 중심의 부분만 우선적으로 조정함으로써 효율적인 성능 개선을 도모하는 전략이다. l 인자를 통해 몇 개의 상위 레이어에만 </w:t>
-      </w:r>
-      <w:proofErr w:type="spellStart"/>
-      <w:r>
-        <w:t>LoRA</w:t>
-      </w:r>
-      <w:proofErr w:type="spellEnd"/>
-      <w:r>
-        <w:t>를 적용할지를 조절할 수 있으며, 이는 계산 자원을 절약하면서도 적은 수의 파라미터로 높은 효과를 얻기 위함이다.</w:t>
+        <w:t>예를 들어, GPT-2가 &lt;task=...&gt; &lt;type=...&gt;와 같은 구조화된 프롬프트를 이해할 수 있다고 가정하면, 모델은 해당 입력을 통해 어떤 작업을 수행해야 하는지 파악하며, 그에 정확히 부합하는 응답을 생성하게 된다.</w:t>
       </w:r>
       <w:r>
         <w:br/>
-        <w:t>추후에는 하위 레이어까지 점진적으로 확장해 나갈 예정이며, 초기에는 상위 레이어부터 단계적으로 학습을 진행한다.</w:t>
-      </w:r>
-    </w:p>
-    <w:p>
-      <w:pPr>
-        <w:ind w:firstLineChars="100" w:firstLine="200"/>
-      </w:pPr>
-    </w:p>
-    <w:p/>
-    <w:p>
-      <w:pPr>
-        <w:rPr>
-          <w:sz w:val="24"/>
-          <w:szCs w:val="24"/>
-        </w:rPr>
-      </w:pPr>
-      <w:r>
-        <w:rPr>
-          <w:rFonts w:hint="eastAsia"/>
-          <w:sz w:val="24"/>
-          <w:szCs w:val="24"/>
-        </w:rPr>
-        <w:t xml:space="preserve"># </w:t>
-      </w:r>
-      <w:r>
-        <w:rPr>
-          <w:sz w:val="24"/>
-          <w:szCs w:val="24"/>
-        </w:rPr>
-        <w:t>1.2 Instruction Tuning</w:t>
+      </w:r>
+      <w:r>
+        <w:rPr>
+          <w:rFonts w:hint="eastAsia"/>
+        </w:rPr>
+        <w:t xml:space="preserve"> </w:t>
+      </w:r>
+      <w:r>
+        <w:t xml:space="preserve">Instruction Tuning에서는 이러한 </w:t>
+      </w:r>
+      <w:r>
+        <w:rPr>
+          <w:rFonts w:hint="eastAsia"/>
+        </w:rPr>
+        <w:t>(지시문+입력)</w:t>
+      </w:r>
+      <w:r>
+        <w:t xml:space="preserve">-출력 쌍을 다수 제공함으로써, 모델이 </w:t>
+      </w:r>
+      <w:r>
+        <w:rPr>
+          <w:rFonts w:hint="eastAsia"/>
+        </w:rPr>
+        <w:t>지시문</w:t>
+      </w:r>
+      <w:r>
+        <w:t>에 조건적으로 반응하는 방식으로 학습되도록 유도한다.</w:t>
+      </w:r>
+      <w:r>
+        <w:rPr>
+          <w:rFonts w:hint="eastAsia"/>
+        </w:rPr>
+        <w:t xml:space="preserve"> </w:t>
+      </w:r>
+      <w:r>
+        <w:t xml:space="preserve">즉, </w:t>
+      </w:r>
+      <w:r>
+        <w:rPr>
+          <w:rFonts w:hint="eastAsia"/>
+        </w:rPr>
+        <w:t>지시문</w:t>
+      </w:r>
+      <w:r>
+        <w:t>에 따른 정답을 예측하도록 모델을 반복적으로 훈련함으로써, 지시문 기반의 통제 가능한 텍스트 생성을 가능하게 한다.</w:t>
       </w:r>
     </w:p>
     <w:p>
@@ -2546,123 +1731,103 @@
           <w:bCs/>
         </w:rPr>
       </w:pPr>
-      <w:r>
+    </w:p>
+    <w:p>
+      <w:pPr>
         <w:rPr>
           <w:b/>
           <w:bCs/>
         </w:rPr>
-        <w:t>1. 개요 및 원리</w:t>
-      </w:r>
-    </w:p>
-    <w:p>
-      <w:pPr>
-        <w:ind w:firstLineChars="100" w:firstLine="200"/>
-      </w:pPr>
-      <w:r>
-        <w:t xml:space="preserve">Instruction Tuning은 언어 모델이 특정 작업을 명시적으로 이해하고 수행할 수 있도록, </w:t>
-      </w:r>
-      <w:proofErr w:type="spellStart"/>
-      <w:r>
-        <w:t>지시문</w:t>
-      </w:r>
-      <w:proofErr w:type="spellEnd"/>
-      <w:r>
-        <w:t>(instruction) 형태의 프롬프트를 입력으로 제공하며 학습시키는 기법이다.</w:t>
-      </w:r>
-      <w:r>
-        <w:rPr>
-          <w:rFonts w:hint="eastAsia"/>
-        </w:rPr>
-        <w:t xml:space="preserve"> </w:t>
-      </w:r>
-      <w:r>
-        <w:t>이는 단순한 문장 생성을 넘어, 주어진 명령에 정확히 부합하는 출력을 생성하도록 모델을 학습시키는 방식의 fine-tuning이다.</w:t>
-      </w:r>
-    </w:p>
-    <w:p>
-      <w:pPr>
-        <w:ind w:firstLineChars="100" w:firstLine="200"/>
-      </w:pPr>
-      <w:r>
-        <w:t>예를 들어, GPT-2가 &lt;task=...&gt; &lt;type=...&gt;와 같은 구조화된 프롬프트를 이해할 수 있다고 가정하면, 모델은 해당 입력을 통해 어떤 작업을 수행해야 하는지 파악하며, 그에 정확히 부합하는 응답을 생성하게 된다.</w:t>
-      </w:r>
-      <w:r>
-        <w:br/>
-      </w:r>
-      <w:r>
-        <w:rPr>
-          <w:rFonts w:hint="eastAsia"/>
-        </w:rPr>
-        <w:t xml:space="preserve"> </w:t>
-      </w:r>
-      <w:r>
-        <w:t xml:space="preserve">Instruction Tuning에서는 이러한 </w:t>
-      </w:r>
-      <w:r>
-        <w:rPr>
-          <w:rFonts w:hint="eastAsia"/>
-        </w:rPr>
-        <w:t>(</w:t>
-      </w:r>
-      <w:proofErr w:type="spellStart"/>
-      <w:r>
-        <w:rPr>
-          <w:rFonts w:hint="eastAsia"/>
-        </w:rPr>
-        <w:t>지시문</w:t>
-      </w:r>
-      <w:proofErr w:type="spellEnd"/>
-      <w:r>
-        <w:rPr>
-          <w:rFonts w:hint="eastAsia"/>
-        </w:rPr>
-        <w:t>+입력)</w:t>
-      </w:r>
-      <w:r>
-        <w:t xml:space="preserve">-출력 쌍을 다수 제공함으로써, 모델이 </w:t>
-      </w:r>
-      <w:r>
-        <w:rPr>
-          <w:rFonts w:hint="eastAsia"/>
-        </w:rPr>
-        <w:t>지시문</w:t>
-      </w:r>
-      <w:r>
-        <w:t>에 조건적으로 반응하는 방식으로 학습되도록 유도한다.</w:t>
-      </w:r>
-      <w:r>
-        <w:rPr>
-          <w:rFonts w:hint="eastAsia"/>
-        </w:rPr>
-        <w:t xml:space="preserve"> </w:t>
-      </w:r>
-      <w:r>
-        <w:t xml:space="preserve">즉, </w:t>
-      </w:r>
-      <w:r>
-        <w:rPr>
-          <w:rFonts w:hint="eastAsia"/>
-        </w:rPr>
-        <w:t>지시문</w:t>
-      </w:r>
-      <w:r>
-        <w:t xml:space="preserve">에 따른 정답을 예측하도록 모델을 반복적으로 훈련함으로써, </w:t>
-      </w:r>
-      <w:proofErr w:type="spellStart"/>
-      <w:r>
-        <w:t>지시문</w:t>
-      </w:r>
-      <w:proofErr w:type="spellEnd"/>
-      <w:r>
-        <w:t xml:space="preserve"> 기반의 통제 가능한 텍스트 생성을 가능하게 한다.</w:t>
-      </w:r>
-    </w:p>
-    <w:p>
-      <w:pPr>
+      </w:pPr>
+      <w:r>
         <w:rPr>
           <w:b/>
           <w:bCs/>
         </w:rPr>
+        <w:t>2. 프롬프트의 효과: 단일 태스크에서도 의미 있는 이유</w:t>
+      </w:r>
+    </w:p>
+    <w:p>
+      <w:pPr>
+        <w:ind w:firstLineChars="100" w:firstLine="200"/>
+      </w:pPr>
+      <w:r>
+        <w:rPr>
+          <w:rFonts w:hint="eastAsia"/>
+        </w:rPr>
+        <w:t xml:space="preserve">비록 </w:t>
+      </w:r>
+      <w:r>
+        <w:t>본 모델이 Sonnet Generation이라는 단일 작업에만 사용되더라도, instruction 형태의 프롬프트를 도입하는 것은 다음과 같은 측면에서 성능 향상에 기여할 수 있다:</w:t>
+      </w:r>
+    </w:p>
+    <w:p>
+      <w:r>
+        <w:rPr>
+          <w:rFonts w:hint="eastAsia"/>
+        </w:rPr>
+        <w:t>-</w:t>
+      </w:r>
+      <w:r>
+        <w:t xml:space="preserve"> </w:t>
+      </w:r>
+      <w:r>
+        <w:t>지시문은 의미 신호(semantic signal)**로 작용하여, 출력의 스타일, 구조, 운율 등을 명확히 유도</w:t>
+      </w:r>
+      <w:r>
+        <w:rPr>
+          <w:rFonts w:hint="eastAsia"/>
+        </w:rPr>
+        <w:t>한다.</w:t>
+      </w:r>
+    </w:p>
+    <w:p>
+      <w:r>
+        <w:rPr>
+          <w:rFonts w:hint="eastAsia"/>
+        </w:rPr>
+        <w:t xml:space="preserve">- </w:t>
+      </w:r>
+      <w:r>
+        <w:t>Transformer 구조 특성상 입력 초반의 프롬프트는 전체 attention 분포에 영향을 주어, 더 일관성 있고 고품질의 생성이 가능</w:t>
+      </w:r>
+      <w:r>
+        <w:rPr>
+          <w:rFonts w:hint="eastAsia"/>
+        </w:rPr>
+        <w:t>해진다.</w:t>
+      </w:r>
+    </w:p>
+    <w:p>
+      <w:r>
+        <w:rPr>
+          <w:rFonts w:hint="eastAsia"/>
+        </w:rPr>
+        <w:t xml:space="preserve">- </w:t>
+      </w:r>
+      <w:r>
+        <w:t>&lt;type=shakespearean&gt;</w:t>
+      </w:r>
+      <w:r>
+        <w:t>과 같은 지시는 학습 과정에서 **암묵적 라벨(implicit label)**로 작용하여, 학습 안정성을 높</w:t>
+      </w:r>
+      <w:r>
+        <w:rPr>
+          <w:rFonts w:hint="eastAsia"/>
+        </w:rPr>
+        <w:t>인다.</w:t>
+      </w:r>
+    </w:p>
+    <w:p/>
+    <w:p>
+      <w:r>
+        <w:t>따라서 단일 태스크만 수행하는 경우에도, 프롬프트 기반 학습은 GPT 구조의 장점을 극대화하는 효과적인 전략이 될 수 있다.</w:t>
+      </w:r>
+    </w:p>
+    <w:p>
+      <w:pPr>
+        <w:pStyle w:val="a3"/>
+        <w:ind w:leftChars="0" w:left="0"/>
       </w:pPr>
     </w:p>
     <w:p>
@@ -2674,118 +1839,26 @@
       </w:pPr>
       <w:r>
         <w:rPr>
+          <w:rFonts w:hint="eastAsia"/>
           <w:b/>
           <w:bCs/>
         </w:rPr>
-        <w:t>2. 프롬프트의 효과: 단일 태스크에서도 의미 있는 이유</w:t>
-      </w:r>
-    </w:p>
-    <w:p>
-      <w:pPr>
-        <w:ind w:firstLineChars="100" w:firstLine="200"/>
-      </w:pPr>
-      <w:r>
-        <w:rPr>
-          <w:rFonts w:hint="eastAsia"/>
-        </w:rPr>
-        <w:t xml:space="preserve">비록 </w:t>
-      </w:r>
-      <w:r>
-        <w:t>본 모델이 Sonnet Generation이라는 단일 작업에만 사용되더라도, instruction 형태의 프롬프트를 도입하는 것은 다음과 같은 측면에서 성능 향상에 기여할 수 있다:</w:t>
-      </w:r>
-    </w:p>
-    <w:p>
-      <w:r>
-        <w:rPr>
-          <w:rFonts w:hint="eastAsia"/>
-        </w:rPr>
-        <w:t>-</w:t>
-      </w:r>
-      <w:r>
-        <w:t xml:space="preserve"> </w:t>
-      </w:r>
-      <w:r>
-        <w:t>지시문은 의미 신호(semantic signal)**로 작용하여, 출력의 스타일, 구조, 운율 등을 명확히 유도</w:t>
-      </w:r>
-      <w:r>
-        <w:rPr>
-          <w:rFonts w:hint="eastAsia"/>
-        </w:rPr>
-        <w:t>한다.</w:t>
-      </w:r>
-    </w:p>
-    <w:p>
-      <w:r>
-        <w:rPr>
-          <w:rFonts w:hint="eastAsia"/>
-        </w:rPr>
-        <w:t xml:space="preserve">- </w:t>
-      </w:r>
-      <w:r>
-        <w:t>Transformer 구조 특성상 입력 초반의 프롬프트는 전체 attention 분포에 영향을 주어, 더 일관성 있고 고품질의 생성이 가능</w:t>
-      </w:r>
-      <w:r>
-        <w:rPr>
-          <w:rFonts w:hint="eastAsia"/>
-        </w:rPr>
-        <w:t>해진다.</w:t>
-      </w:r>
-    </w:p>
-    <w:p>
-      <w:r>
-        <w:rPr>
-          <w:rFonts w:hint="eastAsia"/>
-        </w:rPr>
-        <w:t xml:space="preserve">- </w:t>
-      </w:r>
-      <w:r>
-        <w:t>&lt;type=</w:t>
-      </w:r>
-      <w:proofErr w:type="spellStart"/>
-      <w:r>
-        <w:t>shakespearean</w:t>
-      </w:r>
-      <w:proofErr w:type="spellEnd"/>
-      <w:r>
-        <w:t>&gt;</w:t>
-      </w:r>
-      <w:r>
-        <w:t>과 같은 지시는 학습 과정에서 **암묵적 라벨(implicit label)**로 작용하여, 학습 안정성을 높</w:t>
-      </w:r>
-      <w:r>
-        <w:rPr>
-          <w:rFonts w:hint="eastAsia"/>
-        </w:rPr>
-        <w:t>인다.</w:t>
-      </w:r>
-    </w:p>
-    <w:p/>
-    <w:p>
-      <w:r>
-        <w:lastRenderedPageBreak/>
-        <w:t>따라서 단일 태스크만 수행하는 경우에도, 프롬프트 기반 학습은 GPT 구조의 장점을 극대화하는 효과적인 전략이 될 수 있다.</w:t>
-      </w:r>
-    </w:p>
-    <w:p>
-      <w:pPr>
-        <w:pStyle w:val="a3"/>
-        <w:ind w:leftChars="0" w:left="0"/>
-      </w:pPr>
-    </w:p>
-    <w:p>
-      <w:pPr>
-        <w:rPr>
+        <w:t>P</w:t>
+      </w:r>
+      <w:r>
+        <w:rPr>
+          <w:rFonts w:hint="eastAsia"/>
           <w:b/>
           <w:bCs/>
         </w:rPr>
-      </w:pPr>
-      <w:r>
-        <w:rPr>
-          <w:rFonts w:hint="eastAsia"/>
+        <w:t>rompt</w:t>
+      </w:r>
+      <w:r>
+        <w:rPr>
           <w:b/>
           <w:bCs/>
         </w:rPr>
-        <w:t>P</w:t>
+        <w:t xml:space="preserve"> </w:t>
       </w:r>
       <w:r>
         <w:rPr>
@@ -2793,14 +1866,15 @@
           <w:b/>
           <w:bCs/>
         </w:rPr>
-        <w:t>rompt</w:t>
-      </w:r>
-      <w:r>
-        <w:rPr>
+        <w:t>설</w:t>
+      </w:r>
+      <w:r>
+        <w:rPr>
+          <w:rFonts w:hint="eastAsia"/>
           <w:b/>
           <w:bCs/>
         </w:rPr>
-        <w:t xml:space="preserve"> </w:t>
+        <w:t>계</w:t>
       </w:r>
       <w:r>
         <w:rPr>
@@ -2808,27 +1882,10 @@
           <w:b/>
           <w:bCs/>
         </w:rPr>
-        <w:t>설</w:t>
-      </w:r>
-      <w:r>
-        <w:rPr>
-          <w:rFonts w:hint="eastAsia"/>
-          <w:b/>
-          <w:bCs/>
-        </w:rPr>
-        <w:t>계</w:t>
-      </w:r>
-      <w:r>
-        <w:rPr>
-          <w:rFonts w:hint="eastAsia"/>
-          <w:b/>
-          <w:bCs/>
-        </w:rPr>
         <w:t xml:space="preserve"> (sonnet generation에서 예시)</w:t>
       </w:r>
     </w:p>
     <w:p>
-      <w:proofErr w:type="spellStart"/>
       <w:r>
         <w:t>prompt_</w:t>
       </w:r>
@@ -2838,7 +1895,6 @@
         </w:rPr>
         <w:t>tokens</w:t>
       </w:r>
-      <w:proofErr w:type="spellEnd"/>
       <w:r>
         <w:t xml:space="preserve"> = </w:t>
       </w:r>
@@ -2854,15 +1910,7 @@
         <w:t>“</w:t>
       </w:r>
       <w:r>
-        <w:t>&lt;task=</w:t>
-      </w:r>
-      <w:proofErr w:type="spellStart"/>
-      <w:r>
-        <w:t>Sonnet_Generation</w:t>
-      </w:r>
-      <w:proofErr w:type="spellEnd"/>
-      <w:r>
-        <w:t>&gt;</w:t>
+        <w:t>&lt;task=Sonnet_Generation&gt;</w:t>
       </w:r>
       <w:r>
         <w:t>”</w:t>
@@ -2880,15 +1928,7 @@
         <w:t>“</w:t>
       </w:r>
       <w:r>
-        <w:t>&lt;type=</w:t>
-      </w:r>
-      <w:proofErr w:type="spellStart"/>
-      <w:r>
-        <w:t>shakespearean</w:t>
-      </w:r>
-      <w:proofErr w:type="spellEnd"/>
-      <w:r>
-        <w:t>&gt;</w:t>
+        <w:t>&lt;type=shakespearean&gt;</w:t>
       </w:r>
       <w:r>
         <w:t>”</w:t>
@@ -2905,15 +1945,7 @@
         <w:t>“</w:t>
       </w:r>
       <w:r>
-        <w:t>&lt;meter=</w:t>
-      </w:r>
-      <w:proofErr w:type="spellStart"/>
-      <w:r>
-        <w:t>iambic_pentameter</w:t>
-      </w:r>
-      <w:proofErr w:type="spellEnd"/>
-      <w:r>
-        <w:t>&gt;</w:t>
+        <w:t>&lt;meter=iambic_pentameter&gt;</w:t>
       </w:r>
       <w:r>
         <w:t>”</w:t>
@@ -2931,15 +1963,7 @@
         <w:t>“</w:t>
       </w:r>
       <w:r>
-        <w:t>&lt;rhyme=</w:t>
-      </w:r>
-      <w:proofErr w:type="spellStart"/>
-      <w:r>
-        <w:t>ababcdcdefefgg</w:t>
-      </w:r>
-      <w:proofErr w:type="spellEnd"/>
-      <w:r>
-        <w:t>&gt;"</w:t>
+        <w:t>&lt;rhyme=ababcdcdefefgg&gt;"</w:t>
       </w:r>
     </w:p>
     <w:p>
@@ -2963,15 +1987,7 @@
         </w:numPr>
       </w:pPr>
       <w:r>
-        <w:t>task=</w:t>
-      </w:r>
-      <w:proofErr w:type="spellStart"/>
-      <w:r>
-        <w:t>Sonnet_Generation</w:t>
-      </w:r>
-      <w:proofErr w:type="spellEnd"/>
-      <w:r>
-        <w:t>: 모델이 시 생성 작업을 수행해야 함을 명시</w:t>
+        <w:t>task=Sonnet_Generation: 모델이 시 생성 작업을 수행해야 함을 명시</w:t>
       </w:r>
     </w:p>
     <w:p>
@@ -2982,17 +1998,8 @@
         </w:numPr>
       </w:pPr>
       <w:r>
-        <w:t>type=</w:t>
-      </w:r>
-      <w:proofErr w:type="spellStart"/>
-      <w:r>
-        <w:t>shakespearean</w:t>
-      </w:r>
-      <w:proofErr w:type="spellEnd"/>
-      <w:r>
-        <w:t xml:space="preserve">: </w:t>
-      </w:r>
-      <w:proofErr w:type="spellStart"/>
+        <w:t xml:space="preserve">type=shakespearean: </w:t>
+      </w:r>
       <w:r>
         <w:rPr>
           <w:rFonts w:hint="eastAsia"/>
@@ -3000,11 +2007,7 @@
         <w:t>세익스피어</w:t>
       </w:r>
       <w:r>
-        <w:t>식</w:t>
-      </w:r>
-      <w:proofErr w:type="spellEnd"/>
-      <w:r>
-        <w:t xml:space="preserve"> 소네트 형식을 따를 것</w:t>
+        <w:t>식 소네트 형식을 따를 것</w:t>
       </w:r>
     </w:p>
     <w:p>
@@ -3015,23 +2018,7 @@
         </w:numPr>
       </w:pPr>
       <w:r>
-        <w:t>meter=</w:t>
-      </w:r>
-      <w:proofErr w:type="spellStart"/>
-      <w:r>
-        <w:t>iambic_pentameter</w:t>
-      </w:r>
-      <w:proofErr w:type="spellEnd"/>
-      <w:r>
-        <w:t xml:space="preserve">: 운율은 </w:t>
-      </w:r>
-      <w:proofErr w:type="spellStart"/>
-      <w:r>
-        <w:t>약강</w:t>
-      </w:r>
-      <w:proofErr w:type="spellEnd"/>
-      <w:r>
-        <w:t xml:space="preserve"> 5보격</w:t>
+        <w:t>meter=iambic_pentameter: 운율은 약강 5보격</w:t>
       </w:r>
     </w:p>
     <w:p>
@@ -3042,31 +2029,7 @@
         </w:numPr>
       </w:pPr>
       <w:r>
-        <w:t>rhyme=</w:t>
-      </w:r>
-      <w:proofErr w:type="spellStart"/>
-      <w:r>
-        <w:t>ababcdcdefefgg</w:t>
-      </w:r>
-      <w:proofErr w:type="spellEnd"/>
-      <w:r>
-        <w:t xml:space="preserve">: </w:t>
-      </w:r>
-      <w:proofErr w:type="spellStart"/>
-      <w:r>
-        <w:t>스펜서식의</w:t>
-      </w:r>
-      <w:proofErr w:type="spellEnd"/>
-      <w:r>
-        <w:t xml:space="preserve"> 라임 </w:t>
-      </w:r>
-      <w:proofErr w:type="spellStart"/>
-      <w:r>
-        <w:t>스킴을</w:t>
-      </w:r>
-      <w:proofErr w:type="spellEnd"/>
-      <w:r>
-        <w:t xml:space="preserve"> 따름</w:t>
+        <w:t>rhyme=ababcdcdefefgg: 스펜서식의 라임 스킴을 따름</w:t>
       </w:r>
     </w:p>
     <w:p>
@@ -3110,15 +2073,7 @@
     </w:p>
     <w:p>
       <w:r>
-        <w:t>이를 통해 모델은 "무엇을 생성할지"</w:t>
-      </w:r>
-      <w:proofErr w:type="spellStart"/>
-      <w:r>
-        <w:t>를</w:t>
-      </w:r>
-      <w:proofErr w:type="spellEnd"/>
-      <w:r>
-        <w:t xml:space="preserve"> 명확히 이해하고 따를 수 있다.</w:t>
+        <w:t>이를 통해 모델은 "무엇을 생성할지"를 명확히 이해하고 따를 수 있다.</w:t>
       </w:r>
     </w:p>
     <w:p/>
@@ -3153,709 +2108,454 @@
           <w:bCs/>
         </w:rPr>
       </w:pPr>
-      <w:proofErr w:type="spellStart"/>
       <w:r>
         <w:rPr>
           <w:rFonts w:hint="eastAsia"/>
           <w:b/>
           <w:bCs/>
         </w:rPr>
-        <w:t>SonnetGPT</w:t>
-      </w:r>
-      <w:proofErr w:type="spellEnd"/>
-      <w:r>
-        <w:rPr>
-          <w:rFonts w:hint="eastAsia"/>
+        <w:t>SonnetGPT class 내의 forward 메서드</w:t>
+      </w:r>
+      <w:r>
+        <w:rPr>
           <w:b/>
           <w:bCs/>
         </w:rPr>
-        <w:t xml:space="preserve"> class 내의 forward 메서드</w:t>
-      </w:r>
-      <w:r>
+        <w:t>: 프롬프트 삽입 및 입력 처리</w:t>
+      </w:r>
+    </w:p>
+    <w:p>
+      <w:r>
+        <w:t>    ## Prompt 붙이기</w:t>
+      </w:r>
+    </w:p>
+    <w:p>
+      <w:r>
+        <w:t>    # 1. Prompt 준비</w:t>
+      </w:r>
+    </w:p>
+    <w:p>
+      <w:r>
+        <w:t>    prompt_tokens = [</w:t>
+      </w:r>
+    </w:p>
+    <w:p>
+      <w:r>
+        <w:lastRenderedPageBreak/>
+        <w:t>        "&lt;task=Sonnet_Generation&gt;",</w:t>
+      </w:r>
+    </w:p>
+    <w:p>
+      <w:r>
+        <w:t>        "&lt;type=shakespearean&gt;",</w:t>
+      </w:r>
+    </w:p>
+    <w:p>
+      <w:r>
+        <w:t>        "&lt;meter=iambic_pentameter&gt;",</w:t>
+      </w:r>
+    </w:p>
+    <w:p>
+      <w:r>
+        <w:t>        "&lt;rhyme=ababcdcdefefgg&gt;"</w:t>
+      </w:r>
+    </w:p>
+    <w:p>
+      <w:r>
+        <w:t>    ]</w:t>
+      </w:r>
+    </w:p>
+    <w:p>
+      <w:r>
+        <w:t>    prompt_text = " ".join(prompt_tokens)</w:t>
+      </w:r>
+    </w:p>
+    <w:p>
+      <w:pPr>
+        <w:ind w:firstLineChars="200" w:firstLine="400"/>
+      </w:pPr>
+      <w:r>
+        <w:t>prompt_ids = self.tokenizer.encode(prompt_text, add_special_tokens=False, return_tensors="pt").to(input_ids.device)</w:t>
+      </w:r>
+    </w:p>
+    <w:p/>
+    <w:p>
+      <w:r>
+        <w:rPr>
+          <w:rFonts w:hint="eastAsia"/>
+        </w:rPr>
+        <w:t xml:space="preserve">- </w:t>
+      </w:r>
+      <w:r>
+        <w:rPr>
+          <w:rFonts w:hint="eastAsia"/>
+        </w:rPr>
+        <w:t>소네트</w:t>
+      </w:r>
+      <w:r>
+        <w:t xml:space="preserve"> 생성 태스크에 필요한 명시적 정보를 메타 프롬프트로 정의하고, 이를 토크나이즈한다.</w:t>
+      </w:r>
+    </w:p>
+    <w:p>
+      <w:r>
+        <w:rPr>
+          <w:rFonts w:hint="eastAsia"/>
+        </w:rPr>
+        <w:t xml:space="preserve">- </w:t>
+      </w:r>
+      <w:r>
+        <w:t>add_special_tokens=False로 지정하여 불필요한 특수 토큰 삽입을 방지한다.</w:t>
+      </w:r>
+    </w:p>
+    <w:p/>
+    <w:p>
+      <w:r>
+        <w:t>    # 2. 입력과 attention mask에 프롬프트 붙이기</w:t>
+      </w:r>
+    </w:p>
+    <w:p>
+      <w:r>
+        <w:t>    batch_size = input_ids.size(0)</w:t>
+      </w:r>
+    </w:p>
+    <w:p>
+      <w:r>
+        <w:t>    prompt_len = prompt_ids.size(1)</w:t>
+      </w:r>
+    </w:p>
+    <w:p>
+      <w:r>
+        <w:t>    self.prompt_len = prompt_len    # prompt_len 저장 (뒤에서 자르기 위함)</w:t>
+      </w:r>
+    </w:p>
+    <w:p>
+      <w:r>
+        <w:t>    prompt_ids = prompt_ids.expand(batch_size, -1)</w:t>
+      </w:r>
+    </w:p>
+    <w:p>
+      <w:r>
+        <w:rPr>
+          <w:rFonts w:hint="eastAsia"/>
+        </w:rPr>
+        <w:t xml:space="preserve">- </w:t>
+      </w:r>
+      <w:r>
+        <w:t>프롬프트는 모든 입력 시퀀스에 동일하게 삽입되므로, 배치 크기에 맞게 복제한다.</w:t>
+      </w:r>
+    </w:p>
+    <w:p/>
+    <w:p>
+      <w:pPr>
+        <w:ind w:firstLineChars="200" w:firstLine="400"/>
+      </w:pPr>
+      <w:r>
+        <w:t># 3. 입력 시퀀스 및 어텐션 마스크에 프롬프트 붙이기</w:t>
+      </w:r>
+    </w:p>
+    <w:p>
+      <w:r>
+        <w:t>    input_ids = torch.cat([prompt_ids, input_ids], dim=1)</w:t>
+      </w:r>
+    </w:p>
+    <w:p>
+      <w:pPr>
+        <w:ind w:firstLineChars="200" w:firstLine="400"/>
+      </w:pPr>
+      <w:r>
+        <w:t>prompt_mask = torch.ones((batch_size, prompt_len), dtype=attention_mask.dtype, device=attention_mask.device)</w:t>
+      </w:r>
+    </w:p>
+    <w:p>
+      <w:r>
+        <w:t>    attention_mask = torch.cat([prompt_mask, attention_mask], dim=1)</w:t>
+      </w:r>
+    </w:p>
+    <w:p/>
+    <w:p>
+      <w:r>
+        <w:rPr>
+          <w:rFonts w:hint="eastAsia"/>
+        </w:rPr>
+        <w:t>-</w:t>
+      </w:r>
+      <w:r>
+        <w:t xml:space="preserve"> 프롬프트 토큰을 입력 시퀀스 앞에 붙이고, 어텐션 마스크도 동일하게 확장하여 모델이 프롬프</w:t>
+      </w:r>
+      <w:r>
+        <w:lastRenderedPageBreak/>
+        <w:t>트를 인식하도록 한다.</w:t>
+      </w:r>
+    </w:p>
+    <w:p>
+      <w:pPr>
+        <w:ind w:firstLineChars="200" w:firstLine="400"/>
+      </w:pPr>
+      <w:r>
+        <w:t># 4. GPT-2 백본을 통해 히든 스테이트 생성</w:t>
+      </w:r>
+    </w:p>
+    <w:p>
+      <w:r>
+        <w:t>    # GPT</w:t>
+      </w:r>
+      <w:r>
+        <w:noBreakHyphen/>
+        <w:t>2 backbone → hidden states (B, T, D)</w:t>
+      </w:r>
+    </w:p>
+    <w:p>
+      <w:r>
+        <w:t>    hidden_states = self.gpt(</w:t>
+      </w:r>
+    </w:p>
+    <w:p>
+      <w:r>
+        <w:t>        input_ids=input_ids,</w:t>
+      </w:r>
+    </w:p>
+    <w:p>
+      <w:r>
+        <w:t>        attention_mask=attention_mask,</w:t>
+      </w:r>
+    </w:p>
+    <w:p>
+      <w:r>
+        <w:t>    )</w:t>
+      </w:r>
+    </w:p>
+    <w:p>
+      <w:r>
+        <w:rPr>
+          <w:rFonts w:hint="eastAsia"/>
+        </w:rPr>
+        <w:t xml:space="preserve">- </w:t>
+      </w:r>
+      <w:r>
+        <w:t xml:space="preserve">최종적으로 확장된 입력 시퀀스를 GPT-2에 전달하여 </w:t>
+      </w:r>
+      <w:r>
+        <w:rPr>
+          <w:rFonts w:hint="eastAsia"/>
+        </w:rPr>
+        <w:t>hidden state</w:t>
+      </w:r>
+      <w:r>
+        <w:t>를 생성한다.</w:t>
+      </w:r>
+    </w:p>
+    <w:p/>
+    <w:p>
+      <w:pPr>
+        <w:rPr>
+          <w:sz w:val="24"/>
+          <w:szCs w:val="24"/>
+        </w:rPr>
+      </w:pPr>
+    </w:p>
+    <w:p>
+      <w:pPr>
+        <w:rPr>
+          <w:sz w:val="24"/>
+          <w:szCs w:val="24"/>
+        </w:rPr>
+      </w:pPr>
+      <w:r>
+        <w:rPr>
+          <w:rFonts w:hint="eastAsia"/>
+          <w:sz w:val="24"/>
+          <w:szCs w:val="24"/>
+        </w:rPr>
+        <w:t xml:space="preserve"># </w:t>
+      </w:r>
+      <w:r>
+        <w:rPr>
+          <w:rFonts w:hint="eastAsia"/>
+          <w:sz w:val="24"/>
+          <w:szCs w:val="24"/>
+        </w:rPr>
+        <w:t>1.3 t</w:t>
+      </w:r>
+      <w:r>
+        <w:rPr>
+          <w:sz w:val="24"/>
+          <w:szCs w:val="24"/>
+        </w:rPr>
+        <w:t>ask-specific Head</w:t>
+      </w:r>
+    </w:p>
+    <w:p>
+      <w:pPr>
         <w:rPr>
           <w:b/>
           <w:bCs/>
-        </w:rPr>
-        <w:t>: 프롬프트 삽입 및 입력 처리</w:t>
-      </w:r>
-    </w:p>
-    <w:p>
-      <w:r>
-        <w:t>    ## Prompt 붙이기</w:t>
-      </w:r>
-    </w:p>
-    <w:p>
-      <w:r>
-        <w:t>    # 1. Prompt 준비</w:t>
-      </w:r>
-    </w:p>
-    <w:p>
-      <w:r>
-        <w:t xml:space="preserve">    </w:t>
-      </w:r>
-      <w:proofErr w:type="spellStart"/>
-      <w:r>
-        <w:t>prompt_tokens</w:t>
-      </w:r>
-      <w:proofErr w:type="spellEnd"/>
-      <w:r>
-        <w:t xml:space="preserve"> = [</w:t>
-      </w:r>
-    </w:p>
-    <w:p>
-      <w:r>
-        <w:t>        "&lt;task=</w:t>
-      </w:r>
-      <w:proofErr w:type="spellStart"/>
-      <w:r>
-        <w:t>Sonnet_Generation</w:t>
-      </w:r>
-      <w:proofErr w:type="spellEnd"/>
-      <w:r>
-        <w:t>&gt;",</w:t>
-      </w:r>
-    </w:p>
-    <w:p>
-      <w:r>
-        <w:lastRenderedPageBreak/>
-        <w:t>        "&lt;type=</w:t>
-      </w:r>
-      <w:proofErr w:type="spellStart"/>
-      <w:r>
-        <w:t>shakespearean</w:t>
-      </w:r>
-      <w:proofErr w:type="spellEnd"/>
-      <w:r>
-        <w:t>&gt;",</w:t>
-      </w:r>
-    </w:p>
-    <w:p>
-      <w:r>
-        <w:t>        "&lt;meter=</w:t>
-      </w:r>
-      <w:proofErr w:type="spellStart"/>
-      <w:r>
-        <w:t>iambic_pentameter</w:t>
-      </w:r>
-      <w:proofErr w:type="spellEnd"/>
-      <w:r>
-        <w:t>&gt;",</w:t>
-      </w:r>
-    </w:p>
-    <w:p>
-      <w:r>
-        <w:t>        "&lt;rhyme=</w:t>
-      </w:r>
-      <w:proofErr w:type="spellStart"/>
-      <w:r>
-        <w:t>ababcdcdefefgg</w:t>
-      </w:r>
-      <w:proofErr w:type="spellEnd"/>
-      <w:r>
-        <w:t>&gt;"</w:t>
-      </w:r>
-    </w:p>
-    <w:p>
-      <w:r>
-        <w:t>    ]</w:t>
-      </w:r>
-    </w:p>
-    <w:p>
-      <w:r>
-        <w:t xml:space="preserve">    </w:t>
-      </w:r>
-      <w:proofErr w:type="spellStart"/>
-      <w:r>
-        <w:t>prompt_text</w:t>
-      </w:r>
-      <w:proofErr w:type="spellEnd"/>
-      <w:r>
-        <w:t xml:space="preserve"> = " </w:t>
-      </w:r>
-      <w:proofErr w:type="gramStart"/>
-      <w:r>
-        <w:t>".join</w:t>
-      </w:r>
-      <w:proofErr w:type="gramEnd"/>
-      <w:r>
-        <w:t>(</w:t>
-      </w:r>
-      <w:proofErr w:type="spellStart"/>
-      <w:r>
-        <w:t>prompt_tokens</w:t>
-      </w:r>
-      <w:proofErr w:type="spellEnd"/>
-      <w:r>
-        <w:t>)</w:t>
-      </w:r>
-    </w:p>
-    <w:p>
-      <w:pPr>
-        <w:ind w:firstLineChars="200" w:firstLine="400"/>
-      </w:pPr>
-      <w:proofErr w:type="spellStart"/>
-      <w:r>
-        <w:t>prompt_ids</w:t>
-      </w:r>
-      <w:proofErr w:type="spellEnd"/>
-      <w:r>
-        <w:t xml:space="preserve"> = </w:t>
-      </w:r>
-      <w:proofErr w:type="spellStart"/>
-      <w:proofErr w:type="gramStart"/>
-      <w:r>
-        <w:t>self.tokenizer</w:t>
-      </w:r>
-      <w:proofErr w:type="gramEnd"/>
-      <w:r>
-        <w:t>.</w:t>
-      </w:r>
-      <w:proofErr w:type="gramStart"/>
-      <w:r>
-        <w:t>encode</w:t>
-      </w:r>
-      <w:proofErr w:type="spellEnd"/>
-      <w:r>
-        <w:t>(</w:t>
-      </w:r>
-      <w:proofErr w:type="spellStart"/>
-      <w:proofErr w:type="gramEnd"/>
-      <w:r>
-        <w:t>prompt_text</w:t>
-      </w:r>
-      <w:proofErr w:type="spellEnd"/>
-      <w:r>
-        <w:t xml:space="preserve">, </w:t>
-      </w:r>
-      <w:proofErr w:type="spellStart"/>
-      <w:r>
-        <w:t>add_special_tokens</w:t>
-      </w:r>
-      <w:proofErr w:type="spellEnd"/>
-      <w:r>
-        <w:t xml:space="preserve">=False, </w:t>
-      </w:r>
-      <w:proofErr w:type="spellStart"/>
-      <w:r>
-        <w:t>return_tensors</w:t>
-      </w:r>
-      <w:proofErr w:type="spellEnd"/>
-      <w:r>
-        <w:t>="pt").to(</w:t>
-      </w:r>
-      <w:proofErr w:type="spellStart"/>
-      <w:r>
-        <w:t>input_</w:t>
-      </w:r>
-      <w:proofErr w:type="gramStart"/>
-      <w:r>
-        <w:t>ids.device</w:t>
-      </w:r>
-      <w:proofErr w:type="spellEnd"/>
-      <w:proofErr w:type="gramEnd"/>
-      <w:r>
-        <w:t>)</w:t>
-      </w:r>
-    </w:p>
-    <w:p/>
-    <w:p>
-      <w:r>
-        <w:rPr>
-          <w:rFonts w:hint="eastAsia"/>
-        </w:rPr>
-        <w:t xml:space="preserve">- </w:t>
-      </w:r>
-      <w:r>
-        <w:rPr>
-          <w:rFonts w:hint="eastAsia"/>
-        </w:rPr>
-        <w:t>소네트</w:t>
-      </w:r>
-      <w:r>
-        <w:t xml:space="preserve"> 생성 태스크에 필요한 명시적 정보를 메타 프롬프트로 정의하고, 이를 </w:t>
-      </w:r>
-      <w:proofErr w:type="spellStart"/>
-      <w:r>
-        <w:t>토크나이즈한다</w:t>
-      </w:r>
-      <w:proofErr w:type="spellEnd"/>
-      <w:r>
-        <w:t>.</w:t>
-      </w:r>
-    </w:p>
-    <w:p>
-      <w:r>
-        <w:rPr>
-          <w:rFonts w:hint="eastAsia"/>
-        </w:rPr>
-        <w:t xml:space="preserve">- </w:t>
-      </w:r>
-      <w:proofErr w:type="spellStart"/>
-      <w:r>
-        <w:t>add_special_tokens</w:t>
-      </w:r>
-      <w:proofErr w:type="spellEnd"/>
-      <w:r>
-        <w:t>=False로 지정하여 불필요한 특수 토큰 삽입을 방지한다.</w:t>
-      </w:r>
-    </w:p>
-    <w:p/>
-    <w:p>
-      <w:r>
-        <w:t>    # 2. 입력과 attention mask에 프롬프트 붙이기</w:t>
-      </w:r>
-    </w:p>
-    <w:p>
-      <w:r>
-        <w:t xml:space="preserve">    </w:t>
-      </w:r>
-      <w:proofErr w:type="spellStart"/>
-      <w:r>
-        <w:t>batch_size</w:t>
-      </w:r>
-      <w:proofErr w:type="spellEnd"/>
-      <w:r>
-        <w:t xml:space="preserve"> = </w:t>
-      </w:r>
-      <w:proofErr w:type="spellStart"/>
-      <w:r>
-        <w:t>input_</w:t>
-      </w:r>
-      <w:proofErr w:type="gramStart"/>
-      <w:r>
-        <w:t>ids.size</w:t>
-      </w:r>
-      <w:proofErr w:type="spellEnd"/>
-      <w:proofErr w:type="gramEnd"/>
-      <w:r>
-        <w:t>(0)</w:t>
-      </w:r>
-    </w:p>
-    <w:p>
-      <w:r>
-        <w:t xml:space="preserve">    </w:t>
-      </w:r>
-      <w:proofErr w:type="spellStart"/>
-      <w:r>
-        <w:t>prompt_len</w:t>
-      </w:r>
-      <w:proofErr w:type="spellEnd"/>
-      <w:r>
-        <w:t xml:space="preserve"> = </w:t>
-      </w:r>
-      <w:proofErr w:type="spellStart"/>
-      <w:r>
-        <w:t>prompt_</w:t>
-      </w:r>
-      <w:proofErr w:type="gramStart"/>
-      <w:r>
-        <w:t>ids.size</w:t>
-      </w:r>
-      <w:proofErr w:type="spellEnd"/>
-      <w:proofErr w:type="gramEnd"/>
-      <w:r>
-        <w:t>(1)</w:t>
-      </w:r>
-    </w:p>
-    <w:p>
-      <w:r>
-        <w:t xml:space="preserve">    </w:t>
-      </w:r>
-      <w:proofErr w:type="spellStart"/>
-      <w:proofErr w:type="gramStart"/>
-      <w:r>
-        <w:t>self.prompt</w:t>
-      </w:r>
-      <w:proofErr w:type="gramEnd"/>
-      <w:r>
-        <w:t>_len</w:t>
-      </w:r>
-      <w:proofErr w:type="spellEnd"/>
-      <w:r>
-        <w:t xml:space="preserve"> = </w:t>
-      </w:r>
-      <w:proofErr w:type="spellStart"/>
-      <w:r>
-        <w:t>prompt_len</w:t>
-      </w:r>
-      <w:proofErr w:type="spellEnd"/>
-      <w:r>
-        <w:t xml:space="preserve">    # </w:t>
-      </w:r>
-      <w:proofErr w:type="spellStart"/>
-      <w:r>
-        <w:t>prompt_len</w:t>
-      </w:r>
-      <w:proofErr w:type="spellEnd"/>
-      <w:r>
-        <w:t xml:space="preserve"> 저장 (뒤에서 자르기 위함)</w:t>
-      </w:r>
-    </w:p>
-    <w:p>
-      <w:r>
-        <w:t xml:space="preserve">    </w:t>
-      </w:r>
-      <w:proofErr w:type="spellStart"/>
-      <w:r>
-        <w:t>prompt_ids</w:t>
-      </w:r>
-      <w:proofErr w:type="spellEnd"/>
-      <w:r>
-        <w:t xml:space="preserve"> = </w:t>
-      </w:r>
-      <w:proofErr w:type="spellStart"/>
-      <w:r>
-        <w:t>prompt_</w:t>
-      </w:r>
-      <w:proofErr w:type="gramStart"/>
-      <w:r>
-        <w:t>ids.expand</w:t>
-      </w:r>
-      <w:proofErr w:type="spellEnd"/>
-      <w:proofErr w:type="gramEnd"/>
-      <w:r>
-        <w:t>(</w:t>
-      </w:r>
-      <w:proofErr w:type="spellStart"/>
-      <w:r>
-        <w:t>batch_size</w:t>
-      </w:r>
-      <w:proofErr w:type="spellEnd"/>
-      <w:r>
-        <w:t>, -1)</w:t>
-      </w:r>
-    </w:p>
-    <w:p>
-      <w:r>
-        <w:rPr>
-          <w:rFonts w:hint="eastAsia"/>
-        </w:rPr>
-        <w:t xml:space="preserve">- </w:t>
-      </w:r>
-      <w:r>
-        <w:t>프롬프트는 모든 입력 시퀀스에 동일하게 삽입되므로, 배치 크기에 맞게 복제한다.</w:t>
-      </w:r>
-    </w:p>
-    <w:p/>
-    <w:p>
-      <w:pPr>
-        <w:ind w:firstLineChars="200" w:firstLine="400"/>
-      </w:pPr>
-      <w:r>
-        <w:t xml:space="preserve"># 3. 입력 시퀀스 및 </w:t>
-      </w:r>
-      <w:proofErr w:type="spellStart"/>
-      <w:r>
-        <w:t>어텐션</w:t>
-      </w:r>
-      <w:proofErr w:type="spellEnd"/>
-      <w:r>
-        <w:t xml:space="preserve"> 마스크에 프롬프트 붙이기</w:t>
-      </w:r>
-    </w:p>
-    <w:p>
-      <w:r>
-        <w:t xml:space="preserve">    </w:t>
-      </w:r>
-      <w:proofErr w:type="spellStart"/>
-      <w:r>
-        <w:t>input_ids</w:t>
-      </w:r>
-      <w:proofErr w:type="spellEnd"/>
-      <w:r>
-        <w:t xml:space="preserve"> = </w:t>
-      </w:r>
-      <w:proofErr w:type="gramStart"/>
-      <w:r>
-        <w:t>torch.cat(</w:t>
-      </w:r>
-      <w:proofErr w:type="gramEnd"/>
-      <w:r>
-        <w:t>[</w:t>
-      </w:r>
-      <w:proofErr w:type="spellStart"/>
-      <w:r>
-        <w:t>prompt_ids</w:t>
-      </w:r>
-      <w:proofErr w:type="spellEnd"/>
-      <w:r>
-        <w:t xml:space="preserve">, </w:t>
-      </w:r>
-      <w:proofErr w:type="spellStart"/>
-      <w:r>
-        <w:t>input_ids</w:t>
-      </w:r>
-      <w:proofErr w:type="spellEnd"/>
-      <w:r>
-        <w:t>], dim=1)</w:t>
-      </w:r>
-    </w:p>
-    <w:p>
-      <w:pPr>
-        <w:ind w:firstLineChars="200" w:firstLine="400"/>
-      </w:pPr>
-      <w:proofErr w:type="spellStart"/>
-      <w:r>
-        <w:t>prompt_mask</w:t>
-      </w:r>
-      <w:proofErr w:type="spellEnd"/>
-      <w:r>
-        <w:t xml:space="preserve"> = </w:t>
-      </w:r>
-      <w:proofErr w:type="spellStart"/>
-      <w:proofErr w:type="gramStart"/>
-      <w:r>
-        <w:t>torch.ones</w:t>
-      </w:r>
-      <w:proofErr w:type="spellEnd"/>
-      <w:proofErr w:type="gramEnd"/>
-      <w:r>
-        <w:t>((</w:t>
-      </w:r>
-      <w:proofErr w:type="spellStart"/>
-      <w:r>
-        <w:t>batch_size</w:t>
-      </w:r>
-      <w:proofErr w:type="spellEnd"/>
-      <w:r>
-        <w:t xml:space="preserve">, </w:t>
-      </w:r>
-      <w:proofErr w:type="spellStart"/>
-      <w:r>
-        <w:t>prompt_len</w:t>
-      </w:r>
-      <w:proofErr w:type="spellEnd"/>
-      <w:r>
-        <w:t xml:space="preserve">), </w:t>
-      </w:r>
-      <w:proofErr w:type="spellStart"/>
-      <w:r>
-        <w:t>dtype</w:t>
-      </w:r>
-      <w:proofErr w:type="spellEnd"/>
-      <w:r>
-        <w:t>=</w:t>
-      </w:r>
-      <w:proofErr w:type="spellStart"/>
-      <w:r>
-        <w:t>attention_</w:t>
-      </w:r>
-      <w:proofErr w:type="gramStart"/>
-      <w:r>
-        <w:t>mask.dtype</w:t>
-      </w:r>
-      <w:proofErr w:type="spellEnd"/>
-      <w:proofErr w:type="gramEnd"/>
-      <w:r>
-        <w:t>, device=</w:t>
-      </w:r>
-      <w:proofErr w:type="spellStart"/>
-      <w:r>
-        <w:t>attention_</w:t>
-      </w:r>
-      <w:proofErr w:type="gramStart"/>
-      <w:r>
-        <w:t>mask.device</w:t>
-      </w:r>
-      <w:proofErr w:type="spellEnd"/>
-      <w:proofErr w:type="gramEnd"/>
-      <w:r>
-        <w:t>)</w:t>
-      </w:r>
-    </w:p>
-    <w:p>
-      <w:r>
-        <w:t xml:space="preserve">    </w:t>
-      </w:r>
-      <w:proofErr w:type="spellStart"/>
-      <w:r>
-        <w:t>attention_mask</w:t>
-      </w:r>
-      <w:proofErr w:type="spellEnd"/>
-      <w:r>
-        <w:t xml:space="preserve"> = </w:t>
-      </w:r>
-      <w:proofErr w:type="gramStart"/>
-      <w:r>
-        <w:t>torch.cat(</w:t>
-      </w:r>
-      <w:proofErr w:type="gramEnd"/>
-      <w:r>
-        <w:t>[</w:t>
-      </w:r>
-      <w:proofErr w:type="spellStart"/>
-      <w:r>
-        <w:t>prompt_mask</w:t>
-      </w:r>
-      <w:proofErr w:type="spellEnd"/>
-      <w:r>
-        <w:t xml:space="preserve">, </w:t>
-      </w:r>
-      <w:proofErr w:type="spellStart"/>
-      <w:r>
-        <w:t>attention_mask</w:t>
-      </w:r>
-      <w:proofErr w:type="spellEnd"/>
-      <w:r>
-        <w:t>], dim=1)</w:t>
-      </w:r>
-    </w:p>
-    <w:p/>
-    <w:p>
-      <w:r>
-        <w:rPr>
-          <w:rFonts w:hint="eastAsia"/>
-        </w:rPr>
-        <w:t>-</w:t>
-      </w:r>
-      <w:r>
-        <w:t xml:space="preserve"> 프롬프트 토큰을 입력 시퀀스 앞에 붙이고, </w:t>
-      </w:r>
-      <w:proofErr w:type="spellStart"/>
-      <w:r>
-        <w:t>어텐션</w:t>
-      </w:r>
-      <w:proofErr w:type="spellEnd"/>
-      <w:r>
-        <w:t xml:space="preserve"> 마스크도 동일하게 확장하여 모델이 프롬프트를 인식하도록 한다.</w:t>
-      </w:r>
-    </w:p>
-    <w:p>
-      <w:pPr>
-        <w:ind w:firstLineChars="200" w:firstLine="400"/>
-      </w:pPr>
-      <w:r>
-        <w:lastRenderedPageBreak/>
-        <w:t xml:space="preserve"># 4. GPT-2 백본을 통해 </w:t>
-      </w:r>
-      <w:proofErr w:type="spellStart"/>
-      <w:r>
-        <w:t>히든</w:t>
-      </w:r>
-      <w:proofErr w:type="spellEnd"/>
-      <w:r>
-        <w:t xml:space="preserve"> </w:t>
-      </w:r>
-      <w:proofErr w:type="spellStart"/>
-      <w:r>
-        <w:t>스테이트</w:t>
-      </w:r>
-      <w:proofErr w:type="spellEnd"/>
-      <w:r>
-        <w:t xml:space="preserve"> 생성</w:t>
-      </w:r>
-    </w:p>
-    <w:p>
-      <w:r>
-        <w:t>    # GPT</w:t>
-      </w:r>
-      <w:r>
-        <w:noBreakHyphen/>
-        <w:t>2 backbone → hidden states (B, T, D)</w:t>
-      </w:r>
-    </w:p>
-    <w:p>
-      <w:r>
-        <w:t xml:space="preserve">    </w:t>
-      </w:r>
-      <w:proofErr w:type="spellStart"/>
-      <w:r>
-        <w:t>hidden_states</w:t>
-      </w:r>
-      <w:proofErr w:type="spellEnd"/>
-      <w:r>
-        <w:t xml:space="preserve"> = </w:t>
-      </w:r>
-      <w:proofErr w:type="spellStart"/>
-      <w:proofErr w:type="gramStart"/>
-      <w:r>
-        <w:t>self.gpt</w:t>
-      </w:r>
-      <w:proofErr w:type="spellEnd"/>
-      <w:r>
-        <w:t>(</w:t>
-      </w:r>
-      <w:proofErr w:type="gramEnd"/>
-    </w:p>
-    <w:p>
-      <w:r>
-        <w:t xml:space="preserve">        </w:t>
-      </w:r>
-      <w:proofErr w:type="spellStart"/>
-      <w:r>
-        <w:t>input_ids</w:t>
-      </w:r>
-      <w:proofErr w:type="spellEnd"/>
-      <w:r>
-        <w:t>=</w:t>
-      </w:r>
-      <w:proofErr w:type="spellStart"/>
-      <w:r>
-        <w:t>input_ids</w:t>
-      </w:r>
-      <w:proofErr w:type="spellEnd"/>
-      <w:r>
-        <w:t>,</w:t>
-      </w:r>
-    </w:p>
-    <w:p>
-      <w:r>
-        <w:t xml:space="preserve">        </w:t>
-      </w:r>
-      <w:proofErr w:type="spellStart"/>
-      <w:r>
-        <w:t>attention_mask</w:t>
-      </w:r>
-      <w:proofErr w:type="spellEnd"/>
-      <w:r>
-        <w:t>=</w:t>
-      </w:r>
-      <w:proofErr w:type="spellStart"/>
-      <w:r>
-        <w:t>attention_mask</w:t>
-      </w:r>
-      <w:proofErr w:type="spellEnd"/>
-      <w:r>
-        <w:t>,</w:t>
-      </w:r>
-    </w:p>
-    <w:p>
-      <w:r>
-        <w:t>    )</w:t>
-      </w:r>
-    </w:p>
-    <w:p>
-      <w:r>
-        <w:rPr>
-          <w:rFonts w:hint="eastAsia"/>
-        </w:rPr>
-        <w:t xml:space="preserve">- </w:t>
-      </w:r>
-      <w:r>
-        <w:t xml:space="preserve">최종적으로 확장된 입력 시퀀스를 GPT-2에 전달하여 </w:t>
-      </w:r>
-      <w:r>
-        <w:rPr>
-          <w:rFonts w:hint="eastAsia"/>
-        </w:rPr>
-        <w:t>hidden state</w:t>
-      </w:r>
-      <w:r>
-        <w:t>를 생성한다.</w:t>
-      </w:r>
-    </w:p>
-    <w:p/>
-    <w:p>
-      <w:pPr>
-        <w:rPr>
           <w:sz w:val="24"/>
           <w:szCs w:val="24"/>
         </w:rPr>
       </w:pPr>
-    </w:p>
-    <w:p>
-      <w:pPr>
-        <w:rPr>
+      <w:r>
+        <w:rPr>
+          <w:rFonts w:hint="eastAsia"/>
+          <w:b/>
+          <w:bCs/>
+        </w:rPr>
+        <w:t>Task-specific-Head 기본 원리</w:t>
+      </w:r>
+    </w:p>
+    <w:p>
+      <w:pPr>
+        <w:ind w:firstLineChars="100" w:firstLine="200"/>
+      </w:pPr>
+      <w:r>
+        <w:t>사전 학습된 GPT-2는 언어 생성(generative)을 목적으로 설계된 모델로, 주어진 문맥에 따라 다음 단어를 예측하는 데 최적화되어 있다. 이처럼 GPT-2는 각 시점마다 어휘 전체에 대한 확률 분포를 출력하는 Autoregressive 언어 모델이기 때문에, 입력 전체를 보고 하나의 판단을 내려야 하는 분류(classification) 작업에는 직접적으로 사용하기 어렵다.</w:t>
+      </w:r>
+    </w:p>
+    <w:p>
+      <w:pPr>
+        <w:ind w:firstLineChars="100" w:firstLine="200"/>
+      </w:pPr>
+      <w:r>
+        <w:t>이러한 한계를 해결하기 위해, GPT-2의 표현 능력은 그대로 유지하면서도 task에 따라 적절한 출력을 생성할 수 있도록 Task-specific Head를 추가하여 사용하였다. 이 구조는 GPT-2를 인코더로 사용하고, 그 위에 과제별 출력 목적에 맞는 분류기나 생성기를 부착하는 방식이다.</w:t>
+      </w:r>
+    </w:p>
+    <w:p/>
+    <w:p>
+      <w:pPr>
+        <w:rPr>
+          <w:b/>
+          <w:bCs/>
+        </w:rPr>
+      </w:pPr>
+      <w:r>
+        <w:rPr>
+          <w:rFonts w:hint="eastAsia"/>
+          <w:b/>
+          <w:bCs/>
+        </w:rPr>
+        <w:t>구성</w:t>
+      </w:r>
+    </w:p>
+    <w:p>
+      <w:pPr>
+        <w:ind w:firstLineChars="100" w:firstLine="200"/>
+      </w:pPr>
+      <w:r>
+        <w:t>Task-specific Head는 GPT-2가 출력한 마지막 토큰의 hidden state를 입력으로 받아, 최종 출력</w:t>
+      </w:r>
+      <w:r>
+        <w:rPr>
+          <w:rFonts w:hint="eastAsia"/>
+        </w:rPr>
+        <w:t xml:space="preserve"> </w:t>
+      </w:r>
+      <w:r>
+        <w:t>값을 생성한다.</w:t>
+      </w:r>
+      <w:r>
+        <w:rPr>
+          <w:rFonts w:hint="eastAsia"/>
+        </w:rPr>
+        <w:t xml:space="preserve"> </w:t>
+      </w:r>
+      <w:r>
+        <w:t>이 head를 간단한 2층 MLP 구조로 설계하였다</w:t>
+      </w:r>
+      <w:r>
+        <w:rPr>
+          <w:rFonts w:hint="eastAsia"/>
+        </w:rPr>
+        <w:t>.</w:t>
+      </w:r>
+    </w:p>
+    <w:p>
+      <w:pPr>
+        <w:ind w:firstLineChars="100" w:firstLine="200"/>
+      </w:pPr>
+      <w:r>
+        <w:rPr>
+          <w:noProof/>
+        </w:rPr>
+        <w:drawing>
+          <wp:inline distT="0" distB="0" distL="0" distR="0" wp14:anchorId="0CED9954" wp14:editId="544F58EF">
+            <wp:extent cx="5731510" cy="841375"/>
+            <wp:effectExtent l="0" t="0" r="2540" b="0"/>
+            <wp:docPr id="1953412477" name="그림 1" descr="텍스트, 시계, 폰트이(가) 표시된 사진&#10;&#10;AI 생성 콘텐츠는 정확하지 않을 수 있습니다."/>
+            <wp:cNvGraphicFramePr>
+              <a:graphicFrameLocks xmlns:a="http://schemas.openxmlformats.org/drawingml/2006/main" noChangeAspect="1"/>
+            </wp:cNvGraphicFramePr>
+            <a:graphic xmlns:a="http://schemas.openxmlformats.org/drawingml/2006/main">
+              <a:graphicData uri="http://schemas.openxmlformats.org/drawingml/2006/picture">
+                <pic:pic xmlns:pic="http://schemas.openxmlformats.org/drawingml/2006/picture">
+                  <pic:nvPicPr>
+                    <pic:cNvPr id="1953412477" name="그림 1" descr="텍스트, 시계, 폰트이(가) 표시된 사진&#10;&#10;AI 생성 콘텐츠는 정확하지 않을 수 있습니다."/>
+                    <pic:cNvPicPr/>
+                  </pic:nvPicPr>
+                  <pic:blipFill>
+                    <a:blip r:embed="rId7"/>
+                    <a:stretch>
+                      <a:fillRect/>
+                    </a:stretch>
+                  </pic:blipFill>
+                  <pic:spPr>
+                    <a:xfrm>
+                      <a:off x="0" y="0"/>
+                      <a:ext cx="5731510" cy="841375"/>
+                    </a:xfrm>
+                    <a:prstGeom prst="rect">
+                      <a:avLst/>
+                    </a:prstGeom>
+                  </pic:spPr>
+                </pic:pic>
+              </a:graphicData>
+            </a:graphic>
+          </wp:inline>
+        </w:drawing>
+      </w:r>
+    </w:p>
+    <w:p>
+      <w:r>
+        <w:t>Sentiment Analysis</w:t>
+      </w:r>
+      <w:r>
+        <w:rPr>
+          <w:rFonts w:hint="eastAsia"/>
+        </w:rPr>
+        <w:t xml:space="preserve">: </w:t>
+      </w:r>
+      <w:r>
+        <w:t>5개 감정 클래스 중 하나 선택 (Linear-ReLU-Linear → 5-d output)</w:t>
+      </w:r>
+    </w:p>
+    <w:p>
+      <w:r>
+        <w:lastRenderedPageBreak/>
+        <w:t>Paraphrase Detection:</w:t>
+      </w:r>
+      <w:r>
+        <w:t xml:space="preserve"> yes/no 선택 (Linear-ReLU-Linear → 2-d output)</w:t>
+      </w:r>
+    </w:p>
+    <w:p>
+      <w:pPr>
+        <w:rPr>
+          <w:b/>
+          <w:bCs/>
+        </w:rPr>
+      </w:pPr>
+      <w:r>
+        <w:rPr>
+          <w:rFonts w:hint="eastAsia"/>
+          <w:b/>
+          <w:bCs/>
+        </w:rPr>
+        <w:t>작동 방식</w:t>
+      </w:r>
+    </w:p>
+    <w:p>
+      <w:pPr>
+        <w:rPr>
+          <w:b/>
+          <w:bCs/>
           <w:sz w:val="24"/>
           <w:szCs w:val="24"/>
         </w:rPr>
@@ -3863,195 +2563,517 @@
       <w:r>
         <w:rPr>
           <w:rFonts w:hint="eastAsia"/>
+          <w:b/>
+          <w:bCs/>
+        </w:rPr>
+        <w:t xml:space="preserve">1. </w:t>
+      </w:r>
+      <w:r>
+        <w:rPr>
+          <w:b/>
+          <w:bCs/>
+        </w:rPr>
+        <w:t>입력 문장 토크나이징 및 인코딩</w:t>
+      </w:r>
+    </w:p>
+    <w:p>
+      <w:pPr>
+        <w:ind w:firstLineChars="100" w:firstLine="200"/>
+      </w:pPr>
+      <w:r>
+        <w:t>입력 문장을 GPT-2 tokenizer를 통해 토큰화하고, attention mask와 함께 GPT-2에 전달한다.</w:t>
+      </w:r>
+      <w:r>
+        <w:br/>
+        <w:t>필요에 따라 task-specific 프롬프트를 앞에 붙이기도 한다</w:t>
+      </w:r>
+      <w:r>
+        <w:rPr>
+          <w:rFonts w:hint="eastAsia"/>
+        </w:rPr>
+        <w:t>.</w:t>
+      </w:r>
+    </w:p>
+    <w:p>
+      <w:pPr>
+        <w:rPr>
+          <w:b/>
+          <w:bCs/>
+        </w:rPr>
+      </w:pPr>
+      <w:r>
+        <w:rPr>
+          <w:noProof/>
+        </w:rPr>
+        <w:drawing>
+          <wp:inline distT="0" distB="0" distL="0" distR="0" wp14:anchorId="75357943" wp14:editId="3FA450AF">
+            <wp:extent cx="5731510" cy="540385"/>
+            <wp:effectExtent l="0" t="0" r="2540" b="0"/>
+            <wp:docPr id="1178082583" name="그림 1"/>
+            <wp:cNvGraphicFramePr>
+              <a:graphicFrameLocks xmlns:a="http://schemas.openxmlformats.org/drawingml/2006/main" noChangeAspect="1"/>
+            </wp:cNvGraphicFramePr>
+            <a:graphic xmlns:a="http://schemas.openxmlformats.org/drawingml/2006/main">
+              <a:graphicData uri="http://schemas.openxmlformats.org/drawingml/2006/picture">
+                <pic:pic xmlns:pic="http://schemas.openxmlformats.org/drawingml/2006/picture">
+                  <pic:nvPicPr>
+                    <pic:cNvPr id="1178082583" name=""/>
+                    <pic:cNvPicPr/>
+                  </pic:nvPicPr>
+                  <pic:blipFill>
+                    <a:blip r:embed="rId8"/>
+                    <a:stretch>
+                      <a:fillRect/>
+                    </a:stretch>
+                  </pic:blipFill>
+                  <pic:spPr>
+                    <a:xfrm>
+                      <a:off x="0" y="0"/>
+                      <a:ext cx="5731510" cy="540385"/>
+                    </a:xfrm>
+                    <a:prstGeom prst="rect">
+                      <a:avLst/>
+                    </a:prstGeom>
+                  </pic:spPr>
+                </pic:pic>
+              </a:graphicData>
+            </a:graphic>
+          </wp:inline>
+        </w:drawing>
+      </w:r>
+    </w:p>
+    <w:p>
+      <w:pPr>
+        <w:rPr>
+          <w:b/>
+          <w:bCs/>
+        </w:rPr>
+      </w:pPr>
+      <w:r>
+        <w:rPr>
+          <w:rFonts w:hint="eastAsia"/>
+          <w:b/>
+          <w:bCs/>
+        </w:rPr>
+        <w:t>2. 문</w:t>
+      </w:r>
+      <w:r>
+        <w:rPr>
+          <w:b/>
+          <w:bCs/>
+        </w:rPr>
+        <w:t>장 벡터 추출 (마지막 토큰 벡터)</w:t>
+      </w:r>
+    </w:p>
+    <w:p>
+      <w:pPr>
+        <w:ind w:firstLineChars="50" w:firstLine="100"/>
+      </w:pPr>
+      <w:r>
+        <w:t>GPT-2는 각 토큰에 대한 contextualized representation을 출력한다. 이 중 마지막 토큰의 hidden state를 문장 전체 의미를 대표하는 벡터로 사용한다.</w:t>
+      </w:r>
+    </w:p>
+    <w:p>
+      <w:pPr>
+        <w:rPr>
+          <w:b/>
+          <w:bCs/>
+        </w:rPr>
+      </w:pPr>
+      <w:r>
+        <w:rPr>
+          <w:noProof/>
+        </w:rPr>
+        <w:drawing>
+          <wp:inline distT="0" distB="0" distL="0" distR="0" wp14:anchorId="7076E426" wp14:editId="4AFCA989">
+            <wp:extent cx="5731510" cy="425450"/>
+            <wp:effectExtent l="0" t="0" r="2540" b="0"/>
+            <wp:docPr id="1535164181" name="그림 1"/>
+            <wp:cNvGraphicFramePr>
+              <a:graphicFrameLocks xmlns:a="http://schemas.openxmlformats.org/drawingml/2006/main" noChangeAspect="1"/>
+            </wp:cNvGraphicFramePr>
+            <a:graphic xmlns:a="http://schemas.openxmlformats.org/drawingml/2006/main">
+              <a:graphicData uri="http://schemas.openxmlformats.org/drawingml/2006/picture">
+                <pic:pic xmlns:pic="http://schemas.openxmlformats.org/drawingml/2006/picture">
+                  <pic:nvPicPr>
+                    <pic:cNvPr id="1535164181" name=""/>
+                    <pic:cNvPicPr/>
+                  </pic:nvPicPr>
+                  <pic:blipFill>
+                    <a:blip r:embed="rId9"/>
+                    <a:stretch>
+                      <a:fillRect/>
+                    </a:stretch>
+                  </pic:blipFill>
+                  <pic:spPr>
+                    <a:xfrm>
+                      <a:off x="0" y="0"/>
+                      <a:ext cx="5731510" cy="425450"/>
+                    </a:xfrm>
+                    <a:prstGeom prst="rect">
+                      <a:avLst/>
+                    </a:prstGeom>
+                  </pic:spPr>
+                </pic:pic>
+              </a:graphicData>
+            </a:graphic>
+          </wp:inline>
+        </w:drawing>
+      </w:r>
+    </w:p>
+    <w:p>
+      <w:pPr>
+        <w:rPr>
+          <w:b/>
+          <w:bCs/>
+        </w:rPr>
+      </w:pPr>
+      <w:r>
+        <w:rPr>
+          <w:rFonts w:hint="eastAsia"/>
+          <w:b/>
+          <w:bCs/>
+        </w:rPr>
+        <w:t xml:space="preserve">3. </w:t>
+      </w:r>
+      <w:r>
+        <w:rPr>
+          <w:b/>
+          <w:bCs/>
+        </w:rPr>
+        <w:t>Task-specific Head에 전달</w:t>
+      </w:r>
+    </w:p>
+    <w:p>
+      <w:r>
+        <w:rPr>
+          <w:rFonts w:hint="eastAsia"/>
+          <w:b/>
+          <w:bCs/>
+        </w:rPr>
+        <w:t xml:space="preserve"> </w:t>
+      </w:r>
+      <w:r>
+        <w:t>이 벡터를 MLP로 구성된 Task-specific Head에 입력한다. Head는 Linear → ReLU → Linear 구조로 이루어져 있고, 이 과정을 통해 최종</w:t>
+      </w:r>
+      <w:r>
+        <w:rPr>
+          <w:rFonts w:hint="eastAsia"/>
+        </w:rPr>
+        <w:t xml:space="preserve"> </w:t>
+      </w:r>
+      <w:r>
+        <w:t>logits을 출력한다.</w:t>
+      </w:r>
+    </w:p>
+    <w:p>
+      <w:pPr>
+        <w:rPr>
+          <w:b/>
+          <w:bCs/>
+        </w:rPr>
+      </w:pPr>
+      <w:r>
+        <w:rPr>
+          <w:noProof/>
+        </w:rPr>
+        <w:drawing>
+          <wp:inline distT="0" distB="0" distL="0" distR="0" wp14:anchorId="7CE204B3" wp14:editId="75E242FD">
+            <wp:extent cx="5731510" cy="826770"/>
+            <wp:effectExtent l="0" t="0" r="2540" b="0"/>
+            <wp:docPr id="1612187581" name="그림 1" descr="텍스트, 스크린샷, 폰트, 블랙이(가) 표시된 사진&#10;&#10;AI 생성 콘텐츠는 정확하지 않을 수 있습니다."/>
+            <wp:cNvGraphicFramePr>
+              <a:graphicFrameLocks xmlns:a="http://schemas.openxmlformats.org/drawingml/2006/main" noChangeAspect="1"/>
+            </wp:cNvGraphicFramePr>
+            <a:graphic xmlns:a="http://schemas.openxmlformats.org/drawingml/2006/main">
+              <a:graphicData uri="http://schemas.openxmlformats.org/drawingml/2006/picture">
+                <pic:pic xmlns:pic="http://schemas.openxmlformats.org/drawingml/2006/picture">
+                  <pic:nvPicPr>
+                    <pic:cNvPr id="1612187581" name="그림 1" descr="텍스트, 스크린샷, 폰트, 블랙이(가) 표시된 사진&#10;&#10;AI 생성 콘텐츠는 정확하지 않을 수 있습니다."/>
+                    <pic:cNvPicPr/>
+                  </pic:nvPicPr>
+                  <pic:blipFill>
+                    <a:blip r:embed="rId10"/>
+                    <a:stretch>
+                      <a:fillRect/>
+                    </a:stretch>
+                  </pic:blipFill>
+                  <pic:spPr>
+                    <a:xfrm>
+                      <a:off x="0" y="0"/>
+                      <a:ext cx="5731510" cy="826770"/>
+                    </a:xfrm>
+                    <a:prstGeom prst="rect">
+                      <a:avLst/>
+                    </a:prstGeom>
+                  </pic:spPr>
+                </pic:pic>
+              </a:graphicData>
+            </a:graphic>
+          </wp:inline>
+        </w:drawing>
+      </w:r>
+    </w:p>
+    <w:p>
+      <w:pPr>
+        <w:rPr>
+          <w:b/>
+          <w:bCs/>
+        </w:rPr>
+      </w:pPr>
+      <w:r>
+        <w:rPr>
+          <w:rFonts w:hint="eastAsia"/>
+          <w:b/>
+          <w:bCs/>
+        </w:rPr>
+        <w:t xml:space="preserve">4. </w:t>
+      </w:r>
+      <w:r>
+        <w:rPr>
+          <w:b/>
+          <w:bCs/>
+        </w:rPr>
+        <w:t>예측 및 손실 계산</w:t>
+      </w:r>
+    </w:p>
+    <w:p>
+      <w:r>
+        <w:t xml:space="preserve">출력된 </w:t>
+      </w:r>
+      <w:r>
+        <w:rPr>
+          <w:rFonts w:hint="eastAsia"/>
+        </w:rPr>
+        <w:t>logits</w:t>
+      </w:r>
+      <w:r>
+        <w:t>은 클래스별 확률</w:t>
+      </w:r>
+      <w:r>
+        <w:rPr>
+          <w:rFonts w:hint="eastAsia"/>
+        </w:rPr>
+        <w:t xml:space="preserve"> </w:t>
+      </w:r>
+      <w:r>
+        <w:t>값으로 변환되며, 정답 레이블과 비교하여 손실을 계산한다. 이 손실을 바탕으로 모델을 업데이트하며 학습이 이루어진다.</w:t>
+      </w:r>
+    </w:p>
+    <w:p>
+      <w:r>
+        <w:rPr>
+          <w:noProof/>
+        </w:rPr>
+        <w:drawing>
+          <wp:inline distT="0" distB="0" distL="0" distR="0" wp14:anchorId="4243AE22" wp14:editId="397C3561">
+            <wp:extent cx="5731510" cy="567690"/>
+            <wp:effectExtent l="0" t="0" r="2540" b="3810"/>
+            <wp:docPr id="356765147" name="그림 1"/>
+            <wp:cNvGraphicFramePr>
+              <a:graphicFrameLocks xmlns:a="http://schemas.openxmlformats.org/drawingml/2006/main" noChangeAspect="1"/>
+            </wp:cNvGraphicFramePr>
+            <a:graphic xmlns:a="http://schemas.openxmlformats.org/drawingml/2006/main">
+              <a:graphicData uri="http://schemas.openxmlformats.org/drawingml/2006/picture">
+                <pic:pic xmlns:pic="http://schemas.openxmlformats.org/drawingml/2006/picture">
+                  <pic:nvPicPr>
+                    <pic:cNvPr id="356765147" name=""/>
+                    <pic:cNvPicPr/>
+                  </pic:nvPicPr>
+                  <pic:blipFill>
+                    <a:blip r:embed="rId11"/>
+                    <a:stretch>
+                      <a:fillRect/>
+                    </a:stretch>
+                  </pic:blipFill>
+                  <pic:spPr>
+                    <a:xfrm>
+                      <a:off x="0" y="0"/>
+                      <a:ext cx="5731510" cy="567690"/>
+                    </a:xfrm>
+                    <a:prstGeom prst="rect">
+                      <a:avLst/>
+                    </a:prstGeom>
+                  </pic:spPr>
+                </pic:pic>
+              </a:graphicData>
+            </a:graphic>
+          </wp:inline>
+        </w:drawing>
+      </w:r>
+    </w:p>
+    <w:p>
+      <w:r>
+        <w:t>※ 실제 구현에서는 위와 같은 classifier_1 → ReLU → classifier_2 방식 외에도, 동일 구조를 nn.Sequential로 구성한 self.mlp 형태로 사용하는 경우도 있다. 두 방식은 구조적으로 동일하며 task-specific head 역할을 수행한다.</w:t>
+      </w:r>
+    </w:p>
+    <w:p/>
+    <w:p/>
+    <w:p/>
+    <w:p>
+      <w:pPr>
+        <w:rPr>
+          <w:b/>
+          <w:bCs/>
+        </w:rPr>
+      </w:pPr>
+      <w:r>
+        <w:rPr>
+          <w:b/>
+          <w:bCs/>
+        </w:rPr>
+        <w:t>Task-specific Head의 장점</w:t>
+      </w:r>
+    </w:p>
+    <w:p>
+      <w:pPr>
+        <w:ind w:left="100" w:hanging="100"/>
+      </w:pPr>
+      <w:r>
+        <w:rPr>
+          <w:rFonts w:hint="eastAsia"/>
+          <w:b/>
+          <w:bCs/>
+        </w:rPr>
+        <w:t>1.</w:t>
+      </w:r>
+      <w:r>
+        <w:rPr>
+          <w:b/>
+          <w:bCs/>
+        </w:rPr>
+        <w:t xml:space="preserve"> </w:t>
+      </w:r>
+      <w:r>
+        <w:rPr>
+          <w:b/>
+          <w:bCs/>
+        </w:rPr>
+        <w:t>분류 목적에 맞춘 출력 가능성</w:t>
+      </w:r>
+      <w:r>
+        <w:br/>
+        <w:t>GPT-2는 원래 단어 생성을 위한 확률 분포를 출력하지만, Task-specific Head를 추가함으로써 감정 분류, 문장 유사도 판별 등 문장 단위 판단에 적합한 출력 형식(logits)을 얻을 수 있다.</w:t>
+      </w:r>
+    </w:p>
+    <w:p>
+      <w:r>
+        <w:rPr>
+          <w:rFonts w:hint="eastAsia"/>
+        </w:rPr>
+        <w:t xml:space="preserve">2. </w:t>
+      </w:r>
+      <w:r>
+        <w:rPr>
+          <w:b/>
+          <w:bCs/>
+        </w:rPr>
+        <w:t>구조 단순성 및 확장성</w:t>
+      </w:r>
+      <w:r>
+        <w:br/>
+        <w:t>Head 구조는 단순한 MLP로 구성되어 있어 구현이 쉽고, task마다 출력 차원만 바꾸면 다양한 과제에 적용 가능하다.</w:t>
+      </w:r>
+      <w:r>
+        <w:br/>
+        <w:t xml:space="preserve">예: 감정 분류(5-class), </w:t>
+      </w:r>
+      <w:r>
+        <w:rPr>
+          <w:rFonts w:hint="eastAsia"/>
+        </w:rPr>
+        <w:t>paraphrase</w:t>
+      </w:r>
+      <w:r>
+        <w:t xml:space="preserve"> 판별(2-class)</w:t>
+      </w:r>
+    </w:p>
+    <w:p>
+      <w:r>
+        <w:rPr>
+          <w:rFonts w:hint="eastAsia"/>
+          <w:b/>
+          <w:bCs/>
+        </w:rPr>
+        <w:t xml:space="preserve">3. </w:t>
+      </w:r>
+      <w:r>
+        <w:rPr>
+          <w:b/>
+          <w:bCs/>
+        </w:rPr>
+        <w:t>사전학습 모델 재사용 가능</w:t>
+      </w:r>
+      <w:r>
+        <w:br/>
+      </w:r>
+      <w:r>
+        <w:t>GPT-2의 언어 이해 능력을 그대로 유지하면서, 출력부만 추가 학습하면 되기 때문에 학습 효율이 높고, 전이학습에 유리하다.</w:t>
+      </w:r>
+    </w:p>
+    <w:p>
+      <w:r>
+        <w:rPr>
+          <w:rFonts w:hint="eastAsia"/>
+          <w:b/>
+          <w:bCs/>
+        </w:rPr>
+        <w:t xml:space="preserve">4. </w:t>
+      </w:r>
+      <w:r>
+        <w:rPr>
+          <w:b/>
+          <w:bCs/>
+        </w:rPr>
+        <w:t>연산</w:t>
+      </w:r>
+      <w:r>
+        <w:rPr>
+          <w:rFonts w:hint="eastAsia"/>
+          <w:b/>
+          <w:bCs/>
+        </w:rPr>
+        <w:t xml:space="preserve"> </w:t>
+      </w:r>
+      <w:r>
+        <w:rPr>
+          <w:b/>
+          <w:bCs/>
+        </w:rPr>
+        <w:t>량 절감</w:t>
+      </w:r>
+      <w:r>
+        <w:rPr>
+          <w:b/>
+          <w:bCs/>
+        </w:rPr>
+        <w:br/>
+      </w:r>
+      <w:r>
+        <w:t>특히 fine-tuning 범위를 head로 제한할 경우, 훈련 시간이 짧고, 연산 자원 소모가 적다. 이는 low-resource 환경에서 유리하다.</w:t>
+      </w:r>
+    </w:p>
+    <w:p>
+      <w:pPr>
+        <w:rPr>
           <w:sz w:val="24"/>
           <w:szCs w:val="24"/>
         </w:rPr>
-        <w:t xml:space="preserve"># </w:t>
-      </w:r>
-      <w:r>
-        <w:rPr>
-          <w:rFonts w:hint="eastAsia"/>
+      </w:pPr>
+    </w:p>
+    <w:p>
+      <w:pPr>
+        <w:rPr>
           <w:sz w:val="24"/>
           <w:szCs w:val="24"/>
         </w:rPr>
-        <w:t>1.3 t</w:t>
-      </w:r>
-      <w:r>
-        <w:rPr>
+      </w:pPr>
+      <w:r>
+        <w:rPr>
+          <w:rFonts w:hint="eastAsia"/>
           <w:sz w:val="24"/>
           <w:szCs w:val="24"/>
         </w:rPr>
-        <w:t xml:space="preserve">ask-specific Head </w:t>
-      </w:r>
-      <w:r>
-        <w:rPr>
-          <w:rFonts w:hint="eastAsia"/>
-          <w:sz w:val="24"/>
-          <w:szCs w:val="24"/>
-        </w:rPr>
-        <w:t>추가 및 튜닝 방식</w:t>
-      </w:r>
-      <w:r>
-        <w:rPr>
-          <w:rFonts w:hint="eastAsia"/>
-          <w:sz w:val="24"/>
-          <w:szCs w:val="24"/>
-        </w:rPr>
-        <w:t xml:space="preserve"> &lt;- </w:t>
-      </w:r>
-      <w:proofErr w:type="spellStart"/>
-      <w:r>
-        <w:rPr>
-          <w:rFonts w:hint="eastAsia"/>
-          <w:sz w:val="24"/>
-          <w:szCs w:val="24"/>
-        </w:rPr>
-        <w:t>todo</w:t>
-      </w:r>
-      <w:proofErr w:type="spellEnd"/>
-    </w:p>
-    <w:p>
-      <w:pPr>
-        <w:rPr>
-          <w:sz w:val="24"/>
-          <w:szCs w:val="24"/>
-        </w:rPr>
-      </w:pPr>
-      <w:r>
-        <w:rPr>
-          <w:rFonts w:hint="eastAsia"/>
-          <w:sz w:val="24"/>
-          <w:szCs w:val="24"/>
-        </w:rPr>
-        <w:t>개요 및 기본 원리</w:t>
-      </w:r>
-    </w:p>
-    <w:p>
-      <w:pPr>
-        <w:rPr>
-          <w:sz w:val="24"/>
-          <w:szCs w:val="24"/>
-        </w:rPr>
-      </w:pPr>
-      <w:r>
-        <w:rPr>
-          <w:rFonts w:hint="eastAsia"/>
-          <w:sz w:val="24"/>
-          <w:szCs w:val="24"/>
-        </w:rPr>
-        <w:t>코드 설명</w:t>
-      </w:r>
-    </w:p>
-    <w:p>
-      <w:pPr>
-        <w:rPr>
-          <w:sz w:val="24"/>
-          <w:szCs w:val="24"/>
-        </w:rPr>
-      </w:pPr>
-      <w:r>
-        <w:rPr>
-          <w:rFonts w:hint="eastAsia"/>
-          <w:sz w:val="24"/>
-          <w:szCs w:val="24"/>
-        </w:rPr>
-        <w:t>기타 하고싶은 말들</w:t>
-      </w:r>
-    </w:p>
-    <w:p>
-      <w:pPr>
-        <w:rPr>
-          <w:sz w:val="24"/>
-          <w:szCs w:val="24"/>
-        </w:rPr>
-      </w:pPr>
-    </w:p>
-    <w:p>
-      <w:pPr>
-        <w:rPr>
-          <w:sz w:val="24"/>
-          <w:szCs w:val="24"/>
-        </w:rPr>
-      </w:pPr>
-    </w:p>
-    <w:p>
-      <w:pPr>
-        <w:rPr>
-          <w:sz w:val="24"/>
-          <w:szCs w:val="24"/>
-        </w:rPr>
-      </w:pPr>
-    </w:p>
-    <w:p>
-      <w:pPr>
-        <w:rPr>
-          <w:sz w:val="24"/>
-          <w:szCs w:val="24"/>
-        </w:rPr>
-      </w:pPr>
-    </w:p>
-    <w:p>
-      <w:pPr>
-        <w:rPr>
-          <w:sz w:val="24"/>
-          <w:szCs w:val="24"/>
-        </w:rPr>
-      </w:pPr>
-    </w:p>
-    <w:p>
-      <w:pPr>
-        <w:rPr>
-          <w:sz w:val="24"/>
-          <w:szCs w:val="24"/>
-        </w:rPr>
-      </w:pPr>
-    </w:p>
-    <w:p>
-      <w:pPr>
-        <w:rPr>
-          <w:sz w:val="24"/>
-          <w:szCs w:val="24"/>
-        </w:rPr>
-      </w:pPr>
-    </w:p>
-    <w:p>
-      <w:pPr>
-        <w:rPr>
-          <w:sz w:val="24"/>
-          <w:szCs w:val="24"/>
-        </w:rPr>
-      </w:pPr>
-    </w:p>
-    <w:p>
-      <w:pPr>
-        <w:rPr>
-          <w:sz w:val="24"/>
-          <w:szCs w:val="24"/>
-        </w:rPr>
-      </w:pPr>
-    </w:p>
-    <w:p>
-      <w:pPr>
-        <w:rPr>
-          <w:sz w:val="24"/>
-          <w:szCs w:val="24"/>
-        </w:rPr>
-      </w:pPr>
-    </w:p>
-    <w:p>
-      <w:pPr>
-        <w:rPr>
-          <w:sz w:val="24"/>
-          <w:szCs w:val="24"/>
-        </w:rPr>
-      </w:pPr>
-      <w:r>
-        <w:rPr>
-          <w:rFonts w:hint="eastAsia"/>
-          <w:sz w:val="24"/>
-          <w:szCs w:val="24"/>
-        </w:rPr>
-        <w:lastRenderedPageBreak/>
         <w:t># 1.4 Distillation</w:t>
       </w:r>
     </w:p>
@@ -4098,21 +3120,7 @@
         <w:rPr>
           <w:szCs w:val="20"/>
         </w:rPr>
-        <w:t xml:space="preserve">일반적인 분류 태스크에서는 각 클래스에 대한 </w:t>
-      </w:r>
-      <w:proofErr w:type="spellStart"/>
-      <w:r>
-        <w:rPr>
-          <w:szCs w:val="20"/>
-        </w:rPr>
-        <w:t>softmax</w:t>
-      </w:r>
-      <w:proofErr w:type="spellEnd"/>
-      <w:r>
-        <w:rPr>
-          <w:szCs w:val="20"/>
-        </w:rPr>
-        <w:t xml:space="preserve"> 확률 분포(soft label)를 Student가 학습하게 되며, 이를 통해 정답 이외의 클래스에 대한 Teacher의 "추론 경향성"까지 반영할 수 있다. 반면 언어 모델의 경우, soft label 접근은 제한적이므로 주로 hard label(출력 텍스트)을 직접 모방하는 방식으로 distillation이 수행된다.</w:t>
+        <w:t>일반적인 분류 태스크에서는 각 클래스에 대한 softmax 확률 분포(soft label)를 Student가 학습하게 되며, 이를 통해 정답 이외의 클래스에 대한 Teacher의 "추론 경향성"까지 반영할 수 있다. 반면 언어 모델의 경우, soft label 접근은 제한적이므로 주로 hard label(출력 텍스트)을 직접 모방하는 방식으로 distillation이 수행된다.</w:t>
       </w:r>
     </w:p>
     <w:p>
@@ -4202,7 +3210,6 @@
         </w:rPr>
         <w:t xml:space="preserve">Student 모델: </w:t>
       </w:r>
-      <w:proofErr w:type="spellStart"/>
       <w:r>
         <w:rPr>
           <w:rFonts w:hint="eastAsia"/>
@@ -4210,19 +3217,19 @@
         </w:rPr>
         <w:t>SonnetGPT</w:t>
       </w:r>
-      <w:proofErr w:type="spellEnd"/>
-    </w:p>
-    <w:p>
-      <w:pPr>
-        <w:rPr>
-          <w:szCs w:val="20"/>
-        </w:rPr>
-      </w:pPr>
-      <w:r>
-        <w:rPr>
-          <w:rFonts w:hint="eastAsia"/>
-          <w:szCs w:val="20"/>
-        </w:rPr>
+    </w:p>
+    <w:p>
+      <w:pPr>
+        <w:rPr>
+          <w:szCs w:val="20"/>
+        </w:rPr>
+      </w:pPr>
+      <w:r>
+        <w:rPr>
+          <w:rFonts w:hint="eastAsia"/>
+          <w:szCs w:val="20"/>
+        </w:rPr>
+        <w:lastRenderedPageBreak/>
         <w:t xml:space="preserve">- </w:t>
       </w:r>
       <w:r>
@@ -4409,7 +3416,6 @@
           <w:bCs/>
           <w:szCs w:val="20"/>
         </w:rPr>
-        <w:lastRenderedPageBreak/>
         <w:t>학습 절차:</w:t>
       </w:r>
     </w:p>
@@ -4476,21 +3482,7 @@
         <w:rPr>
           <w:szCs w:val="20"/>
         </w:rPr>
-        <w:t xml:space="preserve">을 정답(label)으로 사용하여 </w:t>
-      </w:r>
-      <w:proofErr w:type="spellStart"/>
-      <w:r>
-        <w:rPr>
-          <w:szCs w:val="20"/>
-        </w:rPr>
-        <w:t>SonnetGPT</w:t>
-      </w:r>
-      <w:proofErr w:type="spellEnd"/>
-      <w:r>
-        <w:rPr>
-          <w:szCs w:val="20"/>
-        </w:rPr>
-        <w:t xml:space="preserve"> 학습</w:t>
+        <w:t>을 정답(label)으로 사용하여 SonnetGPT 학습</w:t>
       </w:r>
     </w:p>
     <w:p>
@@ -4554,7 +3546,6 @@
         </w:rPr>
         <w:t xml:space="preserve">이 아닌 hard label을 </w:t>
       </w:r>
-      <w:proofErr w:type="gramStart"/>
       <w:r>
         <w:rPr>
           <w:rFonts w:hint="eastAsia"/>
@@ -4564,7 +3555,6 @@
         </w:rPr>
         <w:t>사용했는가</w:t>
       </w:r>
-      <w:proofErr w:type="gramEnd"/>
     </w:p>
     <w:p>
       <w:pPr>
@@ -4625,6 +3615,7 @@
         <w:rPr>
           <w:szCs w:val="20"/>
         </w:rPr>
+        <w:lastRenderedPageBreak/>
         <w:t>Hard label: 정답 토큰 "love"만을 정답으로 설정</w:t>
       </w:r>
     </w:p>
@@ -4764,7 +3755,6 @@
           <w:bCs/>
           <w:szCs w:val="20"/>
         </w:rPr>
-        <w:lastRenderedPageBreak/>
         <w:t>데이터셋 생성 파이프라인</w:t>
       </w:r>
     </w:p>
@@ -4781,19 +3771,11 @@
         </w:rPr>
         <w:t xml:space="preserve">1. </w:t>
       </w:r>
-      <w:proofErr w:type="spellStart"/>
-      <w:r>
-        <w:rPr>
-          <w:szCs w:val="20"/>
-        </w:rPr>
-        <w:t>시드</w:t>
-      </w:r>
-      <w:proofErr w:type="spellEnd"/>
-      <w:r>
-        <w:rPr>
-          <w:szCs w:val="20"/>
-        </w:rPr>
-        <w:t xml:space="preserve"> 확보</w:t>
+      <w:r>
+        <w:rPr>
+          <w:szCs w:val="20"/>
+        </w:rPr>
+        <w:t>시드 확보</w:t>
       </w:r>
     </w:p>
     <w:p>
@@ -4813,21 +3795,7 @@
         <w:rPr>
           <w:szCs w:val="20"/>
         </w:rPr>
-        <w:t xml:space="preserve">속성 조합을 기반으로 총 1296개의 고유 </w:t>
-      </w:r>
-      <w:proofErr w:type="spellStart"/>
-      <w:r>
-        <w:rPr>
-          <w:szCs w:val="20"/>
-        </w:rPr>
-        <w:t>시드를</w:t>
-      </w:r>
-      <w:proofErr w:type="spellEnd"/>
-      <w:r>
-        <w:rPr>
-          <w:szCs w:val="20"/>
-        </w:rPr>
-        <w:t xml:space="preserve"> 생성</w:t>
+        <w:t>속성 조합을 기반으로 총 1296개의 고유 시드를 생성</w:t>
       </w:r>
     </w:p>
     <w:p>
@@ -4845,19 +3813,11 @@
         </w:rPr>
         <w:t xml:space="preserve">- </w:t>
       </w:r>
-      <w:proofErr w:type="spellStart"/>
-      <w:r>
-        <w:rPr>
-          <w:szCs w:val="20"/>
-        </w:rPr>
-        <w:t>시드를</w:t>
-      </w:r>
-      <w:proofErr w:type="spellEnd"/>
-      <w:r>
-        <w:rPr>
-          <w:szCs w:val="20"/>
-        </w:rPr>
-        <w:t xml:space="preserve"> 만든 이유</w:t>
+      <w:r>
+        <w:rPr>
+          <w:szCs w:val="20"/>
+        </w:rPr>
+        <w:t>시드를 만든 이유</w:t>
       </w:r>
       <w:r>
         <w:rPr>
@@ -4894,21 +3854,7 @@
         <w:rPr>
           <w:szCs w:val="20"/>
         </w:rPr>
-        <w:t xml:space="preserve">다양성 확보: </w:t>
-      </w:r>
-      <w:proofErr w:type="spellStart"/>
-      <w:r>
-        <w:rPr>
-          <w:szCs w:val="20"/>
-        </w:rPr>
-        <w:t>시드마다</w:t>
-      </w:r>
-      <w:proofErr w:type="spellEnd"/>
-      <w:r>
-        <w:rPr>
-          <w:szCs w:val="20"/>
-        </w:rPr>
-        <w:t xml:space="preserve"> 주제, 어조, 표현 기법 등이 달라져 다양한 시도 가능</w:t>
+        <w:t>다양성 확보: 시드마다 주제, 어조, 표현 기법 등이 달라져 다양한 시도 가능</w:t>
       </w:r>
     </w:p>
     <w:p>
@@ -4950,21 +3896,7 @@
         <w:rPr>
           <w:szCs w:val="20"/>
         </w:rPr>
-        <w:t xml:space="preserve">각 </w:t>
-      </w:r>
-      <w:proofErr w:type="spellStart"/>
-      <w:r>
-        <w:rPr>
-          <w:szCs w:val="20"/>
-        </w:rPr>
-        <w:t>시드에</w:t>
-      </w:r>
-      <w:proofErr w:type="spellEnd"/>
-      <w:r>
-        <w:rPr>
-          <w:szCs w:val="20"/>
-        </w:rPr>
-        <w:t xml:space="preserve"> 대해 </w:t>
+        <w:t xml:space="preserve">각 시드에 대해 </w:t>
       </w:r>
       <w:r>
         <w:rPr>
@@ -5084,6 +4016,7 @@
           <w:rFonts w:hint="eastAsia"/>
           <w:szCs w:val="20"/>
         </w:rPr>
+        <w:lastRenderedPageBreak/>
         <w:t xml:space="preserve">4. </w:t>
       </w:r>
       <w:r>
@@ -5140,19 +4073,11 @@
         </w:rPr>
         <w:t xml:space="preserve"># 1. </w:t>
       </w:r>
-      <w:proofErr w:type="spellStart"/>
-      <w:r>
-        <w:rPr>
-          <w:szCs w:val="20"/>
-        </w:rPr>
-        <w:t>시드</w:t>
-      </w:r>
-      <w:proofErr w:type="spellEnd"/>
-      <w:r>
-        <w:rPr>
-          <w:szCs w:val="20"/>
-        </w:rPr>
-        <w:t xml:space="preserve"> </w:t>
+      <w:r>
+        <w:rPr>
+          <w:szCs w:val="20"/>
+        </w:rPr>
+        <w:t xml:space="preserve">시드 </w:t>
       </w:r>
       <w:r>
         <w:rPr>
@@ -5207,131 +4132,63 @@
           <w:szCs w:val="20"/>
         </w:rPr>
       </w:pPr>
-      <w:proofErr w:type="spellStart"/>
-      <w:r>
-        <w:rPr>
-          <w:szCs w:val="20"/>
-        </w:rPr>
-        <w:t>language_style</w:t>
-      </w:r>
-      <w:proofErr w:type="spellEnd"/>
-      <w:r>
-        <w:rPr>
-          <w:szCs w:val="20"/>
-        </w:rPr>
-        <w:t xml:space="preserve"> = ["archaic", "modern"]</w:t>
-      </w:r>
-    </w:p>
-    <w:p>
-      <w:pPr>
-        <w:rPr>
-          <w:szCs w:val="20"/>
-        </w:rPr>
-      </w:pPr>
-      <w:proofErr w:type="spellStart"/>
-      <w:r>
-        <w:rPr>
-          <w:szCs w:val="20"/>
-        </w:rPr>
-        <w:t>poetic_device</w:t>
-      </w:r>
-      <w:proofErr w:type="spellEnd"/>
-      <w:r>
-        <w:rPr>
-          <w:szCs w:val="20"/>
-        </w:rPr>
-        <w:t xml:space="preserve"> = ["metaphor", "personification", "antithesis"]</w:t>
-      </w:r>
-    </w:p>
-    <w:p>
-      <w:pPr>
-        <w:rPr>
-          <w:szCs w:val="20"/>
-        </w:rPr>
-      </w:pPr>
-      <w:proofErr w:type="spellStart"/>
-      <w:r>
-        <w:rPr>
-          <w:szCs w:val="20"/>
-        </w:rPr>
-        <w:t>subject_focus</w:t>
-      </w:r>
-      <w:proofErr w:type="spellEnd"/>
-      <w:r>
-        <w:rPr>
-          <w:szCs w:val="20"/>
-        </w:rPr>
-        <w:t xml:space="preserve"> = ["beloved", "soul", "self"]</w:t>
-      </w:r>
-    </w:p>
-    <w:p>
-      <w:pPr>
-        <w:rPr>
-          <w:szCs w:val="20"/>
-        </w:rPr>
-      </w:pPr>
-      <w:proofErr w:type="spellStart"/>
-      <w:r>
-        <w:rPr>
-          <w:szCs w:val="20"/>
-        </w:rPr>
-        <w:t>conflict_type</w:t>
-      </w:r>
-      <w:proofErr w:type="spellEnd"/>
-      <w:r>
-        <w:rPr>
-          <w:szCs w:val="20"/>
-        </w:rPr>
-        <w:t xml:space="preserve"> = ["</w:t>
-      </w:r>
-      <w:proofErr w:type="spellStart"/>
-      <w:r>
-        <w:rPr>
-          <w:szCs w:val="20"/>
-        </w:rPr>
-        <w:t>inner_conflict</w:t>
-      </w:r>
-      <w:proofErr w:type="spellEnd"/>
-      <w:r>
-        <w:rPr>
-          <w:szCs w:val="20"/>
-        </w:rPr>
-        <w:t>", "</w:t>
-      </w:r>
-      <w:proofErr w:type="spellStart"/>
-      <w:r>
-        <w:rPr>
-          <w:szCs w:val="20"/>
-        </w:rPr>
-        <w:t>unrequited_love</w:t>
-      </w:r>
-      <w:proofErr w:type="spellEnd"/>
-      <w:r>
-        <w:rPr>
-          <w:szCs w:val="20"/>
-        </w:rPr>
-        <w:t>"]</w:t>
-      </w:r>
-    </w:p>
-    <w:p>
-      <w:pPr>
-        <w:rPr>
-          <w:szCs w:val="20"/>
-        </w:rPr>
-      </w:pPr>
-      <w:proofErr w:type="spellStart"/>
-      <w:r>
-        <w:rPr>
-          <w:szCs w:val="20"/>
-        </w:rPr>
-        <w:t>closure_type</w:t>
-      </w:r>
-      <w:proofErr w:type="spellEnd"/>
-      <w:r>
-        <w:rPr>
-          <w:szCs w:val="20"/>
-        </w:rPr>
-        <w:t xml:space="preserve"> = ["twist", "reaffirmation", "moral"]</w:t>
+      <w:r>
+        <w:rPr>
+          <w:szCs w:val="20"/>
+        </w:rPr>
+        <w:t>language_style = ["archaic", "modern"]</w:t>
+      </w:r>
+    </w:p>
+    <w:p>
+      <w:pPr>
+        <w:rPr>
+          <w:szCs w:val="20"/>
+        </w:rPr>
+      </w:pPr>
+      <w:r>
+        <w:rPr>
+          <w:szCs w:val="20"/>
+        </w:rPr>
+        <w:t>poetic_device = ["metaphor", "personification", "antithesis"]</w:t>
+      </w:r>
+    </w:p>
+    <w:p>
+      <w:pPr>
+        <w:rPr>
+          <w:szCs w:val="20"/>
+        </w:rPr>
+      </w:pPr>
+      <w:r>
+        <w:rPr>
+          <w:szCs w:val="20"/>
+        </w:rPr>
+        <w:t>subject_focus = ["beloved", "soul", "self"]</w:t>
+      </w:r>
+    </w:p>
+    <w:p>
+      <w:pPr>
+        <w:rPr>
+          <w:szCs w:val="20"/>
+        </w:rPr>
+      </w:pPr>
+      <w:r>
+        <w:rPr>
+          <w:szCs w:val="20"/>
+        </w:rPr>
+        <w:t>conflict_type = ["inner_conflict", "unrequited_love"]</w:t>
+      </w:r>
+    </w:p>
+    <w:p>
+      <w:pPr>
+        <w:rPr>
+          <w:szCs w:val="20"/>
+        </w:rPr>
+      </w:pPr>
+      <w:r>
+        <w:rPr>
+          <w:szCs w:val="20"/>
+        </w:rPr>
+        <w:t>closure_type = ["twist", "reaffirmation", "moral"]</w:t>
       </w:r>
     </w:p>
     <w:p>
@@ -5364,339 +4221,157 @@
         <w:rPr>
           <w:szCs w:val="20"/>
         </w:rPr>
+        <w:t>buffer = []</w:t>
+      </w:r>
+    </w:p>
+    <w:p>
+      <w:pPr>
+        <w:rPr>
+          <w:szCs w:val="20"/>
+        </w:rPr>
+      </w:pPr>
+    </w:p>
+    <w:p>
+      <w:pPr>
+        <w:rPr>
+          <w:szCs w:val="20"/>
+        </w:rPr>
+      </w:pPr>
+      <w:r>
+        <w:rPr>
+          <w:szCs w:val="20"/>
+        </w:rPr>
+        <w:t># 전체 프롬프트 생성</w:t>
+      </w:r>
+    </w:p>
+    <w:p>
+      <w:pPr>
+        <w:rPr>
+          <w:szCs w:val="20"/>
+        </w:rPr>
+      </w:pPr>
+      <w:r>
+        <w:rPr>
+          <w:szCs w:val="20"/>
+        </w:rPr>
+        <w:t>results = []</w:t>
+      </w:r>
+    </w:p>
+    <w:p>
+      <w:pPr>
+        <w:rPr>
+          <w:szCs w:val="20"/>
+        </w:rPr>
+      </w:pPr>
+      <w:r>
+        <w:rPr>
+          <w:szCs w:val="20"/>
+        </w:rPr>
+        <w:t>for a in range(len(theme)):</w:t>
+      </w:r>
+    </w:p>
+    <w:p>
+      <w:pPr>
+        <w:rPr>
+          <w:szCs w:val="20"/>
+        </w:rPr>
+      </w:pPr>
+      <w:r>
+        <w:rPr>
+          <w:szCs w:val="20"/>
+        </w:rPr>
+        <w:t>    for b in range(len(tone)):</w:t>
+      </w:r>
+    </w:p>
+    <w:p>
+      <w:pPr>
+        <w:rPr>
+          <w:szCs w:val="20"/>
+        </w:rPr>
+      </w:pPr>
+      <w:r>
+        <w:rPr>
+          <w:szCs w:val="20"/>
+        </w:rPr>
+        <w:t>        for c in range(len(language_style)):</w:t>
+      </w:r>
+    </w:p>
+    <w:p>
+      <w:pPr>
+        <w:rPr>
+          <w:szCs w:val="20"/>
+        </w:rPr>
+      </w:pPr>
+      <w:r>
+        <w:rPr>
+          <w:szCs w:val="20"/>
+        </w:rPr>
+        <w:t>            for d in range(len(poetic_device)):</w:t>
+      </w:r>
+    </w:p>
+    <w:p>
+      <w:pPr>
+        <w:rPr>
+          <w:szCs w:val="20"/>
+        </w:rPr>
+      </w:pPr>
+      <w:r>
+        <w:rPr>
+          <w:szCs w:val="20"/>
+        </w:rPr>
+        <w:t>                for e in range(len(subject_focus)):</w:t>
+      </w:r>
+    </w:p>
+    <w:p>
+      <w:pPr>
+        <w:rPr>
+          <w:szCs w:val="20"/>
+        </w:rPr>
+      </w:pPr>
+      <w:r>
+        <w:rPr>
+          <w:szCs w:val="20"/>
+        </w:rPr>
+        <w:t>                    for f in range(len(conflict_type)):</w:t>
+      </w:r>
+    </w:p>
+    <w:p>
+      <w:pPr>
+        <w:rPr>
+          <w:szCs w:val="20"/>
+        </w:rPr>
+      </w:pPr>
+      <w:r>
+        <w:rPr>
+          <w:szCs w:val="20"/>
+        </w:rPr>
+        <w:t>                        for g in range(len(closure_type)):</w:t>
+      </w:r>
+    </w:p>
+    <w:p>
+      <w:pPr>
+        <w:rPr>
+          <w:szCs w:val="20"/>
+        </w:rPr>
+      </w:pPr>
+      <w:r>
+        <w:rPr>
+          <w:szCs w:val="20"/>
+        </w:rPr>
+        <w:t>                            seed = [a, b, c, d, e, f, g]</w:t>
+      </w:r>
+    </w:p>
+    <w:p>
+      <w:pPr>
+        <w:rPr>
+          <w:szCs w:val="20"/>
+        </w:rPr>
+      </w:pPr>
+      <w:r>
+        <w:rPr>
+          <w:szCs w:val="20"/>
+        </w:rPr>
         <w:lastRenderedPageBreak/>
-        <w:t>buffer = []</w:t>
-      </w:r>
-    </w:p>
-    <w:p>
-      <w:pPr>
-        <w:rPr>
-          <w:szCs w:val="20"/>
-        </w:rPr>
-      </w:pPr>
-    </w:p>
-    <w:p>
-      <w:pPr>
-        <w:rPr>
-          <w:szCs w:val="20"/>
-        </w:rPr>
-      </w:pPr>
-      <w:r>
-        <w:rPr>
-          <w:szCs w:val="20"/>
-        </w:rPr>
-        <w:t># 전체 프롬프트 생성</w:t>
-      </w:r>
-    </w:p>
-    <w:p>
-      <w:pPr>
-        <w:rPr>
-          <w:szCs w:val="20"/>
-        </w:rPr>
-      </w:pPr>
-      <w:r>
-        <w:rPr>
-          <w:szCs w:val="20"/>
-        </w:rPr>
-        <w:t>results = []</w:t>
-      </w:r>
-    </w:p>
-    <w:p>
-      <w:pPr>
-        <w:rPr>
-          <w:szCs w:val="20"/>
-        </w:rPr>
-      </w:pPr>
-      <w:r>
-        <w:rPr>
-          <w:szCs w:val="20"/>
-        </w:rPr>
-        <w:t>for a in range(</w:t>
-      </w:r>
-      <w:proofErr w:type="spellStart"/>
-      <w:r>
-        <w:rPr>
-          <w:szCs w:val="20"/>
-        </w:rPr>
-        <w:t>len</w:t>
-      </w:r>
-      <w:proofErr w:type="spellEnd"/>
-      <w:r>
-        <w:rPr>
-          <w:szCs w:val="20"/>
-        </w:rPr>
-        <w:t>(theme)):</w:t>
-      </w:r>
-    </w:p>
-    <w:p>
-      <w:pPr>
-        <w:rPr>
-          <w:szCs w:val="20"/>
-        </w:rPr>
-      </w:pPr>
-      <w:r>
-        <w:rPr>
-          <w:szCs w:val="20"/>
-        </w:rPr>
-        <w:t>    for b in range(</w:t>
-      </w:r>
-      <w:proofErr w:type="spellStart"/>
-      <w:r>
-        <w:rPr>
-          <w:szCs w:val="20"/>
-        </w:rPr>
-        <w:t>len</w:t>
-      </w:r>
-      <w:proofErr w:type="spellEnd"/>
-      <w:r>
-        <w:rPr>
-          <w:szCs w:val="20"/>
-        </w:rPr>
-        <w:t>(tone)):</w:t>
-      </w:r>
-    </w:p>
-    <w:p>
-      <w:pPr>
-        <w:rPr>
-          <w:szCs w:val="20"/>
-        </w:rPr>
-      </w:pPr>
-      <w:r>
-        <w:rPr>
-          <w:szCs w:val="20"/>
-        </w:rPr>
-        <w:t>        for c in range(</w:t>
-      </w:r>
-      <w:proofErr w:type="spellStart"/>
-      <w:r>
-        <w:rPr>
-          <w:szCs w:val="20"/>
-        </w:rPr>
-        <w:t>len</w:t>
-      </w:r>
-      <w:proofErr w:type="spellEnd"/>
-      <w:r>
-        <w:rPr>
-          <w:szCs w:val="20"/>
-        </w:rPr>
-        <w:t>(</w:t>
-      </w:r>
-      <w:proofErr w:type="spellStart"/>
-      <w:r>
-        <w:rPr>
-          <w:szCs w:val="20"/>
-        </w:rPr>
-        <w:t>language_style</w:t>
-      </w:r>
-      <w:proofErr w:type="spellEnd"/>
-      <w:r>
-        <w:rPr>
-          <w:szCs w:val="20"/>
-        </w:rPr>
-        <w:t>)):</w:t>
-      </w:r>
-    </w:p>
-    <w:p>
-      <w:pPr>
-        <w:rPr>
-          <w:szCs w:val="20"/>
-        </w:rPr>
-      </w:pPr>
-      <w:r>
-        <w:rPr>
-          <w:szCs w:val="20"/>
-        </w:rPr>
-        <w:t xml:space="preserve">            </w:t>
-      </w:r>
-      <w:proofErr w:type="spellStart"/>
-      <w:r>
-        <w:rPr>
-          <w:szCs w:val="20"/>
-        </w:rPr>
-        <w:t>for d</w:t>
-      </w:r>
-      <w:proofErr w:type="spellEnd"/>
-      <w:r>
-        <w:rPr>
-          <w:szCs w:val="20"/>
-        </w:rPr>
-        <w:t xml:space="preserve"> in range(</w:t>
-      </w:r>
-      <w:proofErr w:type="spellStart"/>
-      <w:r>
-        <w:rPr>
-          <w:szCs w:val="20"/>
-        </w:rPr>
-        <w:t>len</w:t>
-      </w:r>
-      <w:proofErr w:type="spellEnd"/>
-      <w:r>
-        <w:rPr>
-          <w:szCs w:val="20"/>
-        </w:rPr>
-        <w:t>(</w:t>
-      </w:r>
-      <w:proofErr w:type="spellStart"/>
-      <w:r>
-        <w:rPr>
-          <w:szCs w:val="20"/>
-        </w:rPr>
-        <w:t>poetic_device</w:t>
-      </w:r>
-      <w:proofErr w:type="spellEnd"/>
-      <w:r>
-        <w:rPr>
-          <w:szCs w:val="20"/>
-        </w:rPr>
-        <w:t>)):</w:t>
-      </w:r>
-    </w:p>
-    <w:p>
-      <w:pPr>
-        <w:rPr>
-          <w:szCs w:val="20"/>
-        </w:rPr>
-      </w:pPr>
-      <w:r>
-        <w:rPr>
-          <w:szCs w:val="20"/>
-        </w:rPr>
-        <w:t>                for e in range(</w:t>
-      </w:r>
-      <w:proofErr w:type="spellStart"/>
-      <w:r>
-        <w:rPr>
-          <w:szCs w:val="20"/>
-        </w:rPr>
-        <w:t>len</w:t>
-      </w:r>
-      <w:proofErr w:type="spellEnd"/>
-      <w:r>
-        <w:rPr>
-          <w:szCs w:val="20"/>
-        </w:rPr>
-        <w:t>(</w:t>
-      </w:r>
-      <w:proofErr w:type="spellStart"/>
-      <w:r>
-        <w:rPr>
-          <w:szCs w:val="20"/>
-        </w:rPr>
-        <w:t>subject_focus</w:t>
-      </w:r>
-      <w:proofErr w:type="spellEnd"/>
-      <w:r>
-        <w:rPr>
-          <w:szCs w:val="20"/>
-        </w:rPr>
-        <w:t>)):</w:t>
-      </w:r>
-    </w:p>
-    <w:p>
-      <w:pPr>
-        <w:rPr>
-          <w:szCs w:val="20"/>
-        </w:rPr>
-      </w:pPr>
-      <w:r>
-        <w:rPr>
-          <w:szCs w:val="20"/>
-        </w:rPr>
-        <w:t>                    for f in range(</w:t>
-      </w:r>
-      <w:proofErr w:type="spellStart"/>
-      <w:r>
-        <w:rPr>
-          <w:szCs w:val="20"/>
-        </w:rPr>
-        <w:t>len</w:t>
-      </w:r>
-      <w:proofErr w:type="spellEnd"/>
-      <w:r>
-        <w:rPr>
-          <w:szCs w:val="20"/>
-        </w:rPr>
-        <w:t>(</w:t>
-      </w:r>
-      <w:proofErr w:type="spellStart"/>
-      <w:r>
-        <w:rPr>
-          <w:szCs w:val="20"/>
-        </w:rPr>
-        <w:t>conflict_type</w:t>
-      </w:r>
-      <w:proofErr w:type="spellEnd"/>
-      <w:r>
-        <w:rPr>
-          <w:szCs w:val="20"/>
-        </w:rPr>
-        <w:t>)):</w:t>
-      </w:r>
-    </w:p>
-    <w:p>
-      <w:pPr>
-        <w:rPr>
-          <w:szCs w:val="20"/>
-        </w:rPr>
-      </w:pPr>
-      <w:r>
-        <w:rPr>
-          <w:szCs w:val="20"/>
-        </w:rPr>
-        <w:t>                        for g in range(</w:t>
-      </w:r>
-      <w:proofErr w:type="spellStart"/>
-      <w:r>
-        <w:rPr>
-          <w:szCs w:val="20"/>
-        </w:rPr>
-        <w:t>len</w:t>
-      </w:r>
-      <w:proofErr w:type="spellEnd"/>
-      <w:r>
-        <w:rPr>
-          <w:szCs w:val="20"/>
-        </w:rPr>
-        <w:t>(</w:t>
-      </w:r>
-      <w:proofErr w:type="spellStart"/>
-      <w:r>
-        <w:rPr>
-          <w:szCs w:val="20"/>
-        </w:rPr>
-        <w:t>closure_type</w:t>
-      </w:r>
-      <w:proofErr w:type="spellEnd"/>
-      <w:r>
-        <w:rPr>
-          <w:szCs w:val="20"/>
-        </w:rPr>
-        <w:t>)):</w:t>
-      </w:r>
-    </w:p>
-    <w:p>
-      <w:pPr>
-        <w:rPr>
-          <w:szCs w:val="20"/>
-        </w:rPr>
-      </w:pPr>
-      <w:r>
-        <w:rPr>
-          <w:szCs w:val="20"/>
-        </w:rPr>
-        <w:t>                            seed = [a, b, c, d, e, f, g]</w:t>
-      </w:r>
-    </w:p>
-    <w:p>
-      <w:pPr>
-        <w:rPr>
-          <w:szCs w:val="20"/>
-        </w:rPr>
-      </w:pPr>
-      <w:r>
-        <w:rPr>
-          <w:szCs w:val="20"/>
-        </w:rPr>
         <w:t>                            prompt = [</w:t>
       </w:r>
     </w:p>
@@ -5710,377 +4385,85 @@
         <w:rPr>
           <w:szCs w:val="20"/>
         </w:rPr>
-        <w:t>                                f"&lt;</w:t>
-      </w:r>
-      <w:proofErr w:type="gramStart"/>
-      <w:r>
-        <w:rPr>
-          <w:szCs w:val="20"/>
-        </w:rPr>
-        <w:t>theme: {</w:t>
-      </w:r>
-      <w:proofErr w:type="gramEnd"/>
-      <w:r>
-        <w:rPr>
-          <w:szCs w:val="20"/>
-        </w:rPr>
-        <w:t>theme[</w:t>
-      </w:r>
-      <w:proofErr w:type="gramStart"/>
-      <w:r>
-        <w:rPr>
-          <w:szCs w:val="20"/>
-        </w:rPr>
-        <w:t>a]}</w:t>
-      </w:r>
-      <w:proofErr w:type="gramEnd"/>
-      <w:r>
-        <w:rPr>
-          <w:szCs w:val="20"/>
-        </w:rPr>
-        <w:t>&gt;",</w:t>
-      </w:r>
-    </w:p>
-    <w:p>
-      <w:pPr>
-        <w:rPr>
-          <w:szCs w:val="20"/>
-        </w:rPr>
-      </w:pPr>
-      <w:r>
-        <w:rPr>
-          <w:szCs w:val="20"/>
-        </w:rPr>
-        <w:t>                                f"&lt;</w:t>
-      </w:r>
-      <w:proofErr w:type="gramStart"/>
-      <w:r>
-        <w:rPr>
-          <w:szCs w:val="20"/>
-        </w:rPr>
-        <w:t>tone: {</w:t>
-      </w:r>
-      <w:proofErr w:type="gramEnd"/>
-      <w:r>
-        <w:rPr>
-          <w:szCs w:val="20"/>
-        </w:rPr>
-        <w:t>tone[</w:t>
-      </w:r>
-      <w:proofErr w:type="gramStart"/>
-      <w:r>
-        <w:rPr>
-          <w:szCs w:val="20"/>
-        </w:rPr>
-        <w:t>b]}</w:t>
-      </w:r>
-      <w:proofErr w:type="gramEnd"/>
-      <w:r>
-        <w:rPr>
-          <w:szCs w:val="20"/>
-        </w:rPr>
-        <w:t>&gt;",</w:t>
-      </w:r>
-    </w:p>
-    <w:p>
-      <w:pPr>
-        <w:rPr>
-          <w:szCs w:val="20"/>
-        </w:rPr>
-      </w:pPr>
-      <w:r>
-        <w:rPr>
-          <w:szCs w:val="20"/>
-        </w:rPr>
-        <w:t>                                f"&lt;</w:t>
-      </w:r>
-      <w:proofErr w:type="spellStart"/>
-      <w:r>
-        <w:rPr>
-          <w:szCs w:val="20"/>
-        </w:rPr>
-        <w:t>language_</w:t>
-      </w:r>
-      <w:proofErr w:type="gramStart"/>
-      <w:r>
-        <w:rPr>
-          <w:szCs w:val="20"/>
-        </w:rPr>
-        <w:t>style</w:t>
-      </w:r>
-      <w:proofErr w:type="spellEnd"/>
-      <w:r>
-        <w:rPr>
-          <w:szCs w:val="20"/>
-        </w:rPr>
-        <w:t>: {</w:t>
-      </w:r>
-      <w:proofErr w:type="spellStart"/>
-      <w:proofErr w:type="gramEnd"/>
-      <w:r>
-        <w:rPr>
-          <w:szCs w:val="20"/>
-        </w:rPr>
-        <w:t>language_style</w:t>
-      </w:r>
-      <w:proofErr w:type="spellEnd"/>
-      <w:r>
-        <w:rPr>
-          <w:szCs w:val="20"/>
-        </w:rPr>
-        <w:t>[</w:t>
-      </w:r>
-      <w:proofErr w:type="gramStart"/>
-      <w:r>
-        <w:rPr>
-          <w:szCs w:val="20"/>
-        </w:rPr>
-        <w:t>c]}</w:t>
-      </w:r>
-      <w:proofErr w:type="gramEnd"/>
-      <w:r>
-        <w:rPr>
-          <w:szCs w:val="20"/>
-        </w:rPr>
-        <w:t>&gt;",</w:t>
-      </w:r>
-    </w:p>
-    <w:p>
-      <w:pPr>
-        <w:rPr>
-          <w:szCs w:val="20"/>
-        </w:rPr>
-      </w:pPr>
-      <w:r>
-        <w:rPr>
-          <w:szCs w:val="20"/>
-        </w:rPr>
-        <w:t>                                f"&lt;</w:t>
-      </w:r>
-      <w:proofErr w:type="spellStart"/>
-      <w:r>
-        <w:rPr>
-          <w:szCs w:val="20"/>
-        </w:rPr>
-        <w:t>poetic_</w:t>
-      </w:r>
-      <w:proofErr w:type="gramStart"/>
-      <w:r>
-        <w:rPr>
-          <w:szCs w:val="20"/>
-        </w:rPr>
-        <w:t>device</w:t>
-      </w:r>
-      <w:proofErr w:type="spellEnd"/>
-      <w:r>
-        <w:rPr>
-          <w:szCs w:val="20"/>
-        </w:rPr>
-        <w:t>: {</w:t>
-      </w:r>
-      <w:proofErr w:type="spellStart"/>
-      <w:proofErr w:type="gramEnd"/>
-      <w:r>
-        <w:rPr>
-          <w:szCs w:val="20"/>
-        </w:rPr>
-        <w:t>poetic_device</w:t>
-      </w:r>
-      <w:proofErr w:type="spellEnd"/>
-      <w:r>
-        <w:rPr>
-          <w:szCs w:val="20"/>
-        </w:rPr>
-        <w:t>[</w:t>
-      </w:r>
-      <w:proofErr w:type="gramStart"/>
-      <w:r>
-        <w:rPr>
-          <w:szCs w:val="20"/>
-        </w:rPr>
-        <w:t>d]}</w:t>
-      </w:r>
-      <w:proofErr w:type="gramEnd"/>
-      <w:r>
-        <w:rPr>
-          <w:szCs w:val="20"/>
-        </w:rPr>
-        <w:t>&gt;",</w:t>
-      </w:r>
-    </w:p>
-    <w:p>
-      <w:pPr>
-        <w:rPr>
-          <w:szCs w:val="20"/>
-        </w:rPr>
-      </w:pPr>
-      <w:r>
-        <w:rPr>
-          <w:szCs w:val="20"/>
-        </w:rPr>
-        <w:t>                                f"&lt;</w:t>
-      </w:r>
-      <w:proofErr w:type="spellStart"/>
-      <w:r>
-        <w:rPr>
-          <w:szCs w:val="20"/>
-        </w:rPr>
-        <w:t>subject_</w:t>
-      </w:r>
-      <w:proofErr w:type="gramStart"/>
-      <w:r>
-        <w:rPr>
-          <w:szCs w:val="20"/>
-        </w:rPr>
-        <w:t>focus</w:t>
-      </w:r>
-      <w:proofErr w:type="spellEnd"/>
-      <w:r>
-        <w:rPr>
-          <w:szCs w:val="20"/>
-        </w:rPr>
-        <w:t>: {</w:t>
-      </w:r>
-      <w:proofErr w:type="spellStart"/>
-      <w:proofErr w:type="gramEnd"/>
-      <w:r>
-        <w:rPr>
-          <w:szCs w:val="20"/>
-        </w:rPr>
-        <w:t>subject_focus</w:t>
-      </w:r>
-      <w:proofErr w:type="spellEnd"/>
-      <w:r>
-        <w:rPr>
-          <w:szCs w:val="20"/>
-        </w:rPr>
-        <w:t>[e]}&gt;",</w:t>
-      </w:r>
-    </w:p>
-    <w:p>
-      <w:pPr>
-        <w:rPr>
-          <w:szCs w:val="20"/>
-        </w:rPr>
-      </w:pPr>
-      <w:r>
-        <w:rPr>
-          <w:szCs w:val="20"/>
-        </w:rPr>
-        <w:t>                                f"&lt;</w:t>
-      </w:r>
-      <w:proofErr w:type="spellStart"/>
-      <w:r>
-        <w:rPr>
-          <w:szCs w:val="20"/>
-        </w:rPr>
-        <w:t>conflict_</w:t>
-      </w:r>
-      <w:proofErr w:type="gramStart"/>
-      <w:r>
-        <w:rPr>
-          <w:szCs w:val="20"/>
-        </w:rPr>
-        <w:t>type</w:t>
-      </w:r>
-      <w:proofErr w:type="spellEnd"/>
-      <w:r>
-        <w:rPr>
-          <w:szCs w:val="20"/>
-        </w:rPr>
-        <w:t>: {</w:t>
-      </w:r>
-      <w:proofErr w:type="spellStart"/>
-      <w:proofErr w:type="gramEnd"/>
-      <w:r>
-        <w:rPr>
-          <w:szCs w:val="20"/>
-        </w:rPr>
-        <w:t>conflict_type</w:t>
-      </w:r>
-      <w:proofErr w:type="spellEnd"/>
-      <w:r>
-        <w:rPr>
-          <w:szCs w:val="20"/>
-        </w:rPr>
-        <w:t>[</w:t>
-      </w:r>
-      <w:proofErr w:type="gramStart"/>
-      <w:r>
-        <w:rPr>
-          <w:szCs w:val="20"/>
-        </w:rPr>
-        <w:t>f]}</w:t>
-      </w:r>
-      <w:proofErr w:type="gramEnd"/>
-      <w:r>
-        <w:rPr>
-          <w:szCs w:val="20"/>
-        </w:rPr>
-        <w:t>&gt;",</w:t>
-      </w:r>
-    </w:p>
-    <w:p>
-      <w:pPr>
-        <w:rPr>
-          <w:szCs w:val="20"/>
-        </w:rPr>
-      </w:pPr>
-      <w:r>
-        <w:rPr>
-          <w:szCs w:val="20"/>
-        </w:rPr>
-        <w:t>                                f"&lt;</w:t>
-      </w:r>
-      <w:proofErr w:type="spellStart"/>
-      <w:r>
-        <w:rPr>
-          <w:szCs w:val="20"/>
-        </w:rPr>
-        <w:t>closure_</w:t>
-      </w:r>
-      <w:proofErr w:type="gramStart"/>
-      <w:r>
-        <w:rPr>
-          <w:szCs w:val="20"/>
-        </w:rPr>
-        <w:t>type</w:t>
-      </w:r>
-      <w:proofErr w:type="spellEnd"/>
-      <w:r>
-        <w:rPr>
-          <w:szCs w:val="20"/>
-        </w:rPr>
-        <w:t>: {</w:t>
-      </w:r>
-      <w:proofErr w:type="spellStart"/>
-      <w:proofErr w:type="gramEnd"/>
-      <w:r>
-        <w:rPr>
-          <w:szCs w:val="20"/>
-        </w:rPr>
-        <w:t>closure_type</w:t>
-      </w:r>
-      <w:proofErr w:type="spellEnd"/>
-      <w:r>
-        <w:rPr>
-          <w:szCs w:val="20"/>
-        </w:rPr>
-        <w:t>[</w:t>
-      </w:r>
-      <w:proofErr w:type="gramStart"/>
-      <w:r>
-        <w:rPr>
-          <w:szCs w:val="20"/>
-        </w:rPr>
-        <w:t>g]}</w:t>
-      </w:r>
-      <w:proofErr w:type="gramEnd"/>
-      <w:r>
-        <w:rPr>
-          <w:szCs w:val="20"/>
-        </w:rPr>
-        <w:t>&gt;"</w:t>
+        <w:t>                                f"&lt;theme: {theme[a]}&gt;",</w:t>
+      </w:r>
+    </w:p>
+    <w:p>
+      <w:pPr>
+        <w:rPr>
+          <w:szCs w:val="20"/>
+        </w:rPr>
+      </w:pPr>
+      <w:r>
+        <w:rPr>
+          <w:szCs w:val="20"/>
+        </w:rPr>
+        <w:t>                                f"&lt;tone: {tone[b]}&gt;",</w:t>
+      </w:r>
+    </w:p>
+    <w:p>
+      <w:pPr>
+        <w:rPr>
+          <w:szCs w:val="20"/>
+        </w:rPr>
+      </w:pPr>
+      <w:r>
+        <w:rPr>
+          <w:szCs w:val="20"/>
+        </w:rPr>
+        <w:t>                                f"&lt;language_style: {language_style[c]}&gt;",</w:t>
+      </w:r>
+    </w:p>
+    <w:p>
+      <w:pPr>
+        <w:rPr>
+          <w:szCs w:val="20"/>
+        </w:rPr>
+      </w:pPr>
+      <w:r>
+        <w:rPr>
+          <w:szCs w:val="20"/>
+        </w:rPr>
+        <w:t>                                f"&lt;poetic_device: {poetic_device[d]}&gt;",</w:t>
+      </w:r>
+    </w:p>
+    <w:p>
+      <w:pPr>
+        <w:rPr>
+          <w:szCs w:val="20"/>
+        </w:rPr>
+      </w:pPr>
+      <w:r>
+        <w:rPr>
+          <w:szCs w:val="20"/>
+        </w:rPr>
+        <w:t>                                f"&lt;subject_focus: {subject_focus[e]}&gt;",</w:t>
+      </w:r>
+    </w:p>
+    <w:p>
+      <w:pPr>
+        <w:rPr>
+          <w:szCs w:val="20"/>
+        </w:rPr>
+      </w:pPr>
+      <w:r>
+        <w:rPr>
+          <w:szCs w:val="20"/>
+        </w:rPr>
+        <w:t>                                f"&lt;conflict_type: {conflict_type[f]}&gt;",</w:t>
+      </w:r>
+    </w:p>
+    <w:p>
+      <w:pPr>
+        <w:rPr>
+          <w:szCs w:val="20"/>
+        </w:rPr>
+      </w:pPr>
+      <w:r>
+        <w:rPr>
+          <w:szCs w:val="20"/>
+        </w:rPr>
+        <w:t>                                f"&lt;closure_type: {closure_type[g]}&gt;"</w:t>
       </w:r>
     </w:p>
     <w:p>
@@ -6106,23 +4489,7 @@
         <w:rPr>
           <w:szCs w:val="20"/>
         </w:rPr>
-        <w:t xml:space="preserve">                            </w:t>
-      </w:r>
-      <w:proofErr w:type="spellStart"/>
-      <w:proofErr w:type="gramStart"/>
-      <w:r>
-        <w:rPr>
-          <w:szCs w:val="20"/>
-        </w:rPr>
-        <w:t>results.append</w:t>
-      </w:r>
-      <w:proofErr w:type="spellEnd"/>
-      <w:proofErr w:type="gramEnd"/>
-      <w:r>
-        <w:rPr>
-          <w:szCs w:val="20"/>
-        </w:rPr>
-        <w:t>((seed, prompt))</w:t>
+        <w:t>                            results.append((seed, prompt))</w:t>
       </w:r>
     </w:p>
     <w:p>
@@ -6151,21 +4518,7 @@
         <w:rPr>
           <w:szCs w:val="20"/>
         </w:rPr>
-        <w:t xml:space="preserve"> 총 7개의 문학적 속성(theme, tone, </w:t>
-      </w:r>
-      <w:proofErr w:type="spellStart"/>
-      <w:r>
-        <w:rPr>
-          <w:szCs w:val="20"/>
-        </w:rPr>
-        <w:t>language_style</w:t>
-      </w:r>
-      <w:proofErr w:type="spellEnd"/>
-      <w:r>
-        <w:rPr>
-          <w:szCs w:val="20"/>
-        </w:rPr>
-        <w:t>, ...)에 대해 가능한 조합을 모두 생성</w:t>
+        <w:t xml:space="preserve"> 총 7개의 문학적 속성(theme, tone, language_style, ...)에 대해 가능한 조합을 모두 생성</w:t>
       </w:r>
     </w:p>
     <w:p>
@@ -6185,21 +4538,185 @@
         <w:rPr>
           <w:szCs w:val="20"/>
         </w:rPr>
-        <w:t xml:space="preserve">속성값을 기반으로 &lt;theme: betrayal&gt;, &lt;tone: bitter&gt; 와 같은 </w:t>
-      </w:r>
-      <w:proofErr w:type="spellStart"/>
-      <w:r>
-        <w:rPr>
-          <w:szCs w:val="20"/>
-        </w:rPr>
-        <w:t>시드</w:t>
-      </w:r>
-      <w:proofErr w:type="spellEnd"/>
-      <w:r>
-        <w:rPr>
-          <w:szCs w:val="20"/>
-        </w:rPr>
-        <w:t xml:space="preserve"> 프롬프트가 생성되며, 총 1296개의 조합이 results 리스트에 저장된다</w:t>
+        <w:t>속성값을 기반으로 &lt;theme: betrayal&gt;, &lt;tone: bitter&gt; 와 같은 시드 프롬프트가 생성되며, 총 1296개의 조합이 results 리스트에 저장된다</w:t>
+      </w:r>
+    </w:p>
+    <w:p>
+      <w:pPr>
+        <w:rPr>
+          <w:szCs w:val="20"/>
+        </w:rPr>
+      </w:pPr>
+      <w:r>
+        <w:rPr>
+          <w:szCs w:val="20"/>
+        </w:rPr>
+        <w:t xml:space="preserve"># </w:t>
+      </w:r>
+      <w:r>
+        <w:rPr>
+          <w:rFonts w:hint="eastAsia"/>
+          <w:szCs w:val="20"/>
+        </w:rPr>
+        <w:t xml:space="preserve">2. </w:t>
+      </w:r>
+      <w:r>
+        <w:rPr>
+          <w:rFonts w:hint="eastAsia"/>
+          <w:szCs w:val="20"/>
+        </w:rPr>
+        <w:t xml:space="preserve">gpt-4.1을 활용해 </w:t>
+      </w:r>
+      <w:r>
+        <w:rPr>
+          <w:rFonts w:hint="eastAsia"/>
+          <w:szCs w:val="20"/>
+        </w:rPr>
+        <w:t>S</w:t>
+      </w:r>
+      <w:r>
+        <w:rPr>
+          <w:rFonts w:hint="eastAsia"/>
+          <w:szCs w:val="20"/>
+        </w:rPr>
+        <w:t xml:space="preserve">onnet </w:t>
+      </w:r>
+      <w:r>
+        <w:rPr>
+          <w:rFonts w:hint="eastAsia"/>
+          <w:szCs w:val="20"/>
+        </w:rPr>
+        <w:t>2행 생성</w:t>
+      </w:r>
+    </w:p>
+    <w:p>
+      <w:pPr>
+        <w:rPr>
+          <w:szCs w:val="20"/>
+        </w:rPr>
+      </w:pPr>
+      <w:r>
+        <w:rPr>
+          <w:szCs w:val="20"/>
+        </w:rPr>
+        <w:t>def generate_sonnet_first_2_lines(client, prompt):</w:t>
+      </w:r>
+    </w:p>
+    <w:p>
+      <w:pPr>
+        <w:rPr>
+          <w:szCs w:val="20"/>
+        </w:rPr>
+      </w:pPr>
+      <w:r>
+        <w:rPr>
+          <w:szCs w:val="20"/>
+        </w:rPr>
+        <w:t>    system_prompt = "You are a poetic assistant. You generate Shakespearean sonnets in iambic pentameter with the correct rhyme scheme."</w:t>
+      </w:r>
+    </w:p>
+    <w:p>
+      <w:pPr>
+        <w:rPr>
+          <w:szCs w:val="20"/>
+        </w:rPr>
+      </w:pPr>
+      <w:r>
+        <w:rPr>
+          <w:szCs w:val="20"/>
+        </w:rPr>
+        <w:t>    full_prompt = "\n".join([</w:t>
+      </w:r>
+    </w:p>
+    <w:p>
+      <w:pPr>
+        <w:rPr>
+          <w:szCs w:val="20"/>
+        </w:rPr>
+      </w:pPr>
+      <w:r>
+        <w:rPr>
+          <w:szCs w:val="20"/>
+        </w:rPr>
+        <w:t>        "&lt;task=Sonnet_Generation&gt;",</w:t>
+      </w:r>
+    </w:p>
+    <w:p>
+      <w:pPr>
+        <w:rPr>
+          <w:szCs w:val="20"/>
+        </w:rPr>
+      </w:pPr>
+      <w:r>
+        <w:rPr>
+          <w:szCs w:val="20"/>
+        </w:rPr>
+        <w:t>        "&lt;type=shakespearean&gt;",</w:t>
+      </w:r>
+    </w:p>
+    <w:p>
+      <w:pPr>
+        <w:rPr>
+          <w:szCs w:val="20"/>
+        </w:rPr>
+      </w:pPr>
+      <w:r>
+        <w:rPr>
+          <w:szCs w:val="20"/>
+        </w:rPr>
+        <w:t>        "&lt;meter=iambic_pentameter&gt;",</w:t>
+      </w:r>
+    </w:p>
+    <w:p>
+      <w:pPr>
+        <w:rPr>
+          <w:szCs w:val="20"/>
+        </w:rPr>
+      </w:pPr>
+      <w:r>
+        <w:rPr>
+          <w:szCs w:val="20"/>
+        </w:rPr>
+        <w:t>        "&lt;rhyme=ababcdcdefefgg&gt;",</w:t>
+      </w:r>
+    </w:p>
+    <w:p>
+      <w:pPr>
+        <w:rPr>
+          <w:szCs w:val="20"/>
+        </w:rPr>
+      </w:pPr>
+      <w:r>
+        <w:rPr>
+          <w:szCs w:val="20"/>
+        </w:rPr>
+        <w:t>        *prompt,</w:t>
+      </w:r>
+    </w:p>
+    <w:p>
+      <w:pPr>
+        <w:rPr>
+          <w:szCs w:val="20"/>
+        </w:rPr>
+      </w:pPr>
+      <w:r>
+        <w:rPr>
+          <w:szCs w:val="20"/>
+        </w:rPr>
+        <w:t>        "Write only the **first two lines** of a Shakespearean sonnet based on the attributes above",</w:t>
+      </w:r>
+    </w:p>
+    <w:p>
+      <w:pPr>
+        <w:rPr>
+          <w:szCs w:val="20"/>
+        </w:rPr>
+      </w:pPr>
+      <w:r>
+        <w:rPr>
+          <w:szCs w:val="20"/>
+        </w:rPr>
+        <w:t>        "Do not explain. Do not include any headings. Just output the two lines of the poem.."</w:t>
       </w:r>
     </w:p>
     <w:p>
@@ -6213,69 +4730,7 @@
           <w:szCs w:val="20"/>
         </w:rPr>
         <w:lastRenderedPageBreak/>
-        <w:t xml:space="preserve"># </w:t>
-      </w:r>
-      <w:r>
-        <w:rPr>
-          <w:rFonts w:hint="eastAsia"/>
-          <w:szCs w:val="20"/>
-        </w:rPr>
-        <w:t xml:space="preserve">2. </w:t>
-      </w:r>
-      <w:r>
-        <w:rPr>
-          <w:rFonts w:hint="eastAsia"/>
-          <w:szCs w:val="20"/>
-        </w:rPr>
-        <w:t xml:space="preserve">gpt-4.1을 활용해 </w:t>
-      </w:r>
-      <w:r>
-        <w:rPr>
-          <w:rFonts w:hint="eastAsia"/>
-          <w:szCs w:val="20"/>
-        </w:rPr>
-        <w:t>S</w:t>
-      </w:r>
-      <w:r>
-        <w:rPr>
-          <w:rFonts w:hint="eastAsia"/>
-          <w:szCs w:val="20"/>
-        </w:rPr>
-        <w:t xml:space="preserve">onnet </w:t>
-      </w:r>
-      <w:r>
-        <w:rPr>
-          <w:rFonts w:hint="eastAsia"/>
-          <w:szCs w:val="20"/>
-        </w:rPr>
-        <w:t>2행 생성</w:t>
-      </w:r>
-    </w:p>
-    <w:p>
-      <w:pPr>
-        <w:rPr>
-          <w:szCs w:val="20"/>
-        </w:rPr>
-      </w:pPr>
-      <w:r>
-        <w:rPr>
-          <w:szCs w:val="20"/>
-        </w:rPr>
-        <w:t>def generate_sonnet_first_2_</w:t>
-      </w:r>
-      <w:proofErr w:type="gramStart"/>
-      <w:r>
-        <w:rPr>
-          <w:szCs w:val="20"/>
-        </w:rPr>
-        <w:t>lines(</w:t>
-      </w:r>
-      <w:proofErr w:type="gramEnd"/>
-      <w:r>
-        <w:rPr>
-          <w:szCs w:val="20"/>
-        </w:rPr>
-        <w:t>client, prompt):</w:t>
+        <w:t>    ])</w:t>
       </w:r>
     </w:p>
     <w:p>
@@ -6290,270 +4745,6 @@
         </w:rPr>
         <w:t xml:space="preserve">    </w:t>
       </w:r>
-      <w:proofErr w:type="spellStart"/>
-      <w:r>
-        <w:rPr>
-          <w:szCs w:val="20"/>
-        </w:rPr>
-        <w:t>system_prompt</w:t>
-      </w:r>
-      <w:proofErr w:type="spellEnd"/>
-      <w:r>
-        <w:rPr>
-          <w:szCs w:val="20"/>
-        </w:rPr>
-        <w:t xml:space="preserve"> = "You are a poetic assistant. You generate Shakespearean sonnets in iambic pentameter with the correct rhyme scheme."</w:t>
-      </w:r>
-    </w:p>
-    <w:p>
-      <w:pPr>
-        <w:rPr>
-          <w:szCs w:val="20"/>
-        </w:rPr>
-      </w:pPr>
-      <w:r>
-        <w:rPr>
-          <w:szCs w:val="20"/>
-        </w:rPr>
-        <w:t xml:space="preserve">    </w:t>
-      </w:r>
-      <w:proofErr w:type="spellStart"/>
-      <w:r>
-        <w:rPr>
-          <w:szCs w:val="20"/>
-        </w:rPr>
-        <w:t>full_prompt</w:t>
-      </w:r>
-      <w:proofErr w:type="spellEnd"/>
-      <w:r>
-        <w:rPr>
-          <w:szCs w:val="20"/>
-        </w:rPr>
-        <w:t xml:space="preserve"> = "\</w:t>
-      </w:r>
-      <w:proofErr w:type="spellStart"/>
-      <w:r>
-        <w:rPr>
-          <w:szCs w:val="20"/>
-        </w:rPr>
-        <w:t>n</w:t>
-      </w:r>
-      <w:proofErr w:type="gramStart"/>
-      <w:r>
-        <w:rPr>
-          <w:szCs w:val="20"/>
-        </w:rPr>
-        <w:t>".join</w:t>
-      </w:r>
-      <w:proofErr w:type="spellEnd"/>
-      <w:proofErr w:type="gramEnd"/>
-      <w:r>
-        <w:rPr>
-          <w:szCs w:val="20"/>
-        </w:rPr>
-        <w:t>([</w:t>
-      </w:r>
-    </w:p>
-    <w:p>
-      <w:pPr>
-        <w:rPr>
-          <w:szCs w:val="20"/>
-        </w:rPr>
-      </w:pPr>
-      <w:r>
-        <w:rPr>
-          <w:szCs w:val="20"/>
-        </w:rPr>
-        <w:t>        "&lt;task=</w:t>
-      </w:r>
-      <w:proofErr w:type="spellStart"/>
-      <w:r>
-        <w:rPr>
-          <w:szCs w:val="20"/>
-        </w:rPr>
-        <w:t>Sonnet_Generation</w:t>
-      </w:r>
-      <w:proofErr w:type="spellEnd"/>
-      <w:r>
-        <w:rPr>
-          <w:szCs w:val="20"/>
-        </w:rPr>
-        <w:t>&gt;",</w:t>
-      </w:r>
-    </w:p>
-    <w:p>
-      <w:pPr>
-        <w:rPr>
-          <w:szCs w:val="20"/>
-        </w:rPr>
-      </w:pPr>
-      <w:r>
-        <w:rPr>
-          <w:szCs w:val="20"/>
-        </w:rPr>
-        <w:t>        "&lt;type=</w:t>
-      </w:r>
-      <w:proofErr w:type="spellStart"/>
-      <w:r>
-        <w:rPr>
-          <w:szCs w:val="20"/>
-        </w:rPr>
-        <w:t>shakespearean</w:t>
-      </w:r>
-      <w:proofErr w:type="spellEnd"/>
-      <w:r>
-        <w:rPr>
-          <w:szCs w:val="20"/>
-        </w:rPr>
-        <w:t>&gt;",</w:t>
-      </w:r>
-    </w:p>
-    <w:p>
-      <w:pPr>
-        <w:rPr>
-          <w:szCs w:val="20"/>
-        </w:rPr>
-      </w:pPr>
-      <w:r>
-        <w:rPr>
-          <w:szCs w:val="20"/>
-        </w:rPr>
-        <w:t>        "&lt;meter=</w:t>
-      </w:r>
-      <w:proofErr w:type="spellStart"/>
-      <w:r>
-        <w:rPr>
-          <w:szCs w:val="20"/>
-        </w:rPr>
-        <w:t>iambic_pentameter</w:t>
-      </w:r>
-      <w:proofErr w:type="spellEnd"/>
-      <w:r>
-        <w:rPr>
-          <w:szCs w:val="20"/>
-        </w:rPr>
-        <w:t>&gt;",</w:t>
-      </w:r>
-    </w:p>
-    <w:p>
-      <w:pPr>
-        <w:rPr>
-          <w:szCs w:val="20"/>
-        </w:rPr>
-      </w:pPr>
-      <w:r>
-        <w:rPr>
-          <w:szCs w:val="20"/>
-        </w:rPr>
-        <w:t>        "&lt;rhyme=</w:t>
-      </w:r>
-      <w:proofErr w:type="spellStart"/>
-      <w:r>
-        <w:rPr>
-          <w:szCs w:val="20"/>
-        </w:rPr>
-        <w:t>ababcdcdefefgg</w:t>
-      </w:r>
-      <w:proofErr w:type="spellEnd"/>
-      <w:r>
-        <w:rPr>
-          <w:szCs w:val="20"/>
-        </w:rPr>
-        <w:t>&gt;",</w:t>
-      </w:r>
-    </w:p>
-    <w:p>
-      <w:pPr>
-        <w:rPr>
-          <w:szCs w:val="20"/>
-        </w:rPr>
-      </w:pPr>
-      <w:r>
-        <w:rPr>
-          <w:szCs w:val="20"/>
-        </w:rPr>
-        <w:t>        *</w:t>
-      </w:r>
-      <w:proofErr w:type="gramStart"/>
-      <w:r>
-        <w:rPr>
-          <w:szCs w:val="20"/>
-        </w:rPr>
-        <w:t>prompt</w:t>
-      </w:r>
-      <w:proofErr w:type="gramEnd"/>
-      <w:r>
-        <w:rPr>
-          <w:szCs w:val="20"/>
-        </w:rPr>
-        <w:t>,</w:t>
-      </w:r>
-    </w:p>
-    <w:p>
-      <w:pPr>
-        <w:rPr>
-          <w:szCs w:val="20"/>
-        </w:rPr>
-      </w:pPr>
-      <w:r>
-        <w:rPr>
-          <w:szCs w:val="20"/>
-        </w:rPr>
-        <w:t>        "Write only the **first two lines** of a Shakespearean sonnet based on the attributes above",</w:t>
-      </w:r>
-    </w:p>
-    <w:p>
-      <w:pPr>
-        <w:rPr>
-          <w:szCs w:val="20"/>
-        </w:rPr>
-      </w:pPr>
-      <w:r>
-        <w:rPr>
-          <w:szCs w:val="20"/>
-        </w:rPr>
-        <w:t xml:space="preserve">        "Do not explain. Do not include any headings. Just output the two lines of the </w:t>
-      </w:r>
-      <w:proofErr w:type="gramStart"/>
-      <w:r>
-        <w:rPr>
-          <w:szCs w:val="20"/>
-        </w:rPr>
-        <w:t>poem..</w:t>
-      </w:r>
-      <w:proofErr w:type="gramEnd"/>
-      <w:r>
-        <w:rPr>
-          <w:szCs w:val="20"/>
-        </w:rPr>
-        <w:t>"</w:t>
-      </w:r>
-    </w:p>
-    <w:p>
-      <w:pPr>
-        <w:rPr>
-          <w:szCs w:val="20"/>
-        </w:rPr>
-      </w:pPr>
-      <w:r>
-        <w:rPr>
-          <w:szCs w:val="20"/>
-        </w:rPr>
-        <w:t>    ])</w:t>
-      </w:r>
-    </w:p>
-    <w:p>
-      <w:pPr>
-        <w:rPr>
-          <w:szCs w:val="20"/>
-        </w:rPr>
-      </w:pPr>
-      <w:r>
-        <w:rPr>
-          <w:szCs w:val="20"/>
-        </w:rPr>
-        <w:t xml:space="preserve">    </w:t>
-      </w:r>
     </w:p>
     <w:p>
       <w:pPr>
@@ -6578,37 +4769,7 @@
         <w:rPr>
           <w:szCs w:val="20"/>
         </w:rPr>
-        <w:t xml:space="preserve">        response = </w:t>
-      </w:r>
-      <w:proofErr w:type="spellStart"/>
-      <w:proofErr w:type="gramStart"/>
-      <w:r>
-        <w:rPr>
-          <w:szCs w:val="20"/>
-        </w:rPr>
-        <w:t>client.chat</w:t>
-      </w:r>
-      <w:proofErr w:type="gramEnd"/>
-      <w:r>
-        <w:rPr>
-          <w:szCs w:val="20"/>
-        </w:rPr>
-        <w:t>.</w:t>
-      </w:r>
-      <w:proofErr w:type="gramStart"/>
-      <w:r>
-        <w:rPr>
-          <w:szCs w:val="20"/>
-        </w:rPr>
-        <w:t>completions.create</w:t>
-      </w:r>
-      <w:proofErr w:type="spellEnd"/>
-      <w:proofErr w:type="gramEnd"/>
-      <w:r>
-        <w:rPr>
-          <w:szCs w:val="20"/>
-        </w:rPr>
-        <w:t>(</w:t>
+        <w:t>        response = client.chat.completions.create(</w:t>
       </w:r>
     </w:p>
     <w:p>
@@ -6634,77 +4795,33 @@
         <w:rPr>
           <w:szCs w:val="20"/>
         </w:rPr>
-        <w:t>            messages</w:t>
-      </w:r>
-      <w:proofErr w:type="gramStart"/>
-      <w:r>
-        <w:rPr>
-          <w:szCs w:val="20"/>
-        </w:rPr>
-        <w:t>=[</w:t>
-      </w:r>
-      <w:proofErr w:type="gramEnd"/>
-    </w:p>
-    <w:p>
-      <w:pPr>
-        <w:rPr>
-          <w:szCs w:val="20"/>
-        </w:rPr>
-      </w:pPr>
-      <w:r>
-        <w:rPr>
-          <w:szCs w:val="20"/>
-        </w:rPr>
-        <w:t xml:space="preserve">                {"role": "system", "content": </w:t>
-      </w:r>
-      <w:proofErr w:type="spellStart"/>
-      <w:r>
-        <w:rPr>
-          <w:szCs w:val="20"/>
-        </w:rPr>
-        <w:t>system_</w:t>
-      </w:r>
-      <w:proofErr w:type="gramStart"/>
-      <w:r>
-        <w:rPr>
-          <w:szCs w:val="20"/>
-        </w:rPr>
-        <w:t>prompt</w:t>
-      </w:r>
-      <w:proofErr w:type="spellEnd"/>
-      <w:r>
-        <w:rPr>
-          <w:szCs w:val="20"/>
-        </w:rPr>
-        <w:t>},</w:t>
-      </w:r>
-      <w:proofErr w:type="gramEnd"/>
-    </w:p>
-    <w:p>
-      <w:pPr>
-        <w:rPr>
-          <w:szCs w:val="20"/>
-        </w:rPr>
-      </w:pPr>
-      <w:r>
-        <w:rPr>
-          <w:szCs w:val="20"/>
-        </w:rPr>
-        <w:t xml:space="preserve">                {"role": "user", "content": </w:t>
-      </w:r>
-      <w:proofErr w:type="spellStart"/>
-      <w:r>
-        <w:rPr>
-          <w:szCs w:val="20"/>
-        </w:rPr>
-        <w:t>full_prompt</w:t>
-      </w:r>
-      <w:proofErr w:type="spellEnd"/>
-      <w:r>
-        <w:rPr>
-          <w:szCs w:val="20"/>
-        </w:rPr>
-        <w:t>}</w:t>
+        <w:t>            messages=[</w:t>
+      </w:r>
+    </w:p>
+    <w:p>
+      <w:pPr>
+        <w:rPr>
+          <w:szCs w:val="20"/>
+        </w:rPr>
+      </w:pPr>
+      <w:r>
+        <w:rPr>
+          <w:szCs w:val="20"/>
+        </w:rPr>
+        <w:t>                {"role": "system", "content": system_prompt},</w:t>
+      </w:r>
+    </w:p>
+    <w:p>
+      <w:pPr>
+        <w:rPr>
+          <w:szCs w:val="20"/>
+        </w:rPr>
+      </w:pPr>
+      <w:r>
+        <w:rPr>
+          <w:szCs w:val="20"/>
+        </w:rPr>
+        <w:t>                {"role": "user", "content": full_prompt}</w:t>
       </w:r>
     </w:p>
     <w:p>
@@ -6743,21 +4860,7 @@
         <w:rPr>
           <w:szCs w:val="20"/>
         </w:rPr>
-        <w:t xml:space="preserve">            </w:t>
-      </w:r>
-      <w:proofErr w:type="spellStart"/>
-      <w:r>
-        <w:rPr>
-          <w:szCs w:val="20"/>
-        </w:rPr>
-        <w:t>max_tokens</w:t>
-      </w:r>
-      <w:proofErr w:type="spellEnd"/>
-      <w:r>
-        <w:rPr>
-          <w:szCs w:val="20"/>
-        </w:rPr>
-        <w:t>=100,</w:t>
+        <w:t>            max_tokens=100,</w:t>
       </w:r>
     </w:p>
     <w:p>
@@ -6783,46 +4886,8 @@
         <w:rPr>
           <w:szCs w:val="20"/>
         </w:rPr>
-        <w:t xml:space="preserve">        return </w:t>
-      </w:r>
-      <w:proofErr w:type="spellStart"/>
-      <w:proofErr w:type="gramStart"/>
-      <w:r>
-        <w:rPr>
-          <w:szCs w:val="20"/>
-        </w:rPr>
-        <w:t>response.choices</w:t>
-      </w:r>
-      <w:proofErr w:type="spellEnd"/>
-      <w:proofErr w:type="gramEnd"/>
-      <w:r>
-        <w:rPr>
-          <w:szCs w:val="20"/>
-        </w:rPr>
-        <w:t>[0</w:t>
-      </w:r>
-      <w:proofErr w:type="gramStart"/>
-      <w:r>
-        <w:rPr>
-          <w:szCs w:val="20"/>
-        </w:rPr>
-        <w:t>].</w:t>
-      </w:r>
-      <w:proofErr w:type="spellStart"/>
-      <w:r>
-        <w:rPr>
-          <w:szCs w:val="20"/>
-        </w:rPr>
-        <w:t>message</w:t>
-      </w:r>
-      <w:proofErr w:type="gramEnd"/>
-      <w:r>
-        <w:rPr>
-          <w:szCs w:val="20"/>
-        </w:rPr>
-        <w:t>.content</w:t>
-      </w:r>
-      <w:proofErr w:type="spellEnd"/>
+        <w:t>        return response.choices[0].message.content</w:t>
+      </w:r>
     </w:p>
     <w:p>
       <w:pPr>
@@ -6847,71 +4912,20 @@
         <w:rPr>
           <w:szCs w:val="20"/>
         </w:rPr>
-        <w:lastRenderedPageBreak/>
-        <w:t xml:space="preserve">        </w:t>
-      </w:r>
-      <w:proofErr w:type="gramStart"/>
-      <w:r>
-        <w:rPr>
-          <w:szCs w:val="20"/>
-        </w:rPr>
-        <w:t>print(</w:t>
-      </w:r>
-      <w:proofErr w:type="spellStart"/>
-      <w:proofErr w:type="gramEnd"/>
-      <w:r>
-        <w:rPr>
-          <w:szCs w:val="20"/>
-        </w:rPr>
-        <w:t>f"</w:t>
-      </w:r>
-      <w:proofErr w:type="gramStart"/>
-      <w:r>
-        <w:rPr>
-          <w:szCs w:val="20"/>
-        </w:rPr>
-        <w:t>Error</w:t>
-      </w:r>
-      <w:proofErr w:type="spellEnd"/>
-      <w:r>
-        <w:rPr>
-          <w:szCs w:val="20"/>
-        </w:rPr>
-        <w:t>: {e}"</w:t>
-      </w:r>
-      <w:proofErr w:type="gramEnd"/>
-      <w:r>
-        <w:rPr>
-          <w:szCs w:val="20"/>
-        </w:rPr>
-        <w:t>)</w:t>
-      </w:r>
-    </w:p>
-    <w:p>
-      <w:pPr>
-        <w:rPr>
-          <w:szCs w:val="20"/>
-        </w:rPr>
-      </w:pPr>
-      <w:r>
-        <w:rPr>
-          <w:szCs w:val="20"/>
-        </w:rPr>
-        <w:t xml:space="preserve">        </w:t>
-      </w:r>
-      <w:proofErr w:type="gramStart"/>
-      <w:r>
-        <w:rPr>
-          <w:szCs w:val="20"/>
-        </w:rPr>
-        <w:t>return</w:t>
-      </w:r>
-      <w:proofErr w:type="gramEnd"/>
-      <w:r>
-        <w:rPr>
-          <w:szCs w:val="20"/>
-        </w:rPr>
-        <w:t xml:space="preserve"> None</w:t>
+        <w:t>        print(f"Error: {e}")</w:t>
+      </w:r>
+    </w:p>
+    <w:p>
+      <w:pPr>
+        <w:rPr>
+          <w:szCs w:val="20"/>
+        </w:rPr>
+      </w:pPr>
+      <w:r>
+        <w:rPr>
+          <w:szCs w:val="20"/>
+        </w:rPr>
+        <w:t>        return None</w:t>
       </w:r>
     </w:p>
     <w:p>
@@ -6940,21 +4954,7 @@
         <w:rPr>
           <w:szCs w:val="20"/>
         </w:rPr>
-        <w:t xml:space="preserve"> 각 </w:t>
-      </w:r>
-      <w:proofErr w:type="spellStart"/>
-      <w:r>
-        <w:rPr>
-          <w:szCs w:val="20"/>
-        </w:rPr>
-        <w:t>시드에</w:t>
-      </w:r>
-      <w:proofErr w:type="spellEnd"/>
-      <w:r>
-        <w:rPr>
-          <w:szCs w:val="20"/>
-        </w:rPr>
-        <w:t xml:space="preserve"> 대해 GPT-4에 "소네트의 첫 두 줄"만 생성하도록 요청하는 함수</w:t>
+        <w:t xml:space="preserve"> 각 시드에 대해 GPT-4에 "소네트의 첫 두 줄"만 생성하도록 요청하는 함수</w:t>
       </w:r>
     </w:p>
     <w:p>
@@ -6974,21 +4974,7 @@
         <w:rPr>
           <w:szCs w:val="20"/>
         </w:rPr>
-        <w:t>사전 정의된 &lt;task=</w:t>
-      </w:r>
-      <w:proofErr w:type="spellStart"/>
-      <w:r>
-        <w:rPr>
-          <w:szCs w:val="20"/>
-        </w:rPr>
-        <w:t>Sonnet_Generation</w:t>
-      </w:r>
-      <w:proofErr w:type="spellEnd"/>
-      <w:r>
-        <w:rPr>
-          <w:szCs w:val="20"/>
-        </w:rPr>
-        <w:t>&gt;</w:t>
+        <w:t>사전 정의된 &lt;task=Sonnet_Generation&gt;</w:t>
       </w:r>
       <w:r>
         <w:rPr>
@@ -7001,21 +4987,7 @@
         <w:rPr>
           <w:szCs w:val="20"/>
         </w:rPr>
-        <w:t>&lt;type=</w:t>
-      </w:r>
-      <w:proofErr w:type="spellStart"/>
-      <w:r>
-        <w:rPr>
-          <w:szCs w:val="20"/>
-        </w:rPr>
-        <w:t>shakespearean</w:t>
-      </w:r>
-      <w:proofErr w:type="spellEnd"/>
-      <w:r>
-        <w:rPr>
-          <w:szCs w:val="20"/>
-        </w:rPr>
-        <w:t>&gt;</w:t>
+        <w:t>&lt;type=shakespearean&gt;</w:t>
       </w:r>
       <w:r>
         <w:rPr>
@@ -7043,7 +5015,6 @@
         </w:rPr>
         <w:t xml:space="preserve"> 메타 정보와 </w:t>
       </w:r>
-      <w:proofErr w:type="spellStart"/>
       <w:r>
         <w:rPr>
           <w:rFonts w:hint="eastAsia"/>
@@ -7051,7 +5022,6 @@
         </w:rPr>
         <w:t>시드</w:t>
       </w:r>
-      <w:proofErr w:type="spellEnd"/>
       <w:r>
         <w:rPr>
           <w:szCs w:val="20"/>
@@ -7124,49 +5094,86 @@
         <w:rPr>
           <w:szCs w:val="20"/>
         </w:rPr>
-        <w:t xml:space="preserve">def </w:t>
-      </w:r>
-      <w:proofErr w:type="spellStart"/>
-      <w:r>
-        <w:rPr>
-          <w:szCs w:val="20"/>
-        </w:rPr>
-        <w:t>generate_sonnet_full_</w:t>
-      </w:r>
-      <w:proofErr w:type="gramStart"/>
-      <w:r>
-        <w:rPr>
-          <w:szCs w:val="20"/>
-        </w:rPr>
-        <w:t>lines</w:t>
-      </w:r>
-      <w:proofErr w:type="spellEnd"/>
-      <w:r>
-        <w:rPr>
-          <w:szCs w:val="20"/>
-        </w:rPr>
-        <w:t>(</w:t>
-      </w:r>
-      <w:proofErr w:type="gramEnd"/>
-      <w:r>
-        <w:rPr>
-          <w:szCs w:val="20"/>
-        </w:rPr>
-        <w:t xml:space="preserve">client, </w:t>
-      </w:r>
-      <w:proofErr w:type="spellStart"/>
-      <w:r>
-        <w:rPr>
-          <w:szCs w:val="20"/>
-        </w:rPr>
-        <w:t>given_sonnet</w:t>
-      </w:r>
-      <w:proofErr w:type="spellEnd"/>
-      <w:r>
-        <w:rPr>
-          <w:szCs w:val="20"/>
-        </w:rPr>
-        <w:t>):</w:t>
+        <w:t>def generate_sonnet_full_lines(client, given_sonnet):</w:t>
+      </w:r>
+    </w:p>
+    <w:p>
+      <w:pPr>
+        <w:rPr>
+          <w:szCs w:val="20"/>
+        </w:rPr>
+      </w:pPr>
+      <w:r>
+        <w:rPr>
+          <w:szCs w:val="20"/>
+        </w:rPr>
+        <w:t>    first_two_lines = given_sonnet</w:t>
+      </w:r>
+    </w:p>
+    <w:p>
+      <w:pPr>
+        <w:rPr>
+          <w:szCs w:val="20"/>
+        </w:rPr>
+      </w:pPr>
+      <w:r>
+        <w:rPr>
+          <w:szCs w:val="20"/>
+        </w:rPr>
+        <w:t>    full_prompt = f"""&lt;task=Sonnet_Generation&gt;</w:t>
+      </w:r>
+    </w:p>
+    <w:p>
+      <w:pPr>
+        <w:rPr>
+          <w:szCs w:val="20"/>
+        </w:rPr>
+      </w:pPr>
+      <w:r>
+        <w:rPr>
+          <w:szCs w:val="20"/>
+        </w:rPr>
+        <w:lastRenderedPageBreak/>
+        <w:t>    &lt;style=shakespearean&gt;</w:t>
+      </w:r>
+    </w:p>
+    <w:p>
+      <w:pPr>
+        <w:rPr>
+          <w:szCs w:val="20"/>
+        </w:rPr>
+      </w:pPr>
+      <w:r>
+        <w:rPr>
+          <w:szCs w:val="20"/>
+        </w:rPr>
+        <w:t>    &lt;meter=iambic_pentameter&gt;</w:t>
+      </w:r>
+    </w:p>
+    <w:p>
+      <w:pPr>
+        <w:rPr>
+          <w:szCs w:val="20"/>
+        </w:rPr>
+      </w:pPr>
+      <w:r>
+        <w:rPr>
+          <w:szCs w:val="20"/>
+        </w:rPr>
+        <w:t>    &lt;rhyme_scheme=ababcdcdefefgg&gt;</w:t>
+      </w:r>
+    </w:p>
+    <w:p>
+      <w:pPr>
+        <w:rPr>
+          <w:szCs w:val="20"/>
+        </w:rPr>
+      </w:pPr>
+      <w:r>
+        <w:rPr>
+          <w:szCs w:val="20"/>
+        </w:rPr>
+        <w:t>    {first_two_lines}</w:t>
       </w:r>
     </w:p>
     <w:p>
@@ -7181,28 +5188,26 @@
         </w:rPr>
         <w:t xml:space="preserve">    </w:t>
       </w:r>
-      <w:proofErr w:type="spellStart"/>
-      <w:r>
-        <w:rPr>
-          <w:szCs w:val="20"/>
-        </w:rPr>
-        <w:t>first_two_lines</w:t>
-      </w:r>
-      <w:proofErr w:type="spellEnd"/>
-      <w:r>
-        <w:rPr>
-          <w:szCs w:val="20"/>
-        </w:rPr>
-        <w:t xml:space="preserve"> = </w:t>
-      </w:r>
-      <w:proofErr w:type="spellStart"/>
-      <w:r>
-        <w:rPr>
-          <w:szCs w:val="20"/>
-        </w:rPr>
-        <w:t>given_sonnet</w:t>
-      </w:r>
-      <w:proofErr w:type="spellEnd"/>
+    </w:p>
+    <w:p>
+      <w:pPr>
+        <w:rPr>
+          <w:szCs w:val="20"/>
+        </w:rPr>
+      </w:pPr>
+      <w:r>
+        <w:rPr>
+          <w:szCs w:val="20"/>
+        </w:rPr>
+        <w:t>    Output only the poem."""</w:t>
+      </w:r>
+    </w:p>
+    <w:p>
+      <w:pPr>
+        <w:rPr>
+          <w:szCs w:val="20"/>
+        </w:rPr>
+      </w:pPr>
     </w:p>
     <w:p>
       <w:pPr>
@@ -7216,155 +5221,174 @@
         </w:rPr>
         <w:t xml:space="preserve">    </w:t>
       </w:r>
-      <w:proofErr w:type="spellStart"/>
-      <w:r>
-        <w:rPr>
-          <w:szCs w:val="20"/>
-        </w:rPr>
-        <w:t>full_prompt</w:t>
-      </w:r>
-      <w:proofErr w:type="spellEnd"/>
-      <w:r>
-        <w:rPr>
-          <w:szCs w:val="20"/>
-        </w:rPr>
-        <w:t xml:space="preserve"> = f"""&lt;task=</w:t>
-      </w:r>
-      <w:proofErr w:type="spellStart"/>
-      <w:r>
-        <w:rPr>
-          <w:szCs w:val="20"/>
-        </w:rPr>
-        <w:t>Sonnet_Generation</w:t>
-      </w:r>
-      <w:proofErr w:type="spellEnd"/>
-      <w:r>
-        <w:rPr>
-          <w:szCs w:val="20"/>
-        </w:rPr>
-        <w:t>&gt;</w:t>
-      </w:r>
-    </w:p>
-    <w:p>
-      <w:pPr>
-        <w:rPr>
-          <w:szCs w:val="20"/>
-        </w:rPr>
-      </w:pPr>
-      <w:r>
-        <w:rPr>
-          <w:szCs w:val="20"/>
-        </w:rPr>
-        <w:t>    &lt;style=</w:t>
-      </w:r>
-      <w:proofErr w:type="spellStart"/>
-      <w:r>
-        <w:rPr>
-          <w:szCs w:val="20"/>
-        </w:rPr>
-        <w:t>shakespearean</w:t>
-      </w:r>
-      <w:proofErr w:type="spellEnd"/>
-      <w:r>
-        <w:rPr>
-          <w:szCs w:val="20"/>
-        </w:rPr>
-        <w:t>&gt;</w:t>
-      </w:r>
-    </w:p>
-    <w:p>
-      <w:pPr>
-        <w:rPr>
-          <w:szCs w:val="20"/>
-        </w:rPr>
-      </w:pPr>
-      <w:r>
-        <w:rPr>
-          <w:szCs w:val="20"/>
-        </w:rPr>
-        <w:t>    &lt;meter=</w:t>
-      </w:r>
-      <w:proofErr w:type="spellStart"/>
-      <w:r>
-        <w:rPr>
-          <w:szCs w:val="20"/>
-        </w:rPr>
-        <w:t>iambic_pentameter</w:t>
-      </w:r>
-      <w:proofErr w:type="spellEnd"/>
-      <w:r>
-        <w:rPr>
-          <w:szCs w:val="20"/>
-        </w:rPr>
-        <w:t>&gt;</w:t>
-      </w:r>
-    </w:p>
-    <w:p>
-      <w:pPr>
-        <w:rPr>
-          <w:szCs w:val="20"/>
-        </w:rPr>
-      </w:pPr>
-      <w:r>
-        <w:rPr>
-          <w:szCs w:val="20"/>
-        </w:rPr>
-        <w:t>    &lt;</w:t>
-      </w:r>
-      <w:proofErr w:type="spellStart"/>
-      <w:r>
-        <w:rPr>
-          <w:szCs w:val="20"/>
-        </w:rPr>
-        <w:t>rhyme_scheme</w:t>
-      </w:r>
-      <w:proofErr w:type="spellEnd"/>
-      <w:r>
-        <w:rPr>
-          <w:szCs w:val="20"/>
-        </w:rPr>
-        <w:t>=</w:t>
-      </w:r>
-      <w:proofErr w:type="spellStart"/>
-      <w:r>
-        <w:rPr>
-          <w:szCs w:val="20"/>
-        </w:rPr>
-        <w:t>ababcdcdefefgg</w:t>
-      </w:r>
-      <w:proofErr w:type="spellEnd"/>
-      <w:r>
-        <w:rPr>
-          <w:szCs w:val="20"/>
-        </w:rPr>
-        <w:t>&gt;</w:t>
-      </w:r>
-    </w:p>
-    <w:p>
-      <w:pPr>
-        <w:rPr>
-          <w:szCs w:val="20"/>
-        </w:rPr>
-      </w:pPr>
-      <w:r>
-        <w:rPr>
-          <w:szCs w:val="20"/>
-        </w:rPr>
-        <w:t>    {</w:t>
-      </w:r>
-      <w:proofErr w:type="spellStart"/>
-      <w:r>
-        <w:rPr>
-          <w:szCs w:val="20"/>
-        </w:rPr>
-        <w:t>first_two_lines</w:t>
-      </w:r>
-      <w:proofErr w:type="spellEnd"/>
-      <w:r>
-        <w:rPr>
-          <w:szCs w:val="20"/>
-        </w:rPr>
-        <w:t>}</w:t>
+    </w:p>
+    <w:p>
+      <w:pPr>
+        <w:rPr>
+          <w:szCs w:val="20"/>
+        </w:rPr>
+      </w:pPr>
+      <w:r>
+        <w:rPr>
+          <w:szCs w:val="20"/>
+        </w:rPr>
+        <w:t>    try:</w:t>
+      </w:r>
+    </w:p>
+    <w:p>
+      <w:pPr>
+        <w:rPr>
+          <w:szCs w:val="20"/>
+        </w:rPr>
+      </w:pPr>
+      <w:r>
+        <w:rPr>
+          <w:szCs w:val="20"/>
+        </w:rPr>
+        <w:t>        response = client.chat.completions.create(</w:t>
+      </w:r>
+    </w:p>
+    <w:p>
+      <w:pPr>
+        <w:rPr>
+          <w:szCs w:val="20"/>
+        </w:rPr>
+      </w:pPr>
+      <w:r>
+        <w:rPr>
+          <w:szCs w:val="20"/>
+        </w:rPr>
+        <w:t>            model="gpt-4.1",</w:t>
+      </w:r>
+    </w:p>
+    <w:p>
+      <w:pPr>
+        <w:rPr>
+          <w:szCs w:val="20"/>
+        </w:rPr>
+      </w:pPr>
+      <w:r>
+        <w:rPr>
+          <w:szCs w:val="20"/>
+        </w:rPr>
+        <w:t>            messages=[</w:t>
+      </w:r>
+    </w:p>
+    <w:p>
+      <w:pPr>
+        <w:rPr>
+          <w:szCs w:val="20"/>
+        </w:rPr>
+      </w:pPr>
+      <w:r>
+        <w:rPr>
+          <w:szCs w:val="20"/>
+        </w:rPr>
+        <w:t>                {"role": "user", "content": full_prompt}</w:t>
+      </w:r>
+    </w:p>
+    <w:p>
+      <w:pPr>
+        <w:rPr>
+          <w:szCs w:val="20"/>
+        </w:rPr>
+      </w:pPr>
+      <w:r>
+        <w:rPr>
+          <w:szCs w:val="20"/>
+        </w:rPr>
+        <w:t>            ],</w:t>
+      </w:r>
+    </w:p>
+    <w:p>
+      <w:pPr>
+        <w:rPr>
+          <w:szCs w:val="20"/>
+        </w:rPr>
+      </w:pPr>
+      <w:r>
+        <w:rPr>
+          <w:szCs w:val="20"/>
+        </w:rPr>
+        <w:t>            temperature=0.7,</w:t>
+      </w:r>
+    </w:p>
+    <w:p>
+      <w:pPr>
+        <w:rPr>
+          <w:szCs w:val="20"/>
+        </w:rPr>
+      </w:pPr>
+      <w:r>
+        <w:rPr>
+          <w:szCs w:val="20"/>
+        </w:rPr>
+        <w:t>            max_tokens=300,</w:t>
+      </w:r>
+    </w:p>
+    <w:p>
+      <w:pPr>
+        <w:rPr>
+          <w:szCs w:val="20"/>
+        </w:rPr>
+      </w:pPr>
+      <w:r>
+        <w:rPr>
+          <w:szCs w:val="20"/>
+        </w:rPr>
+        <w:t>        )</w:t>
+      </w:r>
+    </w:p>
+    <w:p>
+      <w:pPr>
+        <w:rPr>
+          <w:szCs w:val="20"/>
+        </w:rPr>
+      </w:pPr>
+      <w:r>
+        <w:rPr>
+          <w:szCs w:val="20"/>
+        </w:rPr>
+        <w:t>        return response.choices[0].message.content</w:t>
+      </w:r>
+    </w:p>
+    <w:p>
+      <w:pPr>
+        <w:rPr>
+          <w:szCs w:val="20"/>
+        </w:rPr>
+      </w:pPr>
+      <w:r>
+        <w:rPr>
+          <w:szCs w:val="20"/>
+        </w:rPr>
+        <w:t>    except Exception as e:</w:t>
+      </w:r>
+    </w:p>
+    <w:p>
+      <w:pPr>
+        <w:rPr>
+          <w:szCs w:val="20"/>
+        </w:rPr>
+      </w:pPr>
+      <w:r>
+        <w:rPr>
+          <w:szCs w:val="20"/>
+        </w:rPr>
+        <w:t>        print(f"Error: {e}")</w:t>
+      </w:r>
+    </w:p>
+    <w:p>
+      <w:pPr>
+        <w:rPr>
+          <w:szCs w:val="20"/>
+        </w:rPr>
+      </w:pPr>
+      <w:r>
+        <w:rPr>
+          <w:szCs w:val="20"/>
+        </w:rPr>
+        <w:t>        return None</w:t>
       </w:r>
     </w:p>
     <w:p>
@@ -7388,440 +5412,156 @@
       </w:pPr>
       <w:r>
         <w:rPr>
-          <w:szCs w:val="20"/>
-        </w:rPr>
-        <w:t>    Output only the poem."""</w:t>
-      </w:r>
-    </w:p>
-    <w:p>
-      <w:pPr>
-        <w:rPr>
-          <w:szCs w:val="20"/>
-        </w:rPr>
-      </w:pPr>
-    </w:p>
-    <w:p>
-      <w:pPr>
-        <w:rPr>
-          <w:szCs w:val="20"/>
-        </w:rPr>
-      </w:pPr>
-      <w:r>
-        <w:rPr>
-          <w:szCs w:val="20"/>
-        </w:rPr>
-        <w:t xml:space="preserve">    </w:t>
-      </w:r>
-    </w:p>
-    <w:p>
-      <w:pPr>
-        <w:rPr>
-          <w:szCs w:val="20"/>
-        </w:rPr>
-      </w:pPr>
-      <w:r>
-        <w:rPr>
-          <w:szCs w:val="20"/>
-        </w:rPr>
-        <w:t>    try:</w:t>
-      </w:r>
-    </w:p>
-    <w:p>
-      <w:pPr>
-        <w:rPr>
-          <w:szCs w:val="20"/>
-        </w:rPr>
-      </w:pPr>
-      <w:r>
-        <w:rPr>
-          <w:szCs w:val="20"/>
-        </w:rPr>
-        <w:t xml:space="preserve">        response = </w:t>
-      </w:r>
-      <w:proofErr w:type="spellStart"/>
-      <w:proofErr w:type="gramStart"/>
-      <w:r>
-        <w:rPr>
-          <w:szCs w:val="20"/>
-        </w:rPr>
-        <w:t>client.chat</w:t>
-      </w:r>
-      <w:proofErr w:type="gramEnd"/>
-      <w:r>
-        <w:rPr>
-          <w:szCs w:val="20"/>
-        </w:rPr>
-        <w:t>.</w:t>
-      </w:r>
-      <w:proofErr w:type="gramStart"/>
-      <w:r>
-        <w:rPr>
-          <w:szCs w:val="20"/>
-        </w:rPr>
-        <w:t>completions.create</w:t>
-      </w:r>
-      <w:proofErr w:type="spellEnd"/>
-      <w:proofErr w:type="gramEnd"/>
-      <w:r>
-        <w:rPr>
-          <w:szCs w:val="20"/>
-        </w:rPr>
-        <w:t>(</w:t>
-      </w:r>
-    </w:p>
-    <w:p>
-      <w:pPr>
-        <w:rPr>
-          <w:szCs w:val="20"/>
-        </w:rPr>
-      </w:pPr>
-      <w:r>
-        <w:rPr>
-          <w:szCs w:val="20"/>
-        </w:rPr>
-        <w:t>            model="gpt-4.1",</w:t>
-      </w:r>
-    </w:p>
-    <w:p>
-      <w:pPr>
-        <w:rPr>
-          <w:szCs w:val="20"/>
-        </w:rPr>
-      </w:pPr>
-      <w:r>
-        <w:rPr>
-          <w:szCs w:val="20"/>
-        </w:rPr>
-        <w:t>            messages</w:t>
-      </w:r>
-      <w:proofErr w:type="gramStart"/>
-      <w:r>
-        <w:rPr>
-          <w:szCs w:val="20"/>
-        </w:rPr>
-        <w:t>=[</w:t>
-      </w:r>
-      <w:proofErr w:type="gramEnd"/>
-    </w:p>
-    <w:p>
-      <w:pPr>
-        <w:rPr>
-          <w:szCs w:val="20"/>
-        </w:rPr>
-      </w:pPr>
-      <w:r>
-        <w:rPr>
-          <w:szCs w:val="20"/>
-        </w:rPr>
-        <w:t xml:space="preserve">                {"role": "user", "content": </w:t>
-      </w:r>
-      <w:proofErr w:type="spellStart"/>
-      <w:r>
-        <w:rPr>
-          <w:szCs w:val="20"/>
-        </w:rPr>
-        <w:t>full_prompt</w:t>
-      </w:r>
-      <w:proofErr w:type="spellEnd"/>
-      <w:r>
-        <w:rPr>
-          <w:szCs w:val="20"/>
-        </w:rPr>
-        <w:t>}</w:t>
-      </w:r>
-    </w:p>
-    <w:p>
-      <w:pPr>
-        <w:rPr>
-          <w:szCs w:val="20"/>
-        </w:rPr>
-      </w:pPr>
-      <w:r>
-        <w:rPr>
-          <w:szCs w:val="20"/>
-        </w:rPr>
-        <w:t>            ],</w:t>
-      </w:r>
-    </w:p>
-    <w:p>
-      <w:pPr>
-        <w:rPr>
-          <w:szCs w:val="20"/>
-        </w:rPr>
-      </w:pPr>
-      <w:r>
-        <w:rPr>
-          <w:szCs w:val="20"/>
+          <w:rFonts w:hint="eastAsia"/>
+          <w:szCs w:val="20"/>
+        </w:rPr>
+        <w:t>-</w:t>
+      </w:r>
+      <w:r>
+        <w:rPr>
+          <w:rFonts w:hint="eastAsia"/>
+          <w:szCs w:val="20"/>
+        </w:rPr>
+        <w:t xml:space="preserve"> </w:t>
+      </w:r>
+      <w:r>
+        <w:rPr>
+          <w:szCs w:val="20"/>
+        </w:rPr>
+        <w:t>앞서 생성된 2행을 기반으로 전체 14행을 생성</w:t>
+      </w:r>
+    </w:p>
+    <w:p>
+      <w:pPr>
+        <w:rPr>
+          <w:szCs w:val="20"/>
+        </w:rPr>
+      </w:pPr>
+      <w:r>
+        <w:rPr>
+          <w:rFonts w:hint="eastAsia"/>
+          <w:szCs w:val="20"/>
+        </w:rPr>
+        <w:t xml:space="preserve">- </w:t>
+      </w:r>
+      <w:r>
+        <w:rPr>
+          <w:szCs w:val="20"/>
+        </w:rPr>
+        <w:t>2행은 그대로 프롬프트에 삽입되며, GPT-4는 나머지 12행을 이어서 작성</w:t>
+      </w:r>
+    </w:p>
+    <w:p>
+      <w:pPr>
+        <w:rPr>
+          <w:szCs w:val="20"/>
+        </w:rPr>
+      </w:pPr>
+      <w:r>
+        <w:rPr>
+          <w:rFonts w:hint="eastAsia"/>
+          <w:szCs w:val="20"/>
+        </w:rPr>
+        <w:t>- 해당 결과는 GPT2/data/</w:t>
+      </w:r>
+      <w:r>
+        <w:rPr>
+          <w:szCs w:val="20"/>
+        </w:rPr>
+        <w:t>Full_gpt4_distillation_sonnet_outputs.txt</w:t>
+      </w:r>
+      <w:r>
+        <w:rPr>
+          <w:rFonts w:hint="eastAsia"/>
+          <w:szCs w:val="20"/>
+        </w:rPr>
+        <w:t>에 저장</w:t>
+      </w:r>
+    </w:p>
+    <w:p/>
+    <w:p>
+      <w:r>
+        <w:rPr>
+          <w:rFonts w:hint="eastAsia"/>
         </w:rPr>
         <w:lastRenderedPageBreak/>
-        <w:t>            temperature=0.7,</w:t>
-      </w:r>
-    </w:p>
-    <w:p>
-      <w:pPr>
-        <w:rPr>
-          <w:szCs w:val="20"/>
-        </w:rPr>
-      </w:pPr>
-      <w:r>
-        <w:rPr>
-          <w:szCs w:val="20"/>
-        </w:rPr>
-        <w:t xml:space="preserve">            </w:t>
-      </w:r>
-      <w:proofErr w:type="spellStart"/>
-      <w:r>
-        <w:rPr>
-          <w:szCs w:val="20"/>
-        </w:rPr>
-        <w:t>max_tokens</w:t>
-      </w:r>
-      <w:proofErr w:type="spellEnd"/>
-      <w:r>
-        <w:rPr>
-          <w:szCs w:val="20"/>
-        </w:rPr>
-        <w:t>=300,</w:t>
-      </w:r>
-    </w:p>
-    <w:p>
-      <w:pPr>
-        <w:rPr>
-          <w:szCs w:val="20"/>
-        </w:rPr>
-      </w:pPr>
-      <w:r>
-        <w:rPr>
-          <w:szCs w:val="20"/>
-        </w:rPr>
-        <w:t>        )</w:t>
-      </w:r>
-    </w:p>
-    <w:p>
-      <w:pPr>
-        <w:rPr>
-          <w:szCs w:val="20"/>
-        </w:rPr>
-      </w:pPr>
-      <w:r>
-        <w:rPr>
-          <w:szCs w:val="20"/>
-        </w:rPr>
-        <w:t xml:space="preserve">        return </w:t>
-      </w:r>
-      <w:proofErr w:type="spellStart"/>
-      <w:proofErr w:type="gramStart"/>
-      <w:r>
-        <w:rPr>
-          <w:szCs w:val="20"/>
-        </w:rPr>
-        <w:t>response.choices</w:t>
-      </w:r>
-      <w:proofErr w:type="spellEnd"/>
-      <w:proofErr w:type="gramEnd"/>
-      <w:r>
-        <w:rPr>
-          <w:szCs w:val="20"/>
-        </w:rPr>
-        <w:t>[0</w:t>
-      </w:r>
-      <w:proofErr w:type="gramStart"/>
-      <w:r>
-        <w:rPr>
-          <w:szCs w:val="20"/>
-        </w:rPr>
-        <w:t>].</w:t>
-      </w:r>
-      <w:proofErr w:type="spellStart"/>
-      <w:r>
-        <w:rPr>
-          <w:szCs w:val="20"/>
-        </w:rPr>
-        <w:t>message</w:t>
-      </w:r>
-      <w:proofErr w:type="gramEnd"/>
-      <w:r>
-        <w:rPr>
-          <w:szCs w:val="20"/>
-        </w:rPr>
-        <w:t>.content</w:t>
-      </w:r>
-      <w:proofErr w:type="spellEnd"/>
-    </w:p>
-    <w:p>
-      <w:pPr>
-        <w:rPr>
-          <w:szCs w:val="20"/>
-        </w:rPr>
-      </w:pPr>
-      <w:r>
-        <w:rPr>
-          <w:szCs w:val="20"/>
-        </w:rPr>
-        <w:t>    except Exception as e:</w:t>
-      </w:r>
-    </w:p>
-    <w:p>
-      <w:pPr>
-        <w:rPr>
-          <w:szCs w:val="20"/>
-        </w:rPr>
-      </w:pPr>
-      <w:r>
-        <w:rPr>
-          <w:szCs w:val="20"/>
-        </w:rPr>
-        <w:t xml:space="preserve">        </w:t>
-      </w:r>
-      <w:proofErr w:type="gramStart"/>
-      <w:r>
-        <w:rPr>
-          <w:szCs w:val="20"/>
-        </w:rPr>
-        <w:t>print(</w:t>
-      </w:r>
-      <w:proofErr w:type="spellStart"/>
-      <w:proofErr w:type="gramEnd"/>
-      <w:r>
-        <w:rPr>
-          <w:szCs w:val="20"/>
-        </w:rPr>
-        <w:t>f"</w:t>
-      </w:r>
-      <w:proofErr w:type="gramStart"/>
-      <w:r>
-        <w:rPr>
-          <w:szCs w:val="20"/>
-        </w:rPr>
-        <w:t>Error</w:t>
-      </w:r>
-      <w:proofErr w:type="spellEnd"/>
-      <w:r>
-        <w:rPr>
-          <w:szCs w:val="20"/>
-        </w:rPr>
-        <w:t>: {e}"</w:t>
-      </w:r>
-      <w:proofErr w:type="gramEnd"/>
-      <w:r>
-        <w:rPr>
-          <w:szCs w:val="20"/>
-        </w:rPr>
-        <w:t>)</w:t>
-      </w:r>
-    </w:p>
-    <w:p>
-      <w:pPr>
-        <w:rPr>
-          <w:szCs w:val="20"/>
-        </w:rPr>
-      </w:pPr>
-      <w:r>
-        <w:rPr>
-          <w:szCs w:val="20"/>
-        </w:rPr>
-        <w:t xml:space="preserve">        </w:t>
-      </w:r>
-      <w:proofErr w:type="gramStart"/>
-      <w:r>
-        <w:rPr>
-          <w:szCs w:val="20"/>
-        </w:rPr>
-        <w:t>return</w:t>
-      </w:r>
-      <w:proofErr w:type="gramEnd"/>
-      <w:r>
-        <w:rPr>
-          <w:szCs w:val="20"/>
-        </w:rPr>
-        <w:t xml:space="preserve"> None</w:t>
-      </w:r>
-    </w:p>
-    <w:p>
-      <w:pPr>
-        <w:rPr>
-          <w:szCs w:val="20"/>
-        </w:rPr>
-      </w:pPr>
-      <w:r>
-        <w:rPr>
-          <w:szCs w:val="20"/>
-        </w:rPr>
-        <w:t xml:space="preserve">    </w:t>
-      </w:r>
-    </w:p>
-    <w:p>
-      <w:pPr>
-        <w:rPr>
-          <w:szCs w:val="20"/>
-        </w:rPr>
-      </w:pPr>
-      <w:r>
-        <w:rPr>
-          <w:rFonts w:hint="eastAsia"/>
-          <w:szCs w:val="20"/>
+        <w:t xml:space="preserve"># 4. </w:t>
+      </w:r>
+      <w:r>
+        <w:t>결과 저장 및 메모리 관리</w:t>
+      </w:r>
+    </w:p>
+    <w:p>
+      <w:r>
+        <w:t>def flush_to_file(data, path):</w:t>
+      </w:r>
+    </w:p>
+    <w:p>
+      <w:r>
+        <w:t>    with open(path, "a", encoding="utf-8") as f:</w:t>
+      </w:r>
+    </w:p>
+    <w:p>
+      <w:r>
+        <w:t>        f.write("\n\n".join(data) + "\n\n")  # 실제 줄바꿈 유지</w:t>
+      </w:r>
+    </w:p>
+    <w:p/>
+    <w:p>
+      <w:r>
+        <w:t># # index → output 매핑</w:t>
+      </w:r>
+    </w:p>
+    <w:p>
+      <w:r>
+        <w:t>index_to_sonnet = {}</w:t>
+      </w:r>
+    </w:p>
+    <w:p/>
+    <w:p>
+      <w:r>
+        <w:t>with open(OUTPUT_FILE, "r", encoding="utf-8") as f:</w:t>
+      </w:r>
+    </w:p>
+    <w:p>
+      <w:r>
+        <w:t>    for line in f:</w:t>
+      </w:r>
+    </w:p>
+    <w:p>
+      <w:r>
+        <w:t>        item = json.loads(line)</w:t>
+      </w:r>
+    </w:p>
+    <w:p>
+      <w:r>
+        <w:t>        index_to_sonnet[item["index"]] = item["output"]</w:t>
+      </w:r>
+    </w:p>
+    <w:p/>
+    <w:p>
+      <w:r>
+        <w:rPr>
+          <w:rFonts w:hint="eastAsia"/>
         </w:rPr>
         <w:t>-</w:t>
       </w:r>
       <w:r>
-        <w:rPr>
-          <w:rFonts w:hint="eastAsia"/>
-          <w:szCs w:val="20"/>
-        </w:rPr>
         <w:t xml:space="preserve"> </w:t>
       </w:r>
       <w:r>
-        <w:rPr>
-          <w:szCs w:val="20"/>
-        </w:rPr>
-        <w:t>앞서 생성된 2행을 기반으로 전체 14행을 생성</w:t>
-      </w:r>
-    </w:p>
-    <w:p>
-      <w:pPr>
-        <w:rPr>
-          <w:szCs w:val="20"/>
-        </w:rPr>
-      </w:pPr>
-      <w:r>
-        <w:rPr>
-          <w:rFonts w:hint="eastAsia"/>
-          <w:szCs w:val="20"/>
+        <w:t>약 50개 단위로 생성 결과를 메모리에 임시 저장 (buffer)</w:t>
+      </w:r>
+    </w:p>
+    <w:p>
+      <w:r>
+        <w:rPr>
+          <w:rFonts w:hint="eastAsia"/>
         </w:rPr>
         <w:t xml:space="preserve">- </w:t>
       </w:r>
       <w:r>
-        <w:rPr>
-          <w:szCs w:val="20"/>
-        </w:rPr>
-        <w:t>2행은 그대로 프롬프트에 삽입되며, GPT-4는 나머지 12행을 이어서 작성</w:t>
-      </w:r>
-    </w:p>
-    <w:p>
-      <w:pPr>
-        <w:rPr>
-          <w:szCs w:val="20"/>
-        </w:rPr>
-      </w:pPr>
-      <w:r>
-        <w:rPr>
-          <w:rFonts w:hint="eastAsia"/>
-          <w:szCs w:val="20"/>
-        </w:rPr>
-        <w:t>- 해당 결과는 GPT2/data/</w:t>
-      </w:r>
-      <w:r>
-        <w:rPr>
-          <w:szCs w:val="20"/>
-        </w:rPr>
-        <w:t>Full_gpt4_distillation_sonnet_outputs.txt</w:t>
-      </w:r>
-      <w:r>
-        <w:rPr>
-          <w:rFonts w:hint="eastAsia"/>
-          <w:szCs w:val="20"/>
-        </w:rPr>
-        <w:t>에 저장</w:t>
+        <w:t>일정 개수 도달 시 .txt 파일(OUTPUT_FILE_2)에 저장 후 메모리 비움</w:t>
       </w:r>
     </w:p>
     <w:p/>
@@ -7830,380 +5570,66 @@
         <w:rPr>
           <w:rFonts w:hint="eastAsia"/>
         </w:rPr>
-        <w:t xml:space="preserve"># 4. </w:t>
-      </w:r>
-      <w:r>
-        <w:t>결과 저장 및 메모리 관리</w:t>
-      </w:r>
-    </w:p>
-    <w:p>
-      <w:r>
-        <w:t xml:space="preserve">def </w:t>
-      </w:r>
-      <w:proofErr w:type="spellStart"/>
-      <w:r>
-        <w:t>flush_to_</w:t>
-      </w:r>
-      <w:proofErr w:type="gramStart"/>
-      <w:r>
-        <w:t>file</w:t>
-      </w:r>
-      <w:proofErr w:type="spellEnd"/>
-      <w:r>
-        <w:t>(</w:t>
-      </w:r>
-      <w:proofErr w:type="gramEnd"/>
-      <w:r>
-        <w:t>data, path):</w:t>
-      </w:r>
-    </w:p>
-    <w:p>
-      <w:r>
-        <w:t xml:space="preserve">    with </w:t>
-      </w:r>
-      <w:proofErr w:type="gramStart"/>
-      <w:r>
-        <w:t>open(</w:t>
-      </w:r>
-      <w:proofErr w:type="gramEnd"/>
-      <w:r>
-        <w:t>path, "a", encoding="utf-8") as f:</w:t>
-      </w:r>
-    </w:p>
-    <w:p>
-      <w:r>
-        <w:t xml:space="preserve">        </w:t>
-      </w:r>
-      <w:proofErr w:type="spellStart"/>
-      <w:proofErr w:type="gramStart"/>
-      <w:r>
-        <w:t>f.write</w:t>
-      </w:r>
-      <w:proofErr w:type="spellEnd"/>
-      <w:proofErr w:type="gramEnd"/>
-      <w:r>
-        <w:t>("\n\</w:t>
-      </w:r>
-      <w:proofErr w:type="spellStart"/>
-      <w:r>
-        <w:t>n</w:t>
-      </w:r>
-      <w:proofErr w:type="gramStart"/>
-      <w:r>
-        <w:t>".join</w:t>
-      </w:r>
-      <w:proofErr w:type="spellEnd"/>
-      <w:proofErr w:type="gramEnd"/>
-      <w:r>
-        <w:t>(data) + "\n\n"</w:t>
-      </w:r>
-      <w:proofErr w:type="gramStart"/>
-      <w:r>
-        <w:t>)  #</w:t>
-      </w:r>
-      <w:proofErr w:type="gramEnd"/>
-      <w:r>
-        <w:t xml:space="preserve"> 실제 </w:t>
-      </w:r>
-      <w:proofErr w:type="spellStart"/>
-      <w:r>
-        <w:t>줄바꿈</w:t>
-      </w:r>
-      <w:proofErr w:type="spellEnd"/>
-      <w:r>
-        <w:t xml:space="preserve"> 유지</w:t>
-      </w:r>
-    </w:p>
-    <w:p/>
-    <w:p>
-      <w:r>
-        <w:t># # index → output 매핑</w:t>
-      </w:r>
-    </w:p>
-    <w:p>
-      <w:proofErr w:type="spellStart"/>
-      <w:r>
-        <w:t>index_to_sonnet</w:t>
-      </w:r>
-      <w:proofErr w:type="spellEnd"/>
-      <w:r>
-        <w:t xml:space="preserve"> = {}</w:t>
-      </w:r>
-    </w:p>
-    <w:p/>
-    <w:p>
-      <w:r>
-        <w:t xml:space="preserve">with </w:t>
-      </w:r>
-      <w:proofErr w:type="gramStart"/>
-      <w:r>
-        <w:t>open(</w:t>
-      </w:r>
-      <w:proofErr w:type="gramEnd"/>
-      <w:r>
-        <w:t>OUTPUT_FILE, "r", encoding="utf-8") as f:</w:t>
-      </w:r>
-    </w:p>
-    <w:p>
-      <w:r>
-        <w:t>    for line in f:</w:t>
-      </w:r>
-    </w:p>
-    <w:p>
-      <w:r>
-        <w:t xml:space="preserve">        item = </w:t>
-      </w:r>
-      <w:proofErr w:type="spellStart"/>
-      <w:proofErr w:type="gramStart"/>
-      <w:r>
-        <w:t>json.loads</w:t>
-      </w:r>
-      <w:proofErr w:type="spellEnd"/>
-      <w:proofErr w:type="gramEnd"/>
-      <w:r>
-        <w:t>(line)</w:t>
-      </w:r>
-    </w:p>
-    <w:p>
-      <w:r>
-        <w:t xml:space="preserve">        </w:t>
-      </w:r>
-      <w:proofErr w:type="spellStart"/>
-      <w:r>
-        <w:t>index_to_sonnet</w:t>
-      </w:r>
-      <w:proofErr w:type="spellEnd"/>
-      <w:r>
-        <w:t>[item["</w:t>
-      </w:r>
-      <w:proofErr w:type="gramStart"/>
-      <w:r>
-        <w:t>index"]</w:t>
-      </w:r>
-      <w:proofErr w:type="gramEnd"/>
-      <w:r>
-        <w:t>] = item["output"]</w:t>
-      </w:r>
-    </w:p>
-    <w:p/>
-    <w:p>
-      <w:r>
-        <w:rPr>
-          <w:rFonts w:hint="eastAsia"/>
-        </w:rPr>
-        <w:t>-</w:t>
-      </w:r>
-      <w:r>
-        <w:t xml:space="preserve"> </w:t>
-      </w:r>
-      <w:r>
-        <w:t>약 50개 단위로 생성 결과를 메모리에 임시 저장 (buffer)</w:t>
-      </w:r>
-    </w:p>
-    <w:p>
-      <w:r>
-        <w:rPr>
-          <w:rFonts w:hint="eastAsia"/>
-        </w:rPr>
+        <w:t xml:space="preserve"># 5. </w:t>
+      </w:r>
+      <w:r>
+        <w:t>마지막 couplet(13, 14행) 앞에 띄어쓰기 2번 추가</w:t>
+      </w:r>
+    </w:p>
+    <w:p>
+      <w:r>
+        <w:t>def format_sonnet_with_couplet_indent(sonnet_text: str) -&gt; str:</w:t>
+      </w:r>
+    </w:p>
+    <w:p>
+      <w:r>
+        <w:t>    """</w:t>
+      </w:r>
+    </w:p>
+    <w:p>
+      <w:r>
+        <w:t>    14줄짜리 소네트를 받아 마지막 couplet(13, 14행) 앞에 띄어쓰기 2번 추가</w:t>
+      </w:r>
+    </w:p>
+    <w:p>
+      <w:r>
+        <w:t>    """</w:t>
+      </w:r>
+    </w:p>
+    <w:p>
+      <w:r>
+        <w:t>    lines = sonnet_text.strip().split("\n")</w:t>
+      </w:r>
+    </w:p>
+    <w:p>
+      <w:r>
+        <w:t>    if len(lines) == 14:</w:t>
+      </w:r>
+    </w:p>
+    <w:p>
+      <w:r>
+        <w:t>        # 마지막 2줄에 들여쓰기 추가</w:t>
+      </w:r>
+    </w:p>
+    <w:p>
+      <w:r>
+        <w:t>        lines[12] = "  " + lines[12]</w:t>
+      </w:r>
+    </w:p>
+    <w:p>
+      <w:r>
+        <w:t>        lines[13] = "  " + lines[13]</w:t>
+      </w:r>
+    </w:p>
+    <w:p>
+      <w:r>
         <w:lastRenderedPageBreak/>
-        <w:t xml:space="preserve">- </w:t>
-      </w:r>
-      <w:r>
-        <w:t>일정 개수 도달 시 .txt 파일(OUTPUT_FILE_2)에 저장 후 메모리 비움</w:t>
-      </w:r>
-    </w:p>
-    <w:p/>
-    <w:p>
-      <w:r>
-        <w:rPr>
-          <w:rFonts w:hint="eastAsia"/>
-        </w:rPr>
-        <w:t xml:space="preserve"># 5. </w:t>
-      </w:r>
-      <w:r>
-        <w:t>마지막 couplet(13, 14행) 앞에 띄어쓰기 2번 추가</w:t>
-      </w:r>
-    </w:p>
-    <w:p>
-      <w:r>
-        <w:t xml:space="preserve">def </w:t>
-      </w:r>
-      <w:proofErr w:type="spellStart"/>
-      <w:r>
-        <w:t>format_sonnet_with_couplet_</w:t>
-      </w:r>
-      <w:proofErr w:type="gramStart"/>
-      <w:r>
-        <w:t>indent</w:t>
-      </w:r>
-      <w:proofErr w:type="spellEnd"/>
-      <w:r>
-        <w:t>(</w:t>
-      </w:r>
-      <w:proofErr w:type="spellStart"/>
-      <w:proofErr w:type="gramEnd"/>
-      <w:r>
-        <w:t>sonnet_text</w:t>
-      </w:r>
-      <w:proofErr w:type="spellEnd"/>
-      <w:r>
-        <w:t>: str) -&gt; str:</w:t>
-      </w:r>
-    </w:p>
-    <w:p>
-      <w:r>
-        <w:t>    """</w:t>
-      </w:r>
-    </w:p>
-    <w:p>
-      <w:r>
-        <w:t>    14줄짜리 소네트를 받아 마지막 couplet(13, 14행) 앞에 띄어쓰기 2번 추가</w:t>
-      </w:r>
-    </w:p>
-    <w:p>
-      <w:r>
-        <w:t>    """</w:t>
-      </w:r>
-    </w:p>
-    <w:p>
-      <w:r>
-        <w:t xml:space="preserve">    lines = </w:t>
-      </w:r>
-      <w:proofErr w:type="spellStart"/>
-      <w:r>
-        <w:t>sonnet_</w:t>
-      </w:r>
-      <w:proofErr w:type="gramStart"/>
-      <w:r>
-        <w:t>text.strip</w:t>
-      </w:r>
-      <w:proofErr w:type="spellEnd"/>
-      <w:proofErr w:type="gramEnd"/>
-      <w:r>
-        <w:t>(</w:t>
-      </w:r>
-      <w:proofErr w:type="gramStart"/>
-      <w:r>
-        <w:t>).split</w:t>
-      </w:r>
-      <w:proofErr w:type="gramEnd"/>
-      <w:r>
-        <w:t>("\n")</w:t>
-      </w:r>
-    </w:p>
-    <w:p>
-      <w:r>
-        <w:t xml:space="preserve">    if </w:t>
-      </w:r>
-      <w:proofErr w:type="spellStart"/>
-      <w:r>
-        <w:t>len</w:t>
-      </w:r>
-      <w:proofErr w:type="spellEnd"/>
-      <w:r>
-        <w:t>(lines) == 14:</w:t>
-      </w:r>
-    </w:p>
-    <w:p>
-      <w:r>
-        <w:t>        # 마지막 2줄에 들여쓰기 추가</w:t>
-      </w:r>
-    </w:p>
-    <w:p>
-      <w:r>
-        <w:t xml:space="preserve">        </w:t>
-      </w:r>
-      <w:proofErr w:type="gramStart"/>
-      <w:r>
-        <w:t>lines[</w:t>
-      </w:r>
-      <w:proofErr w:type="gramEnd"/>
-      <w:r>
-        <w:t xml:space="preserve">12] = </w:t>
-      </w:r>
-      <w:proofErr w:type="gramStart"/>
-      <w:r>
-        <w:t>"  "</w:t>
-      </w:r>
-      <w:proofErr w:type="gramEnd"/>
-      <w:r>
-        <w:t xml:space="preserve"> + </w:t>
-      </w:r>
-      <w:proofErr w:type="gramStart"/>
-      <w:r>
-        <w:t>lines[</w:t>
-      </w:r>
-      <w:proofErr w:type="gramEnd"/>
-      <w:r>
-        <w:t>12]</w:t>
-      </w:r>
-    </w:p>
-    <w:p>
-      <w:r>
-        <w:t xml:space="preserve">        </w:t>
-      </w:r>
-      <w:proofErr w:type="gramStart"/>
-      <w:r>
-        <w:t>lines[</w:t>
-      </w:r>
-      <w:proofErr w:type="gramEnd"/>
-      <w:r>
-        <w:t xml:space="preserve">13] = </w:t>
-      </w:r>
-      <w:proofErr w:type="gramStart"/>
-      <w:r>
-        <w:t>"  "</w:t>
-      </w:r>
-      <w:proofErr w:type="gramEnd"/>
-      <w:r>
-        <w:t xml:space="preserve"> + </w:t>
-      </w:r>
-      <w:proofErr w:type="gramStart"/>
-      <w:r>
-        <w:t>lines[</w:t>
-      </w:r>
-      <w:proofErr w:type="gramEnd"/>
-      <w:r>
-        <w:t>13]</w:t>
-      </w:r>
-    </w:p>
-    <w:p>
-      <w:r>
-        <w:t>        return "\</w:t>
-      </w:r>
-      <w:proofErr w:type="spellStart"/>
-      <w:r>
-        <w:t>n</w:t>
-      </w:r>
-      <w:proofErr w:type="gramStart"/>
-      <w:r>
-        <w:t>".join</w:t>
-      </w:r>
-      <w:proofErr w:type="spellEnd"/>
-      <w:proofErr w:type="gramEnd"/>
-      <w:r>
-        <w:t>(lines)</w:t>
-      </w:r>
-    </w:p>
-    <w:p>
-      <w:r>
-        <w:t xml:space="preserve">    return </w:t>
-      </w:r>
-      <w:proofErr w:type="spellStart"/>
-      <w:r>
-        <w:t>sonnet_</w:t>
-      </w:r>
-      <w:proofErr w:type="gramStart"/>
-      <w:r>
-        <w:t>text</w:t>
-      </w:r>
-      <w:proofErr w:type="spellEnd"/>
-      <w:r>
-        <w:t xml:space="preserve">  #</w:t>
-      </w:r>
-      <w:proofErr w:type="gramEnd"/>
-      <w:r>
-        <w:t xml:space="preserve"> 줄 수가 다르면 그대로 반환</w:t>
+        <w:t>        return "\n".join(lines)</w:t>
+      </w:r>
+    </w:p>
+    <w:p>
+      <w:r>
+        <w:t>    return sonnet_text  # 줄 수가 다르면 그대로 반환</w:t>
       </w:r>
     </w:p>
     <w:p/>
@@ -13671,6 +11097,24 @@
     <w:uiPriority w:val="99"/>
     <w:rsid w:val="00D433BB"/>
   </w:style>
+  <w:style w:type="paragraph" w:styleId="a8">
+    <w:name w:val="Date"/>
+    <w:basedOn w:val="a"/>
+    <w:next w:val="a"/>
+    <w:link w:val="Char1"/>
+    <w:uiPriority w:val="99"/>
+    <w:semiHidden/>
+    <w:unhideWhenUsed/>
+    <w:rsid w:val="00501119"/>
+  </w:style>
+  <w:style w:type="character" w:customStyle="1" w:styleId="Char1">
+    <w:name w:val="날짜 Char"/>
+    <w:basedOn w:val="a0"/>
+    <w:link w:val="a8"/>
+    <w:uiPriority w:val="99"/>
+    <w:semiHidden/>
+    <w:rsid w:val="00501119"/>
+  </w:style>
 </w:styles>
 </file>
 
